--- a/实训要求/开发文档（每组交一份）/05 系统部署文档（校园综合服务平台）.docx
+++ b/实训要求/开发文档（每组交一份）/05 系统部署文档（校园综合服务平台）.docx
@@ -51,7 +51,7 @@
             <w:r>
               <w:rPr>
                 <w:b/>
-                <w:sz w:val="20"/>
+                <w:sz w:val="18"/>
               </w:rPr>
               <w:t>项目</w:t>
             </w:r>
@@ -68,7 +68,7 @@
             <w:r>
               <w:rPr>
                 <w:b/>
-                <w:sz w:val="20"/>
+                <w:sz w:val="18"/>
               </w:rPr>
               <w:t>信息</w:t>
             </w:r>
@@ -83,7 +83,7 @@
           <w:p>
             <w:r>
               <w:rPr>
-                <w:sz w:val="20"/>
+                <w:sz w:val="18"/>
               </w:rPr>
               <w:t>项目名称</w:t>
             </w:r>
@@ -96,7 +96,7 @@
           <w:p>
             <w:r>
               <w:rPr>
-                <w:sz w:val="20"/>
+                <w:sz w:val="18"/>
               </w:rPr>
               <w:t>校园综合服务平台</w:t>
             </w:r>
@@ -111,7 +111,7 @@
           <w:p>
             <w:r>
               <w:rPr>
-                <w:sz w:val="20"/>
+                <w:sz w:val="18"/>
               </w:rPr>
               <w:t>文档版本</w:t>
             </w:r>
@@ -124,9 +124,9 @@
           <w:p>
             <w:r>
               <w:rPr>
-                <w:sz w:val="20"/>
+                <w:sz w:val="18"/>
               </w:rPr>
-              <w:t>v2.0</w:t>
+              <w:t>v2.1</w:t>
             </w:r>
           </w:p>
         </w:tc>
@@ -139,7 +139,7 @@
           <w:p>
             <w:r>
               <w:rPr>
-                <w:sz w:val="20"/>
+                <w:sz w:val="18"/>
               </w:rPr>
               <w:t>编写日期</w:t>
             </w:r>
@@ -152,7 +152,7 @@
           <w:p>
             <w:r>
               <w:rPr>
-                <w:sz w:val="20"/>
+                <w:sz w:val="18"/>
               </w:rPr>
               <w:t>2026-06-07</w:t>
             </w:r>
@@ -167,7 +167,7 @@
           <w:p>
             <w:r>
               <w:rPr>
-                <w:sz w:val="20"/>
+                <w:sz w:val="18"/>
               </w:rPr>
               <w:t>部署服务器</w:t>
             </w:r>
@@ -180,7 +180,7 @@
           <w:p>
             <w:r>
               <w:rPr>
-                <w:sz w:val="20"/>
+                <w:sz w:val="18"/>
               </w:rPr>
               <w:t>阿里云 ECS 4核8G Ubuntu 22.04 (101.37.182.56)</w:t>
             </w:r>
@@ -195,7 +195,7 @@
           <w:p>
             <w:r>
               <w:rPr>
-                <w:sz w:val="20"/>
+                <w:sz w:val="18"/>
               </w:rPr>
               <w:t>部署方式</w:t>
             </w:r>
@@ -208,9 +208,9 @@
           <w:p>
             <w:r>
               <w:rPr>
-                <w:sz w:val="20"/>
+                <w:sz w:val="18"/>
               </w:rPr>
-              <w:t>Docker Compose + Nginx + Java Jar</w:t>
+              <w:t>Docker Compose 全容器化部署</w:t>
             </w:r>
           </w:p>
         </w:tc>
@@ -225,7 +225,6 @@
     <w:p>
       <w:pPr>
         <w:spacing w:before="240" w:after="120"/>
-        <w:jc w:val="left"/>
       </w:pPr>
       <w:r>
         <w:rPr>
@@ -239,7 +238,6 @@
     <w:p>
       <w:pPr>
         <w:spacing w:before="160" w:after="80"/>
-        <w:jc w:val="left"/>
       </w:pPr>
       <w:r>
         <w:rPr>
@@ -247,7 +245,7 @@
           <w:b/>
           <w:sz w:val="28"/>
         </w:rPr>
-        <w:t>1.1 服务器配置要求</w:t>
+        <w:t>1.1 服务器配置</w:t>
       </w:r>
     </w:p>
     <w:tbl>
@@ -275,7 +273,7 @@
             <w:r>
               <w:rPr>
                 <w:b/>
-                <w:sz w:val="20"/>
+                <w:sz w:val="18"/>
               </w:rPr>
               <w:t>配置项</w:t>
             </w:r>
@@ -292,9 +290,9 @@
             <w:r>
               <w:rPr>
                 <w:b/>
-                <w:sz w:val="20"/>
+                <w:sz w:val="18"/>
               </w:rPr>
-              <w:t>最低要求</w:t>
+              <w:t>最低</w:t>
             </w:r>
           </w:p>
         </w:tc>
@@ -309,9 +307,9 @@
             <w:r>
               <w:rPr>
                 <w:b/>
-                <w:sz w:val="20"/>
+                <w:sz w:val="18"/>
               </w:rPr>
-              <w:t>推荐配置</w:t>
+              <w:t>推荐</w:t>
             </w:r>
           </w:p>
         </w:tc>
@@ -326,7 +324,7 @@
             <w:r>
               <w:rPr>
                 <w:b/>
-                <w:sz w:val="20"/>
+                <w:sz w:val="18"/>
               </w:rPr>
               <w:t>生产环境</w:t>
             </w:r>
@@ -341,7 +339,7 @@
           <w:p>
             <w:r>
               <w:rPr>
-                <w:sz w:val="20"/>
+                <w:sz w:val="18"/>
               </w:rPr>
               <w:t>CPU</w:t>
             </w:r>
@@ -354,7 +352,7 @@
           <w:p>
             <w:r>
               <w:rPr>
-                <w:sz w:val="20"/>
+                <w:sz w:val="18"/>
               </w:rPr>
               <w:t>2核</w:t>
             </w:r>
@@ -367,7 +365,7 @@
           <w:p>
             <w:r>
               <w:rPr>
-                <w:sz w:val="20"/>
+                <w:sz w:val="18"/>
               </w:rPr>
               <w:t>4核</w:t>
             </w:r>
@@ -380,7 +378,7 @@
           <w:p>
             <w:r>
               <w:rPr>
-                <w:sz w:val="20"/>
+                <w:sz w:val="18"/>
               </w:rPr>
               <w:t>4核 Intel Xeon</w:t>
             </w:r>
@@ -395,7 +393,7 @@
           <w:p>
             <w:r>
               <w:rPr>
-                <w:sz w:val="20"/>
+                <w:sz w:val="18"/>
               </w:rPr>
               <w:t>内存</w:t>
             </w:r>
@@ -408,7 +406,7 @@
           <w:p>
             <w:r>
               <w:rPr>
-                <w:sz w:val="20"/>
+                <w:sz w:val="18"/>
               </w:rPr>
               <w:t>4GB</w:t>
             </w:r>
@@ -421,7 +419,7 @@
           <w:p>
             <w:r>
               <w:rPr>
-                <w:sz w:val="20"/>
+                <w:sz w:val="18"/>
               </w:rPr>
               <w:t>8GB</w:t>
             </w:r>
@@ -434,7 +432,7 @@
           <w:p>
             <w:r>
               <w:rPr>
-                <w:sz w:val="20"/>
+                <w:sz w:val="18"/>
               </w:rPr>
               <w:t>8GB DDR4</w:t>
             </w:r>
@@ -449,7 +447,7 @@
           <w:p>
             <w:r>
               <w:rPr>
-                <w:sz w:val="20"/>
+                <w:sz w:val="18"/>
               </w:rPr>
               <w:t>硬盘</w:t>
             </w:r>
@@ -462,7 +460,7 @@
           <w:p>
             <w:r>
               <w:rPr>
-                <w:sz w:val="20"/>
+                <w:sz w:val="18"/>
               </w:rPr>
               <w:t>40GB SSD</w:t>
             </w:r>
@@ -475,7 +473,7 @@
           <w:p>
             <w:r>
               <w:rPr>
-                <w:sz w:val="20"/>
+                <w:sz w:val="18"/>
               </w:rPr>
               <w:t>80GB SSD</w:t>
             </w:r>
@@ -488,7 +486,7 @@
           <w:p>
             <w:r>
               <w:rPr>
-                <w:sz w:val="20"/>
+                <w:sz w:val="18"/>
               </w:rPr>
               <w:t>80GB 云盘</w:t>
             </w:r>
@@ -503,9 +501,9 @@
           <w:p>
             <w:r>
               <w:rPr>
-                <w:sz w:val="20"/>
+                <w:sz w:val="18"/>
               </w:rPr>
-              <w:t>操作系统</w:t>
+              <w:t>OS</w:t>
             </w:r>
           </w:p>
         </w:tc>
@@ -516,7 +514,7 @@
           <w:p>
             <w:r>
               <w:rPr>
-                <w:sz w:val="20"/>
+                <w:sz w:val="18"/>
               </w:rPr>
               <w:t>Ubuntu 20.04+</w:t>
             </w:r>
@@ -529,7 +527,7 @@
           <w:p>
             <w:r>
               <w:rPr>
-                <w:sz w:val="20"/>
+                <w:sz w:val="18"/>
               </w:rPr>
               <w:t>Ubuntu 22.04</w:t>
             </w:r>
@@ -542,7 +540,7 @@
           <w:p>
             <w:r>
               <w:rPr>
-                <w:sz w:val="20"/>
+                <w:sz w:val="18"/>
               </w:rPr>
               <w:t>Ubuntu 22.04 LTS</w:t>
             </w:r>
@@ -557,7 +555,7 @@
           <w:p>
             <w:r>
               <w:rPr>
-                <w:sz w:val="20"/>
+                <w:sz w:val="18"/>
               </w:rPr>
               <w:t>带宽</w:t>
             </w:r>
@@ -570,7 +568,7 @@
           <w:p>
             <w:r>
               <w:rPr>
-                <w:sz w:val="20"/>
+                <w:sz w:val="18"/>
               </w:rPr>
               <w:t>3Mbps</w:t>
             </w:r>
@@ -583,7 +581,7 @@
           <w:p>
             <w:r>
               <w:rPr>
-                <w:sz w:val="20"/>
+                <w:sz w:val="18"/>
               </w:rPr>
               <w:t>5Mbps</w:t>
             </w:r>
@@ -596,63 +594,9 @@
           <w:p>
             <w:r>
               <w:rPr>
-                <w:sz w:val="20"/>
+                <w:sz w:val="18"/>
               </w:rPr>
               <w:t>5Mbps</w:t>
-            </w:r>
-          </w:p>
-        </w:tc>
-      </w:tr>
-      <w:tr>
-        <w:tc>
-          <w:tcPr>
-            <w:tcW w:type="dxa" w:w="1417"/>
-          </w:tcPr>
-          <w:p>
-            <w:r>
-              <w:rPr>
-                <w:sz w:val="20"/>
-              </w:rPr>
-              <w:t>网络</w:t>
-            </w:r>
-          </w:p>
-        </w:tc>
-        <w:tc>
-          <w:tcPr>
-            <w:tcW w:type="dxa" w:w="1701"/>
-          </w:tcPr>
-          <w:p>
-            <w:r>
-              <w:rPr>
-                <w:sz w:val="20"/>
-              </w:rPr>
-              <w:t>公网IP</w:t>
-            </w:r>
-          </w:p>
-        </w:tc>
-        <w:tc>
-          <w:tcPr>
-            <w:tcW w:type="dxa" w:w="1701"/>
-          </w:tcPr>
-          <w:p>
-            <w:r>
-              <w:rPr>
-                <w:sz w:val="20"/>
-              </w:rPr>
-              <w:t>公网IP + 域名</w:t>
-            </w:r>
-          </w:p>
-        </w:tc>
-        <w:tc>
-          <w:tcPr>
-            <w:tcW w:type="dxa" w:w="3118"/>
-          </w:tcPr>
-          <w:p>
-            <w:r>
-              <w:rPr>
-                <w:sz w:val="20"/>
-              </w:rPr>
-              <w:t>公网IP 101.37.182.56</w:t>
             </w:r>
           </w:p>
         </w:tc>
@@ -662,7 +606,6 @@
     <w:p>
       <w:pPr>
         <w:spacing w:before="160" w:after="80"/>
-        <w:jc w:val="left"/>
       </w:pPr>
       <w:r>
         <w:rPr>
@@ -681,10 +624,9 @@
         <w:tblLook w:firstColumn="1" w:firstRow="1" w:lastColumn="0" w:lastRow="0" w:noHBand="0" w:noVBand="1" w:val="04A0"/>
       </w:tblPr>
       <w:tblGrid>
-        <w:gridCol w:w="2160"/>
-        <w:gridCol w:w="2160"/>
-        <w:gridCol w:w="2160"/>
-        <w:gridCol w:w="2160"/>
+        <w:gridCol w:w="2880"/>
+        <w:gridCol w:w="2880"/>
+        <w:gridCol w:w="2880"/>
       </w:tblGrid>
       <w:tr>
         <w:tc>
@@ -698,7 +640,7 @@
             <w:r>
               <w:rPr>
                 <w:b/>
-                <w:sz w:val="20"/>
+                <w:sz w:val="18"/>
               </w:rPr>
               <w:t>软件</w:t>
             </w:r>
@@ -706,7 +648,7 @@
         </w:tc>
         <w:tc>
           <w:tcPr>
-            <w:tcW w:type="dxa" w:w="1134"/>
+            <w:tcW w:type="dxa" w:w="1417"/>
           </w:tcPr>
           <w:p>
             <w:pPr>
@@ -715,7 +657,7 @@
             <w:r>
               <w:rPr>
                 <w:b/>
-                <w:sz w:val="20"/>
+                <w:sz w:val="18"/>
               </w:rPr>
               <w:t>版本</w:t>
             </w:r>
@@ -723,7 +665,7 @@
         </w:tc>
         <w:tc>
           <w:tcPr>
-            <w:tcW w:type="dxa" w:w="2551"/>
+            <w:tcW w:type="dxa" w:w="5102"/>
           </w:tcPr>
           <w:p>
             <w:pPr>
@@ -732,26 +674,9 @@
             <w:r>
               <w:rPr>
                 <w:b/>
-                <w:sz w:val="20"/>
+                <w:sz w:val="18"/>
               </w:rPr>
               <w:t>用途</w:t>
-            </w:r>
-          </w:p>
-        </w:tc>
-        <w:tc>
-          <w:tcPr>
-            <w:tcW w:type="dxa" w:w="850"/>
-          </w:tcPr>
-          <w:p>
-            <w:pPr>
-              <w:jc w:val="center"/>
-            </w:pPr>
-            <w:r>
-              <w:rPr>
-                <w:b/>
-                <w:sz w:val="20"/>
-              </w:rPr>
-              <w:t>必需</w:t>
             </w:r>
           </w:p>
         </w:tc>
@@ -764,7 +689,7 @@
           <w:p>
             <w:r>
               <w:rPr>
-                <w:sz w:val="20"/>
+                <w:sz w:val="18"/>
               </w:rPr>
               <w:t>JDK</w:t>
             </w:r>
@@ -772,12 +697,12 @@
         </w:tc>
         <w:tc>
           <w:tcPr>
-            <w:tcW w:type="dxa" w:w="1134"/>
+            <w:tcW w:type="dxa" w:w="1417"/>
           </w:tcPr>
           <w:p>
             <w:r>
               <w:rPr>
-                <w:sz w:val="20"/>
+                <w:sz w:val="18"/>
               </w:rPr>
               <w:t>17</w:t>
             </w:r>
@@ -785,27 +710,14 @@
         </w:tc>
         <w:tc>
           <w:tcPr>
-            <w:tcW w:type="dxa" w:w="2551"/>
+            <w:tcW w:type="dxa" w:w="5102"/>
           </w:tcPr>
           <w:p>
             <w:r>
               <w:rPr>
-                <w:sz w:val="20"/>
+                <w:sz w:val="18"/>
               </w:rPr>
-              <w:t>Java 运行时环境</w:t>
-            </w:r>
-          </w:p>
-        </w:tc>
-        <w:tc>
-          <w:tcPr>
-            <w:tcW w:type="dxa" w:w="850"/>
-          </w:tcPr>
-          <w:p>
-            <w:r>
-              <w:rPr>
-                <w:sz w:val="20"/>
-              </w:rPr>
-              <w:t>是</w:t>
+              <w:t>Java 运行时</w:t>
             </w:r>
           </w:p>
         </w:tc>
@@ -818,7 +730,7 @@
           <w:p>
             <w:r>
               <w:rPr>
-                <w:sz w:val="20"/>
+                <w:sz w:val="18"/>
               </w:rPr>
               <w:t>Maven</w:t>
             </w:r>
@@ -826,12 +738,12 @@
         </w:tc>
         <w:tc>
           <w:tcPr>
-            <w:tcW w:type="dxa" w:w="1134"/>
+            <w:tcW w:type="dxa" w:w="1417"/>
           </w:tcPr>
           <w:p>
             <w:r>
               <w:rPr>
-                <w:sz w:val="20"/>
+                <w:sz w:val="18"/>
               </w:rPr>
               <w:t>3.8+</w:t>
             </w:r>
@@ -839,27 +751,14 @@
         </w:tc>
         <w:tc>
           <w:tcPr>
-            <w:tcW w:type="dxa" w:w="2551"/>
+            <w:tcW w:type="dxa" w:w="5102"/>
           </w:tcPr>
           <w:p>
             <w:r>
               <w:rPr>
-                <w:sz w:val="20"/>
+                <w:sz w:val="18"/>
               </w:rPr>
-              <w:t>项目构建与依赖管理</w:t>
-            </w:r>
-          </w:p>
-        </w:tc>
-        <w:tc>
-          <w:tcPr>
-            <w:tcW w:type="dxa" w:w="850"/>
-          </w:tcPr>
-          <w:p>
-            <w:r>
-              <w:rPr>
-                <w:sz w:val="20"/>
-              </w:rPr>
-              <w:t>是（编译时）</w:t>
+              <w:t>项目构建</w:t>
             </w:r>
           </w:p>
         </w:tc>
@@ -872,7 +771,7 @@
           <w:p>
             <w:r>
               <w:rPr>
-                <w:sz w:val="20"/>
+                <w:sz w:val="18"/>
               </w:rPr>
               <w:t>Docker</w:t>
             </w:r>
@@ -880,12 +779,12 @@
         </w:tc>
         <w:tc>
           <w:tcPr>
-            <w:tcW w:type="dxa" w:w="1134"/>
+            <w:tcW w:type="dxa" w:w="1417"/>
           </w:tcPr>
           <w:p>
             <w:r>
               <w:rPr>
-                <w:sz w:val="20"/>
+                <w:sz w:val="18"/>
               </w:rPr>
               <w:t>29.x</w:t>
             </w:r>
@@ -893,27 +792,14 @@
         </w:tc>
         <w:tc>
           <w:tcPr>
-            <w:tcW w:type="dxa" w:w="2551"/>
+            <w:tcW w:type="dxa" w:w="5102"/>
           </w:tcPr>
           <w:p>
             <w:r>
               <w:rPr>
-                <w:sz w:val="20"/>
+                <w:sz w:val="18"/>
               </w:rPr>
               <w:t>容器化运行</w:t>
-            </w:r>
-          </w:p>
-        </w:tc>
-        <w:tc>
-          <w:tcPr>
-            <w:tcW w:type="dxa" w:w="850"/>
-          </w:tcPr>
-          <w:p>
-            <w:r>
-              <w:rPr>
-                <w:sz w:val="20"/>
-              </w:rPr>
-              <w:t>是（生产环境）</w:t>
             </w:r>
           </w:p>
         </w:tc>
@@ -926,7 +812,7 @@
           <w:p>
             <w:r>
               <w:rPr>
-                <w:sz w:val="20"/>
+                <w:sz w:val="18"/>
               </w:rPr>
               <w:t>Docker Compose</w:t>
             </w:r>
@@ -934,12 +820,12 @@
         </w:tc>
         <w:tc>
           <w:tcPr>
-            <w:tcW w:type="dxa" w:w="1134"/>
+            <w:tcW w:type="dxa" w:w="1417"/>
           </w:tcPr>
           <w:p>
             <w:r>
               <w:rPr>
-                <w:sz w:val="20"/>
+                <w:sz w:val="18"/>
               </w:rPr>
               <w:t>v2.x</w:t>
             </w:r>
@@ -947,27 +833,14 @@
         </w:tc>
         <w:tc>
           <w:tcPr>
-            <w:tcW w:type="dxa" w:w="2551"/>
+            <w:tcW w:type="dxa" w:w="5102"/>
           </w:tcPr>
           <w:p>
             <w:r>
               <w:rPr>
-                <w:sz w:val="20"/>
+                <w:sz w:val="18"/>
               </w:rPr>
               <w:t>多容器编排</w:t>
-            </w:r>
-          </w:p>
-        </w:tc>
-        <w:tc>
-          <w:tcPr>
-            <w:tcW w:type="dxa" w:w="850"/>
-          </w:tcPr>
-          <w:p>
-            <w:r>
-              <w:rPr>
-                <w:sz w:val="20"/>
-              </w:rPr>
-              <w:t>是（生产环境）</w:t>
             </w:r>
           </w:p>
         </w:tc>
@@ -980,7 +853,7 @@
           <w:p>
             <w:r>
               <w:rPr>
-                <w:sz w:val="20"/>
+                <w:sz w:val="18"/>
               </w:rPr>
               <w:t>MySQL</w:t>
             </w:r>
@@ -988,12 +861,12 @@
         </w:tc>
         <w:tc>
           <w:tcPr>
-            <w:tcW w:type="dxa" w:w="1134"/>
+            <w:tcW w:type="dxa" w:w="1417"/>
           </w:tcPr>
           <w:p>
             <w:r>
               <w:rPr>
-                <w:sz w:val="20"/>
+                <w:sz w:val="18"/>
               </w:rPr>
               <w:t>8.0</w:t>
             </w:r>
@@ -1001,27 +874,14 @@
         </w:tc>
         <w:tc>
           <w:tcPr>
-            <w:tcW w:type="dxa" w:w="2551"/>
+            <w:tcW w:type="dxa" w:w="5102"/>
           </w:tcPr>
           <w:p>
             <w:r>
               <w:rPr>
-                <w:sz w:val="20"/>
+                <w:sz w:val="18"/>
               </w:rPr>
-              <w:t>数据持久化存储</w:t>
-            </w:r>
-          </w:p>
-        </w:tc>
-        <w:tc>
-          <w:tcPr>
-            <w:tcW w:type="dxa" w:w="850"/>
-          </w:tcPr>
-          <w:p>
-            <w:r>
-              <w:rPr>
-                <w:sz w:val="20"/>
-              </w:rPr>
-              <w:t>是</w:t>
+              <w:t>数据持久化（Docker 部署）</w:t>
             </w:r>
           </w:p>
         </w:tc>
@@ -1034,7 +894,7 @@
           <w:p>
             <w:r>
               <w:rPr>
-                <w:sz w:val="20"/>
+                <w:sz w:val="18"/>
               </w:rPr>
               <w:t>Redis</w:t>
             </w:r>
@@ -1042,12 +902,12 @@
         </w:tc>
         <w:tc>
           <w:tcPr>
-            <w:tcW w:type="dxa" w:w="1134"/>
+            <w:tcW w:type="dxa" w:w="1417"/>
           </w:tcPr>
           <w:p>
             <w:r>
               <w:rPr>
-                <w:sz w:val="20"/>
+                <w:sz w:val="18"/>
               </w:rPr>
               <w:t>7.x</w:t>
             </w:r>
@@ -1055,27 +915,14 @@
         </w:tc>
         <w:tc>
           <w:tcPr>
-            <w:tcW w:type="dxa" w:w="2551"/>
+            <w:tcW w:type="dxa" w:w="5102"/>
           </w:tcPr>
           <w:p>
             <w:r>
               <w:rPr>
-                <w:sz w:val="20"/>
+                <w:sz w:val="18"/>
               </w:rPr>
-              <w:t>缓存服务</w:t>
-            </w:r>
-          </w:p>
-        </w:tc>
-        <w:tc>
-          <w:tcPr>
-            <w:tcW w:type="dxa" w:w="850"/>
-          </w:tcPr>
-          <w:p>
-            <w:r>
-              <w:rPr>
-                <w:sz w:val="20"/>
-              </w:rPr>
-              <w:t>是</w:t>
+              <w:t>缓存（Docker 部署）</w:t>
             </w:r>
           </w:p>
         </w:tc>
@@ -1088,7 +935,7 @@
           <w:p>
             <w:r>
               <w:rPr>
-                <w:sz w:val="20"/>
+                <w:sz w:val="18"/>
               </w:rPr>
               <w:t>Nacos</w:t>
             </w:r>
@@ -1096,12 +943,12 @@
         </w:tc>
         <w:tc>
           <w:tcPr>
-            <w:tcW w:type="dxa" w:w="1134"/>
+            <w:tcW w:type="dxa" w:w="1417"/>
           </w:tcPr>
           <w:p>
             <w:r>
               <w:rPr>
-                <w:sz w:val="20"/>
+                <w:sz w:val="18"/>
               </w:rPr>
               <w:t>2.5.2</w:t>
             </w:r>
@@ -1109,27 +956,14 @@
         </w:tc>
         <w:tc>
           <w:tcPr>
-            <w:tcW w:type="dxa" w:w="2551"/>
+            <w:tcW w:type="dxa" w:w="5102"/>
           </w:tcPr>
           <w:p>
             <w:r>
               <w:rPr>
-                <w:sz w:val="20"/>
+                <w:sz w:val="18"/>
               </w:rPr>
-              <w:t>服务注册与配置中心</w:t>
-            </w:r>
-          </w:p>
-        </w:tc>
-        <w:tc>
-          <w:tcPr>
-            <w:tcW w:type="dxa" w:w="850"/>
-          </w:tcPr>
-          <w:p>
-            <w:r>
-              <w:rPr>
-                <w:sz w:val="20"/>
-              </w:rPr>
-              <w:t>是</w:t>
+              <w:t>注册配置中心（Docker 部署）</w:t>
             </w:r>
           </w:p>
         </w:tc>
@@ -1142,7 +976,7 @@
           <w:p>
             <w:r>
               <w:rPr>
-                <w:sz w:val="20"/>
+                <w:sz w:val="18"/>
               </w:rPr>
               <w:t>Nginx</w:t>
             </w:r>
@@ -1150,40 +984,27 @@
         </w:tc>
         <w:tc>
           <w:tcPr>
-            <w:tcW w:type="dxa" w:w="1134"/>
+            <w:tcW w:type="dxa" w:w="1417"/>
           </w:tcPr>
           <w:p>
             <w:r>
               <w:rPr>
-                <w:sz w:val="20"/>
+                <w:sz w:val="18"/>
               </w:rPr>
-              <w:t>最新稳定版</w:t>
+              <w:t>最新</w:t>
             </w:r>
           </w:p>
         </w:tc>
         <w:tc>
           <w:tcPr>
-            <w:tcW w:type="dxa" w:w="2551"/>
+            <w:tcW w:type="dxa" w:w="5102"/>
           </w:tcPr>
           <w:p>
             <w:r>
               <w:rPr>
-                <w:sz w:val="20"/>
+                <w:sz w:val="18"/>
               </w:rPr>
-              <w:t>反向代理 + 静态文件服务</w:t>
-            </w:r>
-          </w:p>
-        </w:tc>
-        <w:tc>
-          <w:tcPr>
-            <w:tcW w:type="dxa" w:w="850"/>
-          </w:tcPr>
-          <w:p>
-            <w:r>
-              <w:rPr>
-                <w:sz w:val="20"/>
-              </w:rPr>
-              <w:t>是（生产环境）</w:t>
+              <w:t>反向代理（Docker 部署）</w:t>
             </w:r>
           </w:p>
         </w:tc>
@@ -1196,7 +1017,7 @@
           <w:p>
             <w:r>
               <w:rPr>
-                <w:sz w:val="20"/>
+                <w:sz w:val="18"/>
               </w:rPr>
               <w:t>Node.js</w:t>
             </w:r>
@@ -1204,12 +1025,12 @@
         </w:tc>
         <w:tc>
           <w:tcPr>
-            <w:tcW w:type="dxa" w:w="1134"/>
+            <w:tcW w:type="dxa" w:w="1417"/>
           </w:tcPr>
           <w:p>
             <w:r>
               <w:rPr>
-                <w:sz w:val="20"/>
+                <w:sz w:val="18"/>
               </w:rPr>
               <w:t>18+</w:t>
             </w:r>
@@ -1217,81 +1038,14 @@
         </w:tc>
         <w:tc>
           <w:tcPr>
-            <w:tcW w:type="dxa" w:w="2551"/>
+            <w:tcW w:type="dxa" w:w="5102"/>
           </w:tcPr>
           <w:p>
             <w:r>
               <w:rPr>
-                <w:sz w:val="20"/>
+                <w:sz w:val="18"/>
               </w:rPr>
               <w:t>前端构建（npm/npx）</w:t>
-            </w:r>
-          </w:p>
-        </w:tc>
-        <w:tc>
-          <w:tcPr>
-            <w:tcW w:type="dxa" w:w="850"/>
-          </w:tcPr>
-          <w:p>
-            <w:r>
-              <w:rPr>
-                <w:sz w:val="20"/>
-              </w:rPr>
-              <w:t>是（编译时）</w:t>
-            </w:r>
-          </w:p>
-        </w:tc>
-      </w:tr>
-      <w:tr>
-        <w:tc>
-          <w:tcPr>
-            <w:tcW w:type="dxa" w:w="1417"/>
-          </w:tcPr>
-          <w:p>
-            <w:r>
-              <w:rPr>
-                <w:sz w:val="20"/>
-              </w:rPr>
-              <w:t>Git</w:t>
-            </w:r>
-          </w:p>
-        </w:tc>
-        <w:tc>
-          <w:tcPr>
-            <w:tcW w:type="dxa" w:w="1134"/>
-          </w:tcPr>
-          <w:p>
-            <w:r>
-              <w:rPr>
-                <w:sz w:val="20"/>
-              </w:rPr>
-              <w:t>2.x</w:t>
-            </w:r>
-          </w:p>
-        </w:tc>
-        <w:tc>
-          <w:tcPr>
-            <w:tcW w:type="dxa" w:w="2551"/>
-          </w:tcPr>
-          <w:p>
-            <w:r>
-              <w:rPr>
-                <w:sz w:val="20"/>
-              </w:rPr>
-              <w:t>版本控制（可选）</w:t>
-            </w:r>
-          </w:p>
-        </w:tc>
-        <w:tc>
-          <w:tcPr>
-            <w:tcW w:type="dxa" w:w="850"/>
-          </w:tcPr>
-          <w:p>
-            <w:r>
-              <w:rPr>
-                <w:sz w:val="20"/>
-              </w:rPr>
-              <w:t>否</w:t>
             </w:r>
           </w:p>
         </w:tc>
@@ -1301,7 +1055,6 @@
     <w:p>
       <w:pPr>
         <w:spacing w:before="160" w:after="80"/>
-        <w:jc w:val="left"/>
       </w:pPr>
       <w:r>
         <w:rPr>
@@ -1336,7 +1089,7 @@
             <w:r>
               <w:rPr>
                 <w:b/>
-                <w:sz w:val="20"/>
+                <w:sz w:val="18"/>
               </w:rPr>
               <w:t>端口</w:t>
             </w:r>
@@ -1353,7 +1106,7 @@
             <w:r>
               <w:rPr>
                 <w:b/>
-                <w:sz w:val="20"/>
+                <w:sz w:val="18"/>
               </w:rPr>
               <w:t>服务</w:t>
             </w:r>
@@ -1370,7 +1123,7 @@
             <w:r>
               <w:rPr>
                 <w:b/>
-                <w:sz w:val="20"/>
+                <w:sz w:val="18"/>
               </w:rPr>
               <w:t>说明</w:t>
             </w:r>
@@ -1385,7 +1138,7 @@
           <w:p>
             <w:r>
               <w:rPr>
-                <w:sz w:val="20"/>
+                <w:sz w:val="18"/>
               </w:rPr>
               <w:t>80</w:t>
             </w:r>
@@ -1398,7 +1151,7 @@
           <w:p>
             <w:r>
               <w:rPr>
-                <w:sz w:val="20"/>
+                <w:sz w:val="18"/>
               </w:rPr>
               <w:t>Nginx</w:t>
             </w:r>
@@ -1411,7 +1164,7 @@
           <w:p>
             <w:r>
               <w:rPr>
-                <w:sz w:val="20"/>
+                <w:sz w:val="18"/>
               </w:rPr>
               <w:t>HTTP 入口，前端静态文件 + API 反向代理</w:t>
             </w:r>
@@ -1426,7 +1179,7 @@
           <w:p>
             <w:r>
               <w:rPr>
-                <w:sz w:val="20"/>
+                <w:sz w:val="18"/>
               </w:rPr>
               <w:t>8080</w:t>
             </w:r>
@@ -1439,9 +1192,9 @@
           <w:p>
             <w:r>
               <w:rPr>
-                <w:sz w:val="20"/>
+                <w:sz w:val="18"/>
               </w:rPr>
-              <w:t>Campus-Gateway</w:t>
+              <w:t>Gateway</w:t>
             </w:r>
           </w:p>
         </w:tc>
@@ -1452,9 +1205,9 @@
           <w:p>
             <w:r>
               <w:rPr>
-                <w:sz w:val="20"/>
+                <w:sz w:val="18"/>
               </w:rPr>
-              <w:t>API 网关，统一鉴权与路由</w:t>
+              <w:t>API 网关，JWT 鉴权 + 路由转发</w:t>
             </w:r>
           </w:p>
         </w:tc>
@@ -1467,9 +1220,9 @@
           <w:p>
             <w:r>
               <w:rPr>
-                <w:sz w:val="20"/>
+                <w:sz w:val="18"/>
               </w:rPr>
-              <w:t>8081</w:t>
+              <w:t>8082-8087</w:t>
             </w:r>
           </w:p>
         </w:tc>
@@ -1480,9 +1233,9 @@
           <w:p>
             <w:r>
               <w:rPr>
-                <w:sz w:val="20"/>
+                <w:sz w:val="18"/>
               </w:rPr>
-              <w:t>Sentinel Dashboard</w:t>
+              <w:t>6 个微服务</w:t>
             </w:r>
           </w:p>
         </w:tc>
@@ -1493,9 +1246,9 @@
           <w:p>
             <w:r>
               <w:rPr>
-                <w:sz w:val="20"/>
+                <w:sz w:val="18"/>
               </w:rPr>
-              <w:t>流量监控与熔断控制台（可选）</w:t>
+              <w:t>user/news/forum/lostfound/secondhand/complaint</w:t>
             </w:r>
           </w:p>
         </w:tc>
@@ -1508,9 +1261,9 @@
           <w:p>
             <w:r>
               <w:rPr>
-                <w:sz w:val="20"/>
+                <w:sz w:val="18"/>
               </w:rPr>
-              <w:t>8082</w:t>
+              <w:t>8848</w:t>
             </w:r>
           </w:p>
         </w:tc>
@@ -1521,9 +1274,9 @@
           <w:p>
             <w:r>
               <w:rPr>
-                <w:sz w:val="20"/>
+                <w:sz w:val="18"/>
               </w:rPr>
-              <w:t>user-service</w:t>
+              <w:t>Nacos</w:t>
             </w:r>
           </w:p>
         </w:tc>
@@ -1534,9 +1287,9 @@
           <w:p>
             <w:r>
               <w:rPr>
-                <w:sz w:val="20"/>
+                <w:sz w:val="18"/>
               </w:rPr>
-              <w:t>用户服务（认证/注册/用户管理）</w:t>
+              <w:t>服务注册发现 + 配置中心控制台</w:t>
             </w:r>
           </w:p>
         </w:tc>
@@ -1549,9 +1302,9 @@
           <w:p>
             <w:r>
               <w:rPr>
-                <w:sz w:val="20"/>
+                <w:sz w:val="18"/>
               </w:rPr>
-              <w:t>8083</w:t>
+              <w:t>9848</w:t>
             </w:r>
           </w:p>
         </w:tc>
@@ -1562,9 +1315,9 @@
           <w:p>
             <w:r>
               <w:rPr>
-                <w:sz w:val="20"/>
+                <w:sz w:val="18"/>
               </w:rPr>
-              <w:t>campus-news-service</w:t>
+              <w:t>Nacos gRPC</w:t>
             </w:r>
           </w:p>
         </w:tc>
@@ -1575,9 +1328,9 @@
           <w:p>
             <w:r>
               <w:rPr>
-                <w:sz w:val="20"/>
+                <w:sz w:val="18"/>
               </w:rPr>
-              <w:t>校园资讯服务</w:t>
+              <w:t>服务健康检查与上下线通知</w:t>
             </w:r>
           </w:p>
         </w:tc>
@@ -1590,212 +1343,7 @@
           <w:p>
             <w:r>
               <w:rPr>
-                <w:sz w:val="20"/>
-              </w:rPr>
-              <w:t>8084</w:t>
-            </w:r>
-          </w:p>
-        </w:tc>
-        <w:tc>
-          <w:tcPr>
-            <w:tcW w:type="dxa" w:w="1984"/>
-          </w:tcPr>
-          <w:p>
-            <w:r>
-              <w:rPr>
-                <w:sz w:val="20"/>
-              </w:rPr>
-              <w:t>forum-service</w:t>
-            </w:r>
-          </w:p>
-        </w:tc>
-        <w:tc>
-          <w:tcPr>
-            <w:tcW w:type="dxa" w:w="4819"/>
-          </w:tcPr>
-          <w:p>
-            <w:r>
-              <w:rPr>
-                <w:sz w:val="20"/>
-              </w:rPr>
-              <w:t>论坛服务（帖子/评论/通知）</w:t>
-            </w:r>
-          </w:p>
-        </w:tc>
-      </w:tr>
-      <w:tr>
-        <w:tc>
-          <w:tcPr>
-            <w:tcW w:type="dxa" w:w="1134"/>
-          </w:tcPr>
-          <w:p>
-            <w:r>
-              <w:rPr>
-                <w:sz w:val="20"/>
-              </w:rPr>
-              <w:t>8085</w:t>
-            </w:r>
-          </w:p>
-        </w:tc>
-        <w:tc>
-          <w:tcPr>
-            <w:tcW w:type="dxa" w:w="1984"/>
-          </w:tcPr>
-          <w:p>
-            <w:r>
-              <w:rPr>
-                <w:sz w:val="20"/>
-              </w:rPr>
-              <w:t>lost-found-service</w:t>
-            </w:r>
-          </w:p>
-        </w:tc>
-        <w:tc>
-          <w:tcPr>
-            <w:tcW w:type="dxa" w:w="4819"/>
-          </w:tcPr>
-          <w:p>
-            <w:r>
-              <w:rPr>
-                <w:sz w:val="20"/>
-              </w:rPr>
-              <w:t>失物招领服务</w:t>
-            </w:r>
-          </w:p>
-        </w:tc>
-      </w:tr>
-      <w:tr>
-        <w:tc>
-          <w:tcPr>
-            <w:tcW w:type="dxa" w:w="1134"/>
-          </w:tcPr>
-          <w:p>
-            <w:r>
-              <w:rPr>
-                <w:sz w:val="20"/>
-              </w:rPr>
-              <w:t>8086</w:t>
-            </w:r>
-          </w:p>
-        </w:tc>
-        <w:tc>
-          <w:tcPr>
-            <w:tcW w:type="dxa" w:w="1984"/>
-          </w:tcPr>
-          <w:p>
-            <w:r>
-              <w:rPr>
-                <w:sz w:val="20"/>
-              </w:rPr>
-              <w:t>second-hand-service</w:t>
-            </w:r>
-          </w:p>
-        </w:tc>
-        <w:tc>
-          <w:tcPr>
-            <w:tcW w:type="dxa" w:w="4819"/>
-          </w:tcPr>
-          <w:p>
-            <w:r>
-              <w:rPr>
-                <w:sz w:val="20"/>
-              </w:rPr>
-              <w:t>二手交易服务（商品/订单/消息）</w:t>
-            </w:r>
-          </w:p>
-        </w:tc>
-      </w:tr>
-      <w:tr>
-        <w:tc>
-          <w:tcPr>
-            <w:tcW w:type="dxa" w:w="1134"/>
-          </w:tcPr>
-          <w:p>
-            <w:r>
-              <w:rPr>
-                <w:sz w:val="20"/>
-              </w:rPr>
-              <w:t>8087</w:t>
-            </w:r>
-          </w:p>
-        </w:tc>
-        <w:tc>
-          <w:tcPr>
-            <w:tcW w:type="dxa" w:w="1984"/>
-          </w:tcPr>
-          <w:p>
-            <w:r>
-              <w:rPr>
-                <w:sz w:val="20"/>
-              </w:rPr>
-              <w:t>complaint-service</w:t>
-            </w:r>
-          </w:p>
-        </w:tc>
-        <w:tc>
-          <w:tcPr>
-            <w:tcW w:type="dxa" w:w="4819"/>
-          </w:tcPr>
-          <w:p>
-            <w:r>
-              <w:rPr>
-                <w:sz w:val="20"/>
-              </w:rPr>
-              <w:t>报修投诉服务（工单处理）</w:t>
-            </w:r>
-          </w:p>
-        </w:tc>
-      </w:tr>
-      <w:tr>
-        <w:tc>
-          <w:tcPr>
-            <w:tcW w:type="dxa" w:w="1134"/>
-          </w:tcPr>
-          <w:p>
-            <w:r>
-              <w:rPr>
-                <w:sz w:val="20"/>
-              </w:rPr>
-              <w:t>8848</w:t>
-            </w:r>
-          </w:p>
-        </w:tc>
-        <w:tc>
-          <w:tcPr>
-            <w:tcW w:type="dxa" w:w="1984"/>
-          </w:tcPr>
-          <w:p>
-            <w:r>
-              <w:rPr>
-                <w:sz w:val="20"/>
-              </w:rPr>
-              <w:t>Nacos</w:t>
-            </w:r>
-          </w:p>
-        </w:tc>
-        <w:tc>
-          <w:tcPr>
-            <w:tcW w:type="dxa" w:w="4819"/>
-          </w:tcPr>
-          <w:p>
-            <w:r>
-              <w:rPr>
-                <w:sz w:val="20"/>
-              </w:rPr>
-              <w:t>服务注册发现 + 配置中心</w:t>
-            </w:r>
-          </w:p>
-        </w:tc>
-      </w:tr>
-      <w:tr>
-        <w:tc>
-          <w:tcPr>
-            <w:tcW w:type="dxa" w:w="1134"/>
-          </w:tcPr>
-          <w:p>
-            <w:r>
-              <w:rPr>
-                <w:sz w:val="20"/>
+                <w:sz w:val="18"/>
               </w:rPr>
               <w:t>6379</w:t>
             </w:r>
@@ -1808,7 +1356,7 @@
           <w:p>
             <w:r>
               <w:rPr>
-                <w:sz w:val="20"/>
+                <w:sz w:val="18"/>
               </w:rPr>
               <w:t>Redis</w:t>
             </w:r>
@@ -1821,7 +1369,7 @@
           <w:p>
             <w:r>
               <w:rPr>
-                <w:sz w:val="20"/>
+                <w:sz w:val="18"/>
               </w:rPr>
               <w:t>缓存服务</w:t>
             </w:r>
@@ -1836,7 +1384,7 @@
           <w:p>
             <w:r>
               <w:rPr>
-                <w:sz w:val="20"/>
+                <w:sz w:val="18"/>
               </w:rPr>
               <w:t>3306</w:t>
             </w:r>
@@ -1849,7 +1397,7 @@
           <w:p>
             <w:r>
               <w:rPr>
-                <w:sz w:val="20"/>
+                <w:sz w:val="18"/>
               </w:rPr>
               <w:t>MySQL</w:t>
             </w:r>
@@ -1862,7 +1410,7 @@
           <w:p>
             <w:r>
               <w:rPr>
-                <w:sz w:val="20"/>
+                <w:sz w:val="18"/>
               </w:rPr>
               <w:t>关系型数据库</w:t>
             </w:r>
@@ -1880,7 +1428,7 @@
           <w:rFonts w:ascii="宋体" w:hAnsi="宋体" w:eastAsia="宋体"/>
           <w:sz w:val="24"/>
         </w:rPr>
-        <w:t>安全组需开放端口：80（HTTP）、8848（Nacos管理端），其余端口仅内网访问，不建议对外暴露。</w:t>
+        <w:t>安全组需开放端口：80（HTTP）。8848 建议仅限内网或办公 IP 访问。其余端口仅 Docker 内部网络使用。</w:t>
       </w:r>
     </w:p>
     <w:p>
@@ -1891,7 +1439,6 @@
     <w:p>
       <w:pPr>
         <w:spacing w:before="240" w:after="120"/>
-        <w:jc w:val="left"/>
       </w:pPr>
       <w:r>
         <w:rPr>
@@ -1905,7 +1452,6 @@
     <w:p>
       <w:pPr>
         <w:spacing w:before="160" w:after="80"/>
-        <w:jc w:val="left"/>
       </w:pPr>
       <w:r>
         <w:rPr>
@@ -1919,7 +1465,6 @@
     <w:p>
       <w:pPr>
         <w:spacing w:before="120" w:after="60"/>
-        <w:jc w:val="left"/>
       </w:pPr>
       <w:r>
         <w:rPr>
@@ -1945,34 +1490,23 @@
         <w:t>ssh root@101.37.182.56</w:t>
         <w:br/>
         <w:br/>
-        <w:t># 安装 Docker（官方脚本）</w:t>
+        <w:t># 安装 Docker</w:t>
         <w:br/>
         <w:t>curl -fsSL https://get.docker.com | bash</w:t>
         <w:br/>
-        <w:t>systemctl enable docker</w:t>
-        <w:br/>
-        <w:t>systemctl start docker</w:t>
+        <w:t>systemctl enable docker &amp;&amp; systemctl start docker</w:t>
         <w:br/>
         <w:br/>
         <w:t># 安装 Docker Compose</w:t>
         <w:br/>
         <w:t>apt update &amp;&amp; apt install docker-compose -y</w:t>
         <w:br/>
-        <w:t># 或使用 Docker Compose Plugin</w:t>
-        <w:br/>
-        <w:t>docker compose version  # 验证安装</w:t>
-        <w:br/>
-        <w:br/>
-        <w:t># （可选）配置镜像加速（阿里云）</w:t>
-        <w:br/>
-        <w:t># 编辑 /etc/docker/daemon.json，添加 registry-mirrors</w:t>
-        <w:br/>
+        <w:t>docker compose version    # 验证</w:t>
       </w:r>
     </w:p>
     <w:p>
       <w:pPr>
         <w:spacing w:before="120" w:after="60"/>
-        <w:jc w:val="left"/>
       </w:pPr>
       <w:r>
         <w:rPr>
@@ -1980,7 +1514,7 @@
           <w:b/>
           <w:sz w:val="24"/>
         </w:rPr>
-        <w:t>2.1.2 安装 JDK 17（若宿主机运行）</w:t>
+        <w:t>2.1.2 安装 JDK 17 与 Maven（编译用）</w:t>
       </w:r>
     </w:p>
     <w:p>
@@ -1993,31 +1527,14 @@
           <w:rFonts w:ascii="Courier New" w:hAnsi="Courier New"/>
           <w:sz w:val="18"/>
         </w:rPr>
-        <w:t># 安装 JDK 17</w:t>
+        <w:t>apt install openjdk-17-jdk maven -y</w:t>
         <w:br/>
-        <w:t>apt update &amp;&amp; apt install openjdk-17-jdk -y</w:t>
-        <w:br/>
-        <w:t>java -version  # 验证：应显示 17.x</w:t>
-        <w:br/>
-        <w:br/>
-        <w:t># 或手动下载</w:t>
-        <w:br/>
-        <w:t>wget https://download.oracle.com/java/17/latest/jdk-17_linux-x64_bin.tar.gz</w:t>
-        <w:br/>
-        <w:t>tar -xzf jdk-17_linux-x64_bin.tar.gz -C /usr/local/</w:t>
-        <w:br/>
-        <w:t># 配置 /etc/profile 或 ~/.bashrc</w:t>
-        <w:br/>
-        <w:t>export JAVA_HOME=/usr/local/jdk-17</w:t>
-        <w:br/>
-        <w:t>export PATH=$JAVA_HOME/bin:$PATH</w:t>
-        <w:br/>
+        <w:t>java -version &amp;&amp; mvn --version    # 验证</w:t>
       </w:r>
     </w:p>
     <w:p>
       <w:pPr>
         <w:spacing w:before="120" w:after="60"/>
-        <w:jc w:val="left"/>
       </w:pPr>
       <w:r>
         <w:rPr>
@@ -2038,27 +1555,16 @@
           <w:rFonts w:ascii="Courier New" w:hAnsi="Courier New"/>
           <w:sz w:val="18"/>
         </w:rPr>
-        <w:t># 安装 Node.js 18+ (使用 NodeSource)</w:t>
-        <w:br/>
         <w:t>curl -fsSL https://deb.nodesource.com/setup_18.x | bash -</w:t>
         <w:br/>
         <w:t>apt install nodejs -y</w:t>
         <w:br/>
-        <w:t>node -v  # 验证</w:t>
-        <w:br/>
-        <w:t>npm -v</w:t>
-        <w:br/>
-        <w:br/>
-        <w:t># 配置 npm 国内镜像（可选）</w:t>
-        <w:br/>
-        <w:t>npm config set registry https://registry.npmmirror.com</w:t>
-        <w:br/>
+        <w:t>npm config set registry https://registry.npmmirror.com    # 国内镜像</w:t>
       </w:r>
     </w:p>
     <w:p>
       <w:pPr>
         <w:spacing w:before="160" w:after="80"/>
-        <w:jc w:val="left"/>
       </w:pPr>
       <w:r>
         <w:rPr>
@@ -2066,7 +1572,7 @@
           <w:b/>
           <w:sz w:val="28"/>
         </w:rPr>
-        <w:t>2.2 中间件部署（Docker 方式）</w:t>
+        <w:t>2.2 中间件部署（Docker Compose 统一管理）</w:t>
       </w:r>
     </w:p>
     <w:p>
@@ -2078,13 +1584,12 @@
           <w:rFonts w:ascii="宋体" w:hAnsi="宋体" w:eastAsia="宋体"/>
           <w:sz w:val="24"/>
         </w:rPr>
-        <w:t>推荐使用 Docker 部署基础设施组件（MySQL、Redis、Nacos），便于管理和版本控制。</w:t>
+        <w:t>基础设施（MySQL、Redis、Nacos）已集成在 docker-compose.yml 中，无需单独部署。启动时自动拉取镜像并创建容器。各组件配置如下：</w:t>
       </w:r>
     </w:p>
     <w:p>
       <w:pPr>
         <w:spacing w:before="120" w:after="60"/>
-        <w:jc w:val="left"/>
       </w:pPr>
       <w:r>
         <w:rPr>
@@ -2092,7 +1597,7 @@
           <w:b/>
           <w:sz w:val="24"/>
         </w:rPr>
-        <w:t>2.2.1 MySQL 8.0 部署</w:t>
+        <w:t>MySQL 8.0</w:t>
       </w:r>
     </w:p>
     <w:p>
@@ -2105,44 +1610,36 @@
           <w:rFonts w:ascii="Courier New" w:hAnsi="Courier New"/>
           <w:sz w:val="18"/>
         </w:rPr>
-        <w:t># 创建数据目录</w:t>
+        <w:t># docker-compose.yml 中配置</w:t>
         <w:br/>
-        <w:t>mkdir -p /opt/data/mysql</w:t>
+        <w:t>mysql:</w:t>
         <w:br/>
+        <w:t xml:space="preserve">  image: mysql:8.0</w:t>
         <w:br/>
-        <w:t># 启动 MySQL 容器</w:t>
+        <w:t xml:space="preserve">  container_name: campus-mysql</w:t>
         <w:br/>
-        <w:t>docker run -d \</w:t>
+        <w:t xml:space="preserve">  environment:</w:t>
         <w:br/>
-        <w:t xml:space="preserve">  --name campus-mysql \</w:t>
+        <w:t xml:space="preserve">    MYSQL_ROOT_PASSWORD: 20041015</w:t>
         <w:br/>
-        <w:t xml:space="preserve">  -p 3306:3306 \</w:t>
+        <w:t xml:space="preserve">    TZ: Asia/Shanghai</w:t>
         <w:br/>
-        <w:t xml:space="preserve">  -v /opt/data/mysql:/var/lib/mysql \</w:t>
+        <w:t xml:space="preserve">  ports: ["3306:3306"]</w:t>
         <w:br/>
-        <w:t xml:space="preserve">  -e MYSQL_ROOT_PASSWORD=20041015 \</w:t>
+        <w:t xml:space="preserve">  volumes:</w:t>
         <w:br/>
-        <w:t xml:space="preserve">  -e TZ=Asia/Shanghai \</w:t>
+        <w:t xml:space="preserve">    - mysql-data:/var/lib/mysql          # 数据持久化</w:t>
         <w:br/>
-        <w:t xml:space="preserve">  --restart always \</w:t>
+        <w:t xml:space="preserve">    - ./sql:/docker-entrypoint-initdb.d  # 首次启动自动建库</w:t>
         <w:br/>
-        <w:t xml:space="preserve">  mysql:8.0 \</w:t>
+        <w:t xml:space="preserve">  command: --character-set-server=utf8mb4 --collation-server=utf8mb4_unicode_ci</w:t>
         <w:br/>
-        <w:t xml:space="preserve">  --character-set-server=utf8mb4 \</w:t>
-        <w:br/>
-        <w:t xml:space="preserve">  --collation-server=utf8mb4_unicode_ci</w:t>
-        <w:br/>
-        <w:br/>
-        <w:t># 验证</w:t>
-        <w:br/>
-        <w:t>docker exec campus-mysql mysql -uroot -p20041015 -e "SHOW DATABASES;"</w:t>
-        <w:br/>
+        <w:t xml:space="preserve">  restart: always</w:t>
       </w:r>
     </w:p>
     <w:p>
       <w:pPr>
         <w:spacing w:before="120" w:after="60"/>
-        <w:jc w:val="left"/>
       </w:pPr>
       <w:r>
         <w:rPr>
@@ -2150,7 +1647,7 @@
           <w:b/>
           <w:sz w:val="24"/>
         </w:rPr>
-        <w:t>2.2.2 Redis 7 部署</w:t>
+        <w:t>Redis 7</w:t>
       </w:r>
     </w:p>
     <w:p>
@@ -2163,29 +1660,20 @@
           <w:rFonts w:ascii="Courier New" w:hAnsi="Courier New"/>
           <w:sz w:val="18"/>
         </w:rPr>
-        <w:t># 启动 Redis 容器</w:t>
+        <w:t>redis:</w:t>
         <w:br/>
-        <w:t>docker run -d \</w:t>
+        <w:t xml:space="preserve">  image: redis:7-alpine</w:t>
         <w:br/>
-        <w:t xml:space="preserve">  --name campus-redis \</w:t>
+        <w:t xml:space="preserve">  container_name: campus-redis</w:t>
         <w:br/>
-        <w:t xml:space="preserve">  -p 6379:6379 \</w:t>
+        <w:t xml:space="preserve">  ports: ["6379:6379"]</w:t>
         <w:br/>
-        <w:t xml:space="preserve">  --restart always \</w:t>
-        <w:br/>
-        <w:t xml:space="preserve">  redis:7-alpine</w:t>
-        <w:br/>
-        <w:br/>
-        <w:t># 验证</w:t>
-        <w:br/>
-        <w:t>docker exec campus-redis redis-cli PING  # 应返回 PONG</w:t>
-        <w:br/>
+        <w:t xml:space="preserve">  restart: always</w:t>
       </w:r>
     </w:p>
     <w:p>
       <w:pPr>
         <w:spacing w:before="120" w:after="60"/>
-        <w:jc w:val="left"/>
       </w:pPr>
       <w:r>
         <w:rPr>
@@ -2193,7 +1681,7 @@
           <w:b/>
           <w:sz w:val="24"/>
         </w:rPr>
-        <w:t>2.2.3 Nacos 2.5.2 部署</w:t>
+        <w:t>Nacos 2.5.2</w:t>
       </w:r>
     </w:p>
     <w:p>
@@ -2206,309 +1694,25 @@
           <w:rFonts w:ascii="Courier New" w:hAnsi="Courier New"/>
           <w:sz w:val="18"/>
         </w:rPr>
-        <w:t># 启动 Nacos 容器（单机模式）</w:t>
+        <w:t>nacos:</w:t>
         <w:br/>
-        <w:t>docker run -d \</w:t>
+        <w:t xml:space="preserve">  image: nacos/nacos-server:v2.3.1</w:t>
         <w:br/>
-        <w:t xml:space="preserve">  --name campus-nacos \</w:t>
+        <w:t xml:space="preserve">  container_name: campus-nacos</w:t>
         <w:br/>
-        <w:t xml:space="preserve">  -p 8848:8848 \</w:t>
+        <w:t xml:space="preserve">  environment:</w:t>
         <w:br/>
-        <w:t xml:space="preserve">  -p 9848:9848 \</w:t>
+        <w:t xml:space="preserve">    - MODE=standalone</w:t>
         <w:br/>
-        <w:t xml:space="preserve">  -e MODE=standalone \</w:t>
+        <w:t xml:space="preserve">  ports:</w:t>
         <w:br/>
-        <w:t xml:space="preserve">  -e PREFER_HOST_MODE=hostname \</w:t>
+        <w:t xml:space="preserve">    - "8848:8848"       # HTTP 控制台</w:t>
         <w:br/>
-        <w:t xml:space="preserve">  --restart always \</w:t>
+        <w:t xml:space="preserve">    - "9848:9848"       # gRPC（服务健康检查）</w:t>
         <w:br/>
-        <w:t xml:space="preserve">  nacos/nacos-server:v2.3.1</w:t>
-        <w:br/>
-        <w:br/>
-        <w:t># 访问 Nacos 控制台</w:t>
-        <w:br/>
-        <w:t># http://服务器IP:8848/nacos  (用户名/密码: nacos/nacos)</w:t>
-        <w:br/>
-        <w:br/>
-        <w:t># 验证健康状态</w:t>
-        <w:br/>
-        <w:t>curl http://localhost:8848/nacos/v1/console/health/readiness</w:t>
-        <w:br/>
+        <w:t xml:space="preserve">  restart: always</w:t>
       </w:r>
     </w:p>
-    <w:p>
-      <w:pPr>
-        <w:spacing w:before="120" w:after="60"/>
-        <w:jc w:val="left"/>
-      </w:pPr>
-      <w:r>
-        <w:rPr>
-          <w:rFonts w:ascii="黑体" w:hAnsi="黑体" w:eastAsia="黑体"/>
-          <w:b/>
-          <w:sz w:val="24"/>
-        </w:rPr>
-        <w:t>2.2.4 中间件部署验证</w:t>
-      </w:r>
-    </w:p>
-    <w:p>
-      <w:pPr>
-        <w:ind w:firstLine="420"/>
-      </w:pPr>
-      <w:r>
-        <w:rPr>
-          <w:rFonts w:ascii="宋体" w:hAnsi="宋体" w:eastAsia="宋体"/>
-          <w:sz w:val="24"/>
-        </w:rPr>
-        <w:t>完成以上部署后，需确认以下服务均正常运行：</w:t>
-      </w:r>
-    </w:p>
-    <w:tbl>
-      <w:tblPr>
-        <w:tblStyle w:val="TableGrid"/>
-        <w:tblW w:type="auto" w:w="0"/>
-        <w:jc w:val="center"/>
-        <w:tblLook w:firstColumn="1" w:firstRow="1" w:lastColumn="0" w:lastRow="0" w:noHBand="0" w:noVBand="1" w:val="04A0"/>
-      </w:tblPr>
-      <w:tblGrid>
-        <w:gridCol w:w="2160"/>
-        <w:gridCol w:w="2160"/>
-        <w:gridCol w:w="2160"/>
-        <w:gridCol w:w="2160"/>
-      </w:tblGrid>
-      <w:tr>
-        <w:tc>
-          <w:tcPr>
-            <w:tcW w:type="dxa" w:w="1701"/>
-          </w:tcPr>
-          <w:p>
-            <w:pPr>
-              <w:jc w:val="center"/>
-            </w:pPr>
-            <w:r>
-              <w:rPr>
-                <w:b/>
-                <w:sz w:val="20"/>
-              </w:rPr>
-              <w:t>服务</w:t>
-            </w:r>
-          </w:p>
-        </w:tc>
-        <w:tc>
-          <w:tcPr>
-            <w:tcW w:type="dxa" w:w="850"/>
-          </w:tcPr>
-          <w:p>
-            <w:pPr>
-              <w:jc w:val="center"/>
-            </w:pPr>
-            <w:r>
-              <w:rPr>
-                <w:b/>
-                <w:sz w:val="20"/>
-              </w:rPr>
-              <w:t>端口</w:t>
-            </w:r>
-          </w:p>
-        </w:tc>
-        <w:tc>
-          <w:tcPr>
-            <w:tcW w:type="dxa" w:w="3402"/>
-          </w:tcPr>
-          <w:p>
-            <w:pPr>
-              <w:jc w:val="center"/>
-            </w:pPr>
-            <w:r>
-              <w:rPr>
-                <w:b/>
-                <w:sz w:val="20"/>
-              </w:rPr>
-              <w:t>验证命令</w:t>
-            </w:r>
-          </w:p>
-        </w:tc>
-        <w:tc>
-          <w:tcPr>
-            <w:tcW w:type="dxa" w:w="1984"/>
-          </w:tcPr>
-          <w:p>
-            <w:pPr>
-              <w:jc w:val="center"/>
-            </w:pPr>
-            <w:r>
-              <w:rPr>
-                <w:b/>
-                <w:sz w:val="20"/>
-              </w:rPr>
-              <w:t>预期结果</w:t>
-            </w:r>
-          </w:p>
-        </w:tc>
-      </w:tr>
-      <w:tr>
-        <w:tc>
-          <w:tcPr>
-            <w:tcW w:type="dxa" w:w="1701"/>
-          </w:tcPr>
-          <w:p>
-            <w:r>
-              <w:rPr>
-                <w:sz w:val="20"/>
-              </w:rPr>
-              <w:t>MySQL</w:t>
-            </w:r>
-          </w:p>
-        </w:tc>
-        <w:tc>
-          <w:tcPr>
-            <w:tcW w:type="dxa" w:w="850"/>
-          </w:tcPr>
-          <w:p>
-            <w:r>
-              <w:rPr>
-                <w:sz w:val="20"/>
-              </w:rPr>
-              <w:t>3306</w:t>
-            </w:r>
-          </w:p>
-        </w:tc>
-        <w:tc>
-          <w:tcPr>
-            <w:tcW w:type="dxa" w:w="3402"/>
-          </w:tcPr>
-          <w:p>
-            <w:r>
-              <w:rPr>
-                <w:sz w:val="20"/>
-              </w:rPr>
-              <w:t>docker exec campus-mysql mysql -uroot -p密码 -e "SELECT 1"</w:t>
-            </w:r>
-          </w:p>
-        </w:tc>
-        <w:tc>
-          <w:tcPr>
-            <w:tcW w:type="dxa" w:w="1984"/>
-          </w:tcPr>
-          <w:p>
-            <w:r>
-              <w:rPr>
-                <w:sz w:val="20"/>
-              </w:rPr>
-              <w:t>输出 1</w:t>
-            </w:r>
-          </w:p>
-        </w:tc>
-      </w:tr>
-      <w:tr>
-        <w:tc>
-          <w:tcPr>
-            <w:tcW w:type="dxa" w:w="1701"/>
-          </w:tcPr>
-          <w:p>
-            <w:r>
-              <w:rPr>
-                <w:sz w:val="20"/>
-              </w:rPr>
-              <w:t>Redis</w:t>
-            </w:r>
-          </w:p>
-        </w:tc>
-        <w:tc>
-          <w:tcPr>
-            <w:tcW w:type="dxa" w:w="850"/>
-          </w:tcPr>
-          <w:p>
-            <w:r>
-              <w:rPr>
-                <w:sz w:val="20"/>
-              </w:rPr>
-              <w:t>6379</w:t>
-            </w:r>
-          </w:p>
-        </w:tc>
-        <w:tc>
-          <w:tcPr>
-            <w:tcW w:type="dxa" w:w="3402"/>
-          </w:tcPr>
-          <w:p>
-            <w:r>
-              <w:rPr>
-                <w:sz w:val="20"/>
-              </w:rPr>
-              <w:t>docker exec campus-redis redis-cli PING</w:t>
-            </w:r>
-          </w:p>
-        </w:tc>
-        <w:tc>
-          <w:tcPr>
-            <w:tcW w:type="dxa" w:w="1984"/>
-          </w:tcPr>
-          <w:p>
-            <w:r>
-              <w:rPr>
-                <w:sz w:val="20"/>
-              </w:rPr>
-              <w:t>PONG</w:t>
-            </w:r>
-          </w:p>
-        </w:tc>
-      </w:tr>
-      <w:tr>
-        <w:tc>
-          <w:tcPr>
-            <w:tcW w:type="dxa" w:w="1701"/>
-          </w:tcPr>
-          <w:p>
-            <w:r>
-              <w:rPr>
-                <w:sz w:val="20"/>
-              </w:rPr>
-              <w:t>Nacos</w:t>
-            </w:r>
-          </w:p>
-        </w:tc>
-        <w:tc>
-          <w:tcPr>
-            <w:tcW w:type="dxa" w:w="850"/>
-          </w:tcPr>
-          <w:p>
-            <w:r>
-              <w:rPr>
-                <w:sz w:val="20"/>
-              </w:rPr>
-              <w:t>8848</w:t>
-            </w:r>
-          </w:p>
-        </w:tc>
-        <w:tc>
-          <w:tcPr>
-            <w:tcW w:type="dxa" w:w="3402"/>
-          </w:tcPr>
-          <w:p>
-            <w:r>
-              <w:rPr>
-                <w:sz w:val="20"/>
-              </w:rPr>
-              <w:t>curl http://localhost:8848/nacos/v1/console/health/readiness</w:t>
-            </w:r>
-          </w:p>
-        </w:tc>
-        <w:tc>
-          <w:tcPr>
-            <w:tcW w:type="dxa" w:w="1984"/>
-          </w:tcPr>
-          <w:p>
-            <w:r>
-              <w:rPr>
-                <w:sz w:val="20"/>
-              </w:rPr>
-              <w:t>返回 ok</w:t>
-            </w:r>
-          </w:p>
-        </w:tc>
-      </w:tr>
-    </w:tbl>
-    <w:p/>
     <w:p>
       <w:r>
         <w:br w:type="page"/>
@@ -2517,7 +1721,6 @@
     <w:p>
       <w:pPr>
         <w:spacing w:before="240" w:after="120"/>
-        <w:jc w:val="left"/>
       </w:pPr>
       <w:r>
         <w:rPr>
@@ -2531,7 +1734,6 @@
     <w:p>
       <w:pPr>
         <w:spacing w:before="160" w:after="80"/>
-        <w:jc w:val="left"/>
       </w:pPr>
       <w:r>
         <w:rPr>
@@ -2545,7 +1747,6 @@
     <w:p>
       <w:pPr>
         <w:spacing w:before="120" w:after="60"/>
-        <w:jc w:val="left"/>
       </w:pPr>
       <w:r>
         <w:rPr>
@@ -2553,7 +1754,7 @@
           <w:b/>
           <w:sz w:val="24"/>
         </w:rPr>
-        <w:t>3.1.1 获取源码</w:t>
+        <w:t>3.1.1 上传项目到服务器</w:t>
       </w:r>
     </w:p>
     <w:p>
@@ -2566,34 +1767,27 @@
           <w:rFonts w:ascii="Courier New" w:hAnsi="Courier New"/>
           <w:sz w:val="18"/>
         </w:rPr>
-        <w:t># 方式一：从本地打包上传</w:t>
+        <w:t># 本地打包（排除 node_modules / target / .git）</w:t>
         <w:br/>
         <w:t>cd E:/ck</w:t>
         <w:br/>
         <w:t>tar --exclude='node_modules' --exclude='target' --exclude='.git' \</w:t>
         <w:br/>
-        <w:t xml:space="preserve">    -czf campus.tar.gz campus-platform/ deploy/ docker-local/ sql/</w:t>
+        <w:t xml:space="preserve">    -czf campus.tar.gz campus-platform/ deploy/ sql/</w:t>
         <w:br/>
         <w:t>scp campus.tar.gz root@101.37.182.56:/opt/</w:t>
         <w:br/>
         <w:br/>
-        <w:t># 服务器端解压</w:t>
+        <w:t># 服务器解压</w:t>
         <w:br/>
         <w:t>ssh root@101.37.182.56</w:t>
         <w:br/>
         <w:t>cd /opt &amp;&amp; tar -xzf campus.tar.gz</w:t>
-        <w:br/>
-        <w:br/>
-        <w:t># 方式二：使用 Git 克隆（如果有仓库）</w:t>
-        <w:br/>
-        <w:t># git clone &lt;仓库地址&gt; /opt/campus-platform</w:t>
-        <w:br/>
       </w:r>
     </w:p>
     <w:p>
       <w:pPr>
         <w:spacing w:before="120" w:after="60"/>
-        <w:jc w:val="left"/>
       </w:pPr>
       <w:r>
         <w:rPr>
@@ -2601,7 +1795,7 @@
           <w:b/>
           <w:sz w:val="24"/>
         </w:rPr>
-        <w:t>3.1.2 编译后端微服务</w:t>
+        <w:t>3.1.2 编译后端</w:t>
       </w:r>
     </w:p>
     <w:p>
@@ -2614,17 +1808,14 @@
           <w:rFonts w:ascii="Courier New" w:hAnsi="Courier New"/>
           <w:sz w:val="18"/>
         </w:rPr>
-        <w:t># 进入项目目录</w:t>
-        <w:br/>
         <w:t>cd /opt/campus-platform</w:t>
         <w:br/>
-        <w:br/>
-        <w:t># 完整编译（跳过测试）</w:t>
-        <w:br/>
-        <w:t>mvn clean package -DskipTests -q</w:t>
+        <w:t>mvn clean package spring-boot:repackage -DskipTests</w:t>
         <w:br/>
         <w:br/>
-        <w:t># 编译产物位于各模块的 target/ 目录：</w:t>
+        <w:t># spring-boot:repackage 确保生成可执行 fat JAR（含 BOOT-INF 和 Main-Class）</w:t>
+        <w:br/>
+        <w:t># 产物位于各模块 target/ 目录：</w:t>
         <w:br/>
         <w:t># campus-gateway/target/campus-gateway-1.0.0.jar</w:t>
         <w:br/>
@@ -2639,13 +1830,11 @@
         <w:t># second-hand-service/target/second-hand-service-1.0.0.jar</w:t>
         <w:br/>
         <w:t># complaint-service/target/complaint-service-1.0.0.jar</w:t>
-        <w:br/>
       </w:r>
     </w:p>
     <w:p>
       <w:pPr>
         <w:spacing w:before="120" w:after="60"/>
-        <w:jc w:val="left"/>
       </w:pPr>
       <w:r>
         <w:rPr>
@@ -2666,33 +1855,16 @@
           <w:rFonts w:ascii="Courier New" w:hAnsi="Courier New"/>
           <w:sz w:val="18"/>
         </w:rPr>
-        <w:t># 进入前端目录</w:t>
-        <w:br/>
         <w:t>cd /opt/campus-platform/campus-frontend</w:t>
         <w:br/>
-        <w:br/>
-        <w:t># 安装依赖</w:t>
-        <w:br/>
-        <w:t>npm install</w:t>
-        <w:br/>
-        <w:br/>
-        <w:t># 生产构建</w:t>
-        <w:br/>
-        <w:t>npm run build</w:t>
-        <w:br/>
+        <w:t>npm install &amp;&amp; npm run build</w:t>
         <w:br/>
         <w:t># 产物位于 dist/ 目录</w:t>
-        <w:br/>
-        <w:t>ls dist/</w:t>
-        <w:br/>
-        <w:t># index.html, assets/, ...</w:t>
-        <w:br/>
       </w:r>
     </w:p>
     <w:p>
       <w:pPr>
         <w:spacing w:before="160" w:after="80"/>
-        <w:jc w:val="left"/>
       </w:pPr>
       <w:r>
         <w:rPr>
@@ -2705,50 +1877,6 @@
     </w:p>
     <w:p>
       <w:pPr>
-        <w:spacing w:before="40" w:after="40"/>
-        <w:ind w:firstLine="0"/>
-      </w:pPr>
-      <w:r>
-        <w:rPr>
-          <w:rFonts w:ascii="Courier New" w:hAnsi="Courier New"/>
-          <w:sz w:val="18"/>
-        </w:rPr>
-        <w:t># 方式一：一键初始化所有数据库</w:t>
-        <w:br/>
-        <w:t>cd /opt/sql</w:t>
-        <w:br/>
-        <w:t>mysql -uroot -p20041015 &lt; 00-all-in-one.sql</w:t>
-        <w:br/>
-        <w:br/>
-        <w:t># 方式二：按顺序依次创建</w:t>
-        <w:br/>
-        <w:t>mysql -uroot -p20041015 &lt; 01-user-service.sql</w:t>
-        <w:br/>
-        <w:t>mysql -uroot -p20041015 &lt; 02-news-service.sql</w:t>
-        <w:br/>
-        <w:t>mysql -uroot -p20041015 &lt; 03-forum-service.sql</w:t>
-        <w:br/>
-        <w:t>mysql -uroot -p20041015 &lt; 04-lost-found-service.sql</w:t>
-        <w:br/>
-        <w:t>mysql -uroot -p20041015 &lt; 05-second-hand-service.sql</w:t>
-        <w:br/>
-        <w:t>mysql -uroot -p20041015 &lt; 06-complaint-service.sql</w:t>
-        <w:br/>
-        <w:t>mysql -uroot -p20041015 &lt; 07-message-service.sql</w:t>
-        <w:br/>
-        <w:br/>
-        <w:t># 验证数据库创建</w:t>
-        <w:br/>
-        <w:t>mysql -uroot -p20041015 -e "SHOW DATABASES LIKE 'campus_%';"</w:t>
-        <w:br/>
-        <w:t># 应显示: campus_user, campus_news, campus_forum,</w:t>
-        <w:br/>
-        <w:t>#          campus_lostfound, campus_secondhand, campus_complaint</w:t>
-        <w:br/>
-      </w:r>
-    </w:p>
-    <w:p>
-      <w:pPr>
         <w:ind w:firstLine="420"/>
       </w:pPr>
       <w:r>
@@ -2756,7 +1884,7 @@
           <w:rFonts w:ascii="宋体" w:hAnsi="宋体" w:eastAsia="宋体"/>
           <w:sz w:val="24"/>
         </w:rPr>
-        <w:t>数据库初始化脚本说明：</w:t>
+        <w:t>MySQL 容器首次启动时自动执行 /docker-entrypoint-initdb.d/ 下的 SQL 脚本，创建 6 个独立数据库并导入测试数据。如数据库已存在则跳过初始化（因 mysql-data 卷持久化）。</w:t>
       </w:r>
     </w:p>
     <w:tbl>
@@ -2784,9 +1912,9 @@
             <w:r>
               <w:rPr>
                 <w:b/>
-                <w:sz w:val="20"/>
+                <w:sz w:val="18"/>
               </w:rPr>
-              <w:t>脚本文件</w:t>
+              <w:t>脚本</w:t>
             </w:r>
           </w:p>
         </w:tc>
@@ -2801,7 +1929,7 @@
             <w:r>
               <w:rPr>
                 <w:b/>
-                <w:sz w:val="20"/>
+                <w:sz w:val="18"/>
               </w:rPr>
               <w:t>数据库</w:t>
             </w:r>
@@ -2809,7 +1937,7 @@
         </w:tc>
         <w:tc>
           <w:tcPr>
-            <w:tcW w:type="dxa" w:w="2835"/>
+            <w:tcW w:type="dxa" w:w="2551"/>
           </w:tcPr>
           <w:p>
             <w:pPr>
@@ -2818,7 +1946,7 @@
             <w:r>
               <w:rPr>
                 <w:b/>
-                <w:sz w:val="20"/>
+                <w:sz w:val="18"/>
               </w:rPr>
               <w:t>核心表</w:t>
             </w:r>
@@ -2826,7 +1954,7 @@
         </w:tc>
         <w:tc>
           <w:tcPr>
-            <w:tcW w:type="dxa" w:w="2268"/>
+            <w:tcW w:type="dxa" w:w="2551"/>
           </w:tcPr>
           <w:p>
             <w:pPr>
@@ -2835,7 +1963,7 @@
             <w:r>
               <w:rPr>
                 <w:b/>
-                <w:sz w:val="20"/>
+                <w:sz w:val="18"/>
               </w:rPr>
               <w:t>测试数据</w:t>
             </w:r>
@@ -2850,7 +1978,7 @@
           <w:p>
             <w:r>
               <w:rPr>
-                <w:sz w:val="20"/>
+                <w:sz w:val="18"/>
               </w:rPr>
               <w:t>01-user-service.sql</w:t>
             </w:r>
@@ -2863,7 +1991,7 @@
           <w:p>
             <w:r>
               <w:rPr>
-                <w:sz w:val="20"/>
+                <w:sz w:val="18"/>
               </w:rPr>
               <w:t>campus_user</w:t>
             </w:r>
@@ -2871,12 +1999,12 @@
         </w:tc>
         <w:tc>
           <w:tcPr>
-            <w:tcW w:type="dxa" w:w="2835"/>
+            <w:tcW w:type="dxa" w:w="2551"/>
           </w:tcPr>
           <w:p>
             <w:r>
               <w:rPr>
-                <w:sz w:val="20"/>
+                <w:sz w:val="18"/>
               </w:rPr>
               <w:t>t_user</w:t>
             </w:r>
@@ -2884,14 +2012,14 @@
         </w:tc>
         <w:tc>
           <w:tcPr>
-            <w:tcW w:type="dxa" w:w="2268"/>
+            <w:tcW w:type="dxa" w:w="2551"/>
           </w:tcPr>
           <w:p>
             <w:r>
               <w:rPr>
-                <w:sz w:val="20"/>
+                <w:sz w:val="18"/>
               </w:rPr>
-              <w:t>7条（admin + 2教师 + 4学生）</w:t>
+              <w:t>7条（admin+2教师+4学生）</w:t>
             </w:r>
           </w:p>
         </w:tc>
@@ -2904,7 +2032,7 @@
           <w:p>
             <w:r>
               <w:rPr>
-                <w:sz w:val="20"/>
+                <w:sz w:val="18"/>
               </w:rPr>
               <w:t>02-news-service.sql</w:t>
             </w:r>
@@ -2917,7 +2045,7 @@
           <w:p>
             <w:r>
               <w:rPr>
-                <w:sz w:val="20"/>
+                <w:sz w:val="18"/>
               </w:rPr>
               <w:t>campus_news</w:t>
             </w:r>
@@ -2925,12 +2053,12 @@
         </w:tc>
         <w:tc>
           <w:tcPr>
-            <w:tcW w:type="dxa" w:w="2835"/>
+            <w:tcW w:type="dxa" w:w="2551"/>
           </w:tcPr>
           <w:p>
             <w:r>
               <w:rPr>
-                <w:sz w:val="20"/>
+                <w:sz w:val="18"/>
               </w:rPr>
               <w:t>t_news</w:t>
             </w:r>
@@ -2938,14 +2066,14 @@
         </w:tc>
         <w:tc>
           <w:tcPr>
-            <w:tcW w:type="dxa" w:w="2268"/>
+            <w:tcW w:type="dxa" w:w="2551"/>
           </w:tcPr>
           <w:p>
             <w:r>
               <w:rPr>
-                <w:sz w:val="20"/>
+                <w:sz w:val="18"/>
               </w:rPr>
-              <w:t>已包含</w:t>
+              <w:t>含测试资讯</w:t>
             </w:r>
           </w:p>
         </w:tc>
@@ -2958,7 +2086,7 @@
           <w:p>
             <w:r>
               <w:rPr>
-                <w:sz w:val="20"/>
+                <w:sz w:val="18"/>
               </w:rPr>
               <w:t>03-forum-service.sql</w:t>
             </w:r>
@@ -2971,7 +2099,7 @@
           <w:p>
             <w:r>
               <w:rPr>
-                <w:sz w:val="20"/>
+                <w:sz w:val="18"/>
               </w:rPr>
               <w:t>campus_forum</w:t>
             </w:r>
@@ -2979,12 +2107,12 @@
         </w:tc>
         <w:tc>
           <w:tcPr>
-            <w:tcW w:type="dxa" w:w="2835"/>
+            <w:tcW w:type="dxa" w:w="2551"/>
           </w:tcPr>
           <w:p>
             <w:r>
               <w:rPr>
-                <w:sz w:val="20"/>
+                <w:sz w:val="18"/>
               </w:rPr>
               <w:t>t_post, t_comment, t_post_like, t_post_favorite, t_notification, t_user_mute</w:t>
             </w:r>
@@ -2992,14 +2120,14 @@
         </w:tc>
         <w:tc>
           <w:tcPr>
-            <w:tcW w:type="dxa" w:w="2268"/>
+            <w:tcW w:type="dxa" w:w="2551"/>
           </w:tcPr>
           <w:p>
             <w:r>
               <w:rPr>
-                <w:sz w:val="20"/>
+                <w:sz w:val="18"/>
               </w:rPr>
-              <w:t>6帖 + 11评论</w:t>
+              <w:t>6帖+11评论</w:t>
             </w:r>
           </w:p>
         </w:tc>
@@ -3012,7 +2140,7 @@
           <w:p>
             <w:r>
               <w:rPr>
-                <w:sz w:val="20"/>
+                <w:sz w:val="18"/>
               </w:rPr>
               <w:t>04-lost-found-service.sql</w:t>
             </w:r>
@@ -3025,7 +2153,7 @@
           <w:p>
             <w:r>
               <w:rPr>
-                <w:sz w:val="20"/>
+                <w:sz w:val="18"/>
               </w:rPr>
               <w:t>campus_lostfound</w:t>
             </w:r>
@@ -3033,12 +2161,12 @@
         </w:tc>
         <w:tc>
           <w:tcPr>
-            <w:tcW w:type="dxa" w:w="2835"/>
+            <w:tcW w:type="dxa" w:w="2551"/>
           </w:tcPr>
           <w:p>
             <w:r>
               <w:rPr>
-                <w:sz w:val="20"/>
+                <w:sz w:val="18"/>
               </w:rPr>
               <w:t>t_lost_found</w:t>
             </w:r>
@@ -3046,14 +2174,14 @@
         </w:tc>
         <w:tc>
           <w:tcPr>
-            <w:tcW w:type="dxa" w:w="2268"/>
+            <w:tcW w:type="dxa" w:w="2551"/>
           </w:tcPr>
           <w:p>
             <w:r>
               <w:rPr>
-                <w:sz w:val="20"/>
+                <w:sz w:val="18"/>
               </w:rPr>
-              <w:t>已包含</w:t>
+              <w:t>含测试启事</w:t>
             </w:r>
           </w:p>
         </w:tc>
@@ -3066,7 +2194,7 @@
           <w:p>
             <w:r>
               <w:rPr>
-                <w:sz w:val="20"/>
+                <w:sz w:val="18"/>
               </w:rPr>
               <w:t>05-second-hand-service.sql</w:t>
             </w:r>
@@ -3079,7 +2207,7 @@
           <w:p>
             <w:r>
               <w:rPr>
-                <w:sz w:val="20"/>
+                <w:sz w:val="18"/>
               </w:rPr>
               <w:t>campus_secondhand</w:t>
             </w:r>
@@ -3087,12 +2215,12 @@
         </w:tc>
         <w:tc>
           <w:tcPr>
-            <w:tcW w:type="dxa" w:w="2835"/>
+            <w:tcW w:type="dxa" w:w="2551"/>
           </w:tcPr>
           <w:p>
             <w:r>
               <w:rPr>
-                <w:sz w:val="20"/>
+                <w:sz w:val="18"/>
               </w:rPr>
               <w:t>t_second_hand, t_goods_favorite, t_message, t_order</w:t>
             </w:r>
@@ -3100,12 +2228,12 @@
         </w:tc>
         <w:tc>
           <w:tcPr>
-            <w:tcW w:type="dxa" w:w="2268"/>
+            <w:tcW w:type="dxa" w:w="2551"/>
           </w:tcPr>
           <w:p>
             <w:r>
               <w:rPr>
-                <w:sz w:val="20"/>
+                <w:sz w:val="18"/>
               </w:rPr>
               <w:t>8件商品</w:t>
             </w:r>
@@ -3120,7 +2248,7 @@
           <w:p>
             <w:r>
               <w:rPr>
-                <w:sz w:val="20"/>
+                <w:sz w:val="18"/>
               </w:rPr>
               <w:t>06-complaint-service.sql</w:t>
             </w:r>
@@ -3133,7 +2261,7 @@
           <w:p>
             <w:r>
               <w:rPr>
-                <w:sz w:val="20"/>
+                <w:sz w:val="18"/>
               </w:rPr>
               <w:t>campus_complaint</w:t>
             </w:r>
@@ -3141,12 +2269,12 @@
         </w:tc>
         <w:tc>
           <w:tcPr>
-            <w:tcW w:type="dxa" w:w="2835"/>
+            <w:tcW w:type="dxa" w:w="2551"/>
           </w:tcPr>
           <w:p>
             <w:r>
               <w:rPr>
-                <w:sz w:val="20"/>
+                <w:sz w:val="18"/>
               </w:rPr>
               <w:t>t_complaint</w:t>
             </w:r>
@@ -3154,68 +2282,14 @@
         </w:tc>
         <w:tc>
           <w:tcPr>
-            <w:tcW w:type="dxa" w:w="2268"/>
+            <w:tcW w:type="dxa" w:w="2551"/>
           </w:tcPr>
           <w:p>
             <w:r>
               <w:rPr>
-                <w:sz w:val="20"/>
+                <w:sz w:val="18"/>
               </w:rPr>
-              <w:t>已包含</w:t>
-            </w:r>
-          </w:p>
-        </w:tc>
-      </w:tr>
-      <w:tr>
-        <w:tc>
-          <w:tcPr>
-            <w:tcW w:type="dxa" w:w="1417"/>
-          </w:tcPr>
-          <w:p>
-            <w:r>
-              <w:rPr>
-                <w:sz w:val="20"/>
-              </w:rPr>
-              <w:t>07-message-service.sql</w:t>
-            </w:r>
-          </w:p>
-        </w:tc>
-        <w:tc>
-          <w:tcPr>
-            <w:tcW w:type="dxa" w:w="1417"/>
-          </w:tcPr>
-          <w:p>
-            <w:r>
-              <w:rPr>
-                <w:sz w:val="20"/>
-              </w:rPr>
-              <w:t>campus_secondhand</w:t>
-            </w:r>
-          </w:p>
-        </w:tc>
-        <w:tc>
-          <w:tcPr>
-            <w:tcW w:type="dxa" w:w="2835"/>
-          </w:tcPr>
-          <w:p>
-            <w:r>
-              <w:rPr>
-                <w:sz w:val="20"/>
-              </w:rPr>
-              <w:t>t_message（消息表）</w:t>
-            </w:r>
-          </w:p>
-        </w:tc>
-        <w:tc>
-          <w:tcPr>
-            <w:tcW w:type="dxa" w:w="2268"/>
-          </w:tcPr>
-          <w:p>
-            <w:r>
-              <w:rPr>
-                <w:sz w:val="20"/>
-              </w:rPr>
-              <w:t>已包含</w:t>
+              <w:t>含测试工单</w:t>
             </w:r>
           </w:p>
         </w:tc>
@@ -3231,13 +2305,30 @@
           <w:rFonts w:ascii="宋体" w:hAnsi="宋体" w:eastAsia="宋体"/>
           <w:sz w:val="24"/>
         </w:rPr>
-        <w:t>默认测试账号密码均为 123456。管理员账号：admin / 123456。</w:t>
+        <w:t>默认账号密码均为 123456。管理员：admin / 123456。</w:t>
+      </w:r>
+    </w:p>
+    <w:p>
+      <w:r>
+        <w:br w:type="page"/>
+      </w:r>
+    </w:p>
+    <w:p>
+      <w:pPr>
+        <w:spacing w:before="240" w:after="120"/>
+      </w:pPr>
+      <w:r>
+        <w:rPr>
+          <w:rFonts w:ascii="黑体" w:hAnsi="黑体" w:eastAsia="黑体"/>
+          <w:b/>
+          <w:sz w:val="32"/>
+        </w:rPr>
+        <w:t>四、Docker Compose 部署（生产环境）</w:t>
       </w:r>
     </w:p>
     <w:p>
       <w:pPr>
         <w:spacing w:before="160" w:after="80"/>
-        <w:jc w:val="left"/>
       </w:pPr>
       <w:r>
         <w:rPr>
@@ -3245,45 +2336,7 @@
           <w:b/>
           <w:sz w:val="28"/>
         </w:rPr>
-        <w:t>3.3 手动部署方式（宿主机直接运行）</w:t>
-      </w:r>
-    </w:p>
-    <w:p>
-      <w:pPr>
-        <w:ind w:firstLine="420"/>
-      </w:pPr>
-      <w:r>
-        <w:rPr>
-          <w:rFonts w:ascii="宋体" w:hAnsi="宋体" w:eastAsia="宋体"/>
-          <w:sz w:val="24"/>
-        </w:rPr>
-        <w:t>适用于开发测试环境，直接将 Jar 包运行在宿主机上。</w:t>
-      </w:r>
-    </w:p>
-    <w:p>
-      <w:pPr>
-        <w:spacing w:before="120" w:after="60"/>
-        <w:jc w:val="left"/>
-      </w:pPr>
-      <w:r>
-        <w:rPr>
-          <w:rFonts w:ascii="黑体" w:hAnsi="黑体" w:eastAsia="黑体"/>
-          <w:b/>
-          <w:sz w:val="24"/>
-        </w:rPr>
-        <w:t>3.3.1 配置服务</w:t>
-      </w:r>
-    </w:p>
-    <w:p>
-      <w:pPr>
-        <w:ind w:firstLine="420"/>
-      </w:pPr>
-      <w:r>
-        <w:rPr>
-          <w:rFonts w:ascii="宋体" w:hAnsi="宋体" w:eastAsia="宋体"/>
-          <w:sz w:val="24"/>
-        </w:rPr>
-        <w:t>每个微服务通过 application.yml 或 Nacos 配置中心配置数据库连接和注册中心地址。生产环境推荐使用环境变量覆盖关键配置：</w:t>
+        <w:t>4.1 部署架构</w:t>
       </w:r>
     </w:p>
     <w:p>
@@ -3296,28 +2349,63 @@
           <w:rFonts w:ascii="Courier New" w:hAnsi="Courier New"/>
           <w:sz w:val="18"/>
         </w:rPr>
-        <w:t># 环境变量配置示例</w:t>
+        <w:t>阿里云 ECS (4核8G, IP: 101.37.182.56)</w:t>
         <w:br/>
-        <w:t>export NACOS_ADDR=localhost:8848</w:t>
+        <w:t>│</w:t>
         <w:br/>
-        <w:t>export DB_HOST=localhost</w:t>
+        <w:t>├── /opt/deploy/docker-compose.yml    容器编排定义</w:t>
         <w:br/>
-        <w:t>export DB_USER=root</w:t>
+        <w:t>├── /opt/deploy/Dockerfile.service    通用微服务镜像 (temurin:17-jre-alpine)</w:t>
         <w:br/>
-        <w:t>export DB_PASS=20041015</w:t>
+        <w:t>├── /opt/deploy/nginx/nginx.conf      Nginx 反向代理配置</w:t>
         <w:br/>
-        <w:t>export REDIS_HOST=localhost</w:t>
+        <w:t>├── /opt/deploy/sql/                   数据库初始化脚本</w:t>
         <w:br/>
-        <w:t>export JWT_SECRET=Y2FtcHVzLXBsYXRmb3JtLWRlZmF1bHQtc2VjcmV0LWtleS0yMDI0LW1pbi1sZW5ndGgtMzJieXRlcys=</w:t>
+        <w:t>├── /opt/campus-platform/              项目源码 + 编译产物</w:t>
         <w:br/>
-        <w:t>export JWT_EXPIRE_MS=604800000</w:t>
+        <w:t>│</w:t>
         <w:br/>
+        <w:t>└── Docker 容器 (deploy_default 网络)</w:t>
+        <w:br/>
+        <w:t xml:space="preserve">    ├── campus-nginx       (nginx:alpine)          :80</w:t>
+        <w:br/>
+        <w:t xml:space="preserve">    ├── campus-gateway     (gateway.jar)           :8080</w:t>
+        <w:br/>
+        <w:t xml:space="preserve">    ├── campus-user        (user-service.jar)      :8082</w:t>
+        <w:br/>
+        <w:t xml:space="preserve">    ├── campus-news        (news-service.jar)      :8083</w:t>
+        <w:br/>
+        <w:t xml:space="preserve">    ├── campus-forum       (forum-service.jar)     :8084</w:t>
+        <w:br/>
+        <w:t xml:space="preserve">    ├── campus-lostfound   (lost-found-service)    :8085</w:t>
+        <w:br/>
+        <w:t xml:space="preserve">    ├── campus-secondhand  (second-hand-service)   :8086</w:t>
+        <w:br/>
+        <w:t xml:space="preserve">    ├── campus-complaint   (complaint-service)     :8087</w:t>
+        <w:br/>
+        <w:t xml:space="preserve">    ├── campus-nacos       (nacos-server:v2.3.1)   :8848, :9848</w:t>
+        <w:br/>
+        <w:t xml:space="preserve">    ├── campus-redis       (redis:7-alpine)        :6379</w:t>
+        <w:br/>
+        <w:t xml:space="preserve">    └── campus-mysql       (mysql:8.0)             :3306</w:t>
+      </w:r>
+    </w:p>
+    <w:p>
+      <w:pPr>
+        <w:spacing w:before="160" w:after="80"/>
+      </w:pPr>
+      <w:r>
+        <w:rPr>
+          <w:rFonts w:ascii="黑体" w:hAnsi="黑体" w:eastAsia="黑体"/>
+          <w:b/>
+          <w:sz w:val="28"/>
+        </w:rPr>
+        <w:t>4.2 docker-compose.yml 关键配置</w:t>
       </w:r>
     </w:p>
     <w:p>
       <w:pPr>
         <w:spacing w:before="120" w:after="60"/>
-        <w:jc w:val="left"/>
       </w:pPr>
       <w:r>
         <w:rPr>
@@ -3325,19 +2413,7 @@
           <w:b/>
           <w:sz w:val="24"/>
         </w:rPr>
-        <w:t>3.3.2 启动顺序</w:t>
-      </w:r>
-    </w:p>
-    <w:p>
-      <w:pPr>
-        <w:ind w:firstLine="420"/>
-      </w:pPr>
-      <w:r>
-        <w:rPr>
-          <w:rFonts w:ascii="宋体" w:hAnsi="宋体" w:eastAsia="宋体"/>
-          <w:sz w:val="24"/>
-        </w:rPr>
-        <w:t>必须严格按照以下顺序启动（后续服务依赖 Nacos 注册中心）：</w:t>
+        <w:t>4.2.1 通用 Dockerfile</w:t>
       </w:r>
     </w:p>
     <w:p>
@@ -3350,46 +2426,28 @@
           <w:rFonts w:ascii="Courier New" w:hAnsi="Courier New"/>
           <w:sz w:val="18"/>
         </w:rPr>
-        <w:t># 第1步：启动基础设施（MySQL, Redis, Nacos 应已运行）</w:t>
+        <w:t># Dockerfile.service — 所有微服务共用</w:t>
         <w:br/>
+        <w:t>FROM eclipse-temurin:17-jre-alpine</w:t>
         <w:br/>
-        <w:t># 第2步：启动业务微服务（按任意顺序，建议先启 user-service）</w:t>
+        <w:t>RUN apk add --no-cache tzdata curl &amp;&amp; \</w:t>
         <w:br/>
-        <w:t>nohup java -Xms256m -Xmx512m -jar user-service/target/user-service-1.0.0.jar &gt; logs/user.log 2&gt;&amp;1 &amp;</w:t>
+        <w:t xml:space="preserve">    cp /usr/share/zoneinfo/Asia/Shanghai /etc/localtime &amp;&amp; \</w:t>
         <w:br/>
-        <w:t>nohup java -Xms256m -Xmx512m -jar campus-news-service/target/campus-news-service-1.0.0.jar &gt; logs/news.log 2&gt;&amp;1 &amp;</w:t>
+        <w:t xml:space="preserve">    echo "Asia/Shanghai" &gt; /etc/timezone</w:t>
         <w:br/>
-        <w:t>nohup java -Xms256m -Xmx512m -jar forum-service/target/forum-service-1.0.0.jar &gt; logs/forum.log 2&gt;&amp;1 &amp;</w:t>
+        <w:t>WORKDIR /app</w:t>
         <w:br/>
-        <w:t>nohup java -Xms256m -Xmx512m -jar lost-found-service/target/lost-found-service-1.0.0.jar &gt; logs/lostfound.log 2&gt;&amp;1 &amp;</w:t>
+        <w:t>COPY *.jar app.jar</w:t>
         <w:br/>
-        <w:t>nohup java -Xms256m -Xmx512m -jar second-hand-service/target/second-hand-service-1.0.0.jar &gt; logs/secondhand.log 2&gt;&amp;1 &amp;</w:t>
+        <w:t>EXPOSE 8080</w:t>
         <w:br/>
-        <w:t>nohup java -Xms256m -Xmx512m -jar complaint-service/target/complaint-service-1.0.0.jar &gt; logs/complaint.log 2&gt;&amp;1 &amp;</w:t>
-        <w:br/>
-        <w:br/>
-        <w:t># 等待微服务注册到 Nacos（约30秒）</w:t>
-        <w:br/>
-        <w:t>sleep 30</w:t>
-        <w:br/>
-        <w:br/>
-        <w:t># 第3步：启动网关</w:t>
-        <w:br/>
-        <w:t>nohup java -Xms256m -Xmx512m -jar campus-gateway/target/campus-gateway-1.0.0.jar &gt; logs/gateway.log 2&gt;&amp;1 &amp;</w:t>
-        <w:br/>
-        <w:br/>
-        <w:t># 第4步：验证所有服务注册状态</w:t>
-        <w:br/>
-        <w:t>curl http://localhost:8848/nacos/v1/ns/service/list?pageNo=1&amp;pageSize=20</w:t>
-        <w:br/>
-        <w:t># 应看到 7 个服务（6 微服务 + 1 网关）</w:t>
-        <w:br/>
+        <w:t>ENTRYPOINT ["java", "-Xms256m", "-Xmx512m", "-jar", "app.jar"]</w:t>
       </w:r>
     </w:p>
     <w:p>
       <w:pPr>
         <w:spacing w:before="120" w:after="60"/>
-        <w:jc w:val="left"/>
       </w:pPr>
       <w:r>
         <w:rPr>
@@ -3397,19 +2455,7 @@
           <w:b/>
           <w:sz w:val="24"/>
         </w:rPr>
-        <w:t>3.3.3 配置 Nginx</w:t>
-      </w:r>
-    </w:p>
-    <w:p>
-      <w:pPr>
-        <w:ind w:firstLine="420"/>
-      </w:pPr>
-      <w:r>
-        <w:rPr>
-          <w:rFonts w:ascii="宋体" w:hAnsi="宋体" w:eastAsia="宋体"/>
-          <w:sz w:val="24"/>
-        </w:rPr>
-        <w:t>Nginx 作为前端静态文件服务和 API 反向代理：</w:t>
+        <w:t>4.2.2 微服务环境变量（以 user-service 为例）</w:t>
       </w:r>
     </w:p>
     <w:p>
@@ -3422,99 +2468,58 @@
           <w:rFonts w:ascii="Courier New" w:hAnsi="Courier New"/>
           <w:sz w:val="18"/>
         </w:rPr>
-        <w:t># 安装 Nginx</w:t>
+        <w:t>user-service:</w:t>
         <w:br/>
-        <w:t>apt install nginx -y</w:t>
+        <w:t xml:space="preserve">  build:</w:t>
         <w:br/>
+        <w:t xml:space="preserve">    context: ../campus-platform/user-service/target</w:t>
         <w:br/>
-        <w:t># 创建配置文件 /etc/nginx/sites-available/campus</w:t>
+        <w:t xml:space="preserve">    dockerfile: ../../../deploy/Dockerfile.service</w:t>
         <w:br/>
-        <w:t>cat &gt; /etc/nginx/sites-available/campus &lt;&lt; 'EOF'</w:t>
+        <w:t xml:space="preserve">  container_name: campus-user</w:t>
         <w:br/>
-        <w:t>upstream gateway {</w:t>
+        <w:t xml:space="preserve">  environment:</w:t>
         <w:br/>
-        <w:t xml:space="preserve">    server 127.0.0.1:8080;</w:t>
+        <w:t xml:space="preserve">    - JAVA_OPTS=-Xms256m -Xmx512m</w:t>
         <w:br/>
-        <w:t>}</w:t>
+        <w:t xml:space="preserve">    - SERVER_PORT=8082                                    # 服务端口</w:t>
         <w:br/>
+        <w:t xml:space="preserve">    - SPRING_CLOUD_NACOS_DISCOVERY_SERVER_ADDR=nacos:8848 # Nacos 注册中心</w:t>
         <w:br/>
-        <w:t>server {</w:t>
+        <w:t xml:space="preserve">    - SPRING_CLOUD_NACOS_CONFIG_SERVER_ADDR=nacos:8848    # Nacos 配置中心</w:t>
         <w:br/>
-        <w:t xml:space="preserve">    listen 80;</w:t>
+        <w:t xml:space="preserve">    - SPRING_DATASOURCE_URL=jdbc:mysql://mysql:3306/campus_user?useUnicode=true&amp;serverTimezone=Asia/Shanghai</w:t>
         <w:br/>
-        <w:t xml:space="preserve">    server_name _;</w:t>
+        <w:t xml:space="preserve">    - SPRING_DATA_REDIS_HOST=redis                        # Redis 主机</w:t>
         <w:br/>
+        <w:t xml:space="preserve">    - SERVER_SERVLET_ENCODING_CHARSET=UTF-8               # 编码</w:t>
         <w:br/>
-        <w:t xml:space="preserve">    # 前端静态文件</w:t>
+        <w:t xml:space="preserve">    - SERVER_SERVLET_ENCODING_ENABLED=true</w:t>
         <w:br/>
-        <w:t xml:space="preserve">    root /opt/campus-platform/campus-frontend/dist;</w:t>
+        <w:t xml:space="preserve">    - SERVER_SERVLET_ENCODING_FORCE=true</w:t>
         <w:br/>
-        <w:t xml:space="preserve">    index index.html;</w:t>
+        <w:t xml:space="preserve">  ports: ["8082:8082"]</w:t>
         <w:br/>
+        <w:t xml:space="preserve">  depends_on: [mysql, redis, nacos]</w:t>
         <w:br/>
-        <w:t xml:space="preserve">    # API 转发到网关（/api/xxx → gateway/xxx）</w:t>
-        <w:br/>
-        <w:t xml:space="preserve">    location /api/ {</w:t>
-        <w:br/>
-        <w:t xml:space="preserve">        rewrite ^/api/(.*)$ /$1 break;</w:t>
-        <w:br/>
-        <w:t xml:space="preserve">        proxy_pass http://gateway;</w:t>
-        <w:br/>
-        <w:t xml:space="preserve">        proxy_set_header Host $host;</w:t>
-        <w:br/>
-        <w:t xml:space="preserve">        proxy_set_header X-Real-IP $remote_addr;</w:t>
-        <w:br/>
-        <w:t xml:space="preserve">        proxy_set_header X-Forwarded-For $proxy_add_x_forwarded_for;</w:t>
-        <w:br/>
-        <w:t xml:space="preserve">        proxy_set_header X-Forwarded-Proto $scheme;</w:t>
-        <w:br/>
-        <w:t xml:space="preserve">    }</w:t>
-        <w:br/>
-        <w:br/>
-        <w:t xml:space="preserve">    # 上传文件</w:t>
-        <w:br/>
-        <w:t xml:space="preserve">    location /uploads/ {</w:t>
-        <w:br/>
-        <w:t xml:space="preserve">        proxy_pass http://gateway;</w:t>
-        <w:br/>
-        <w:t xml:space="preserve">        proxy_set_header Host $host;</w:t>
-        <w:br/>
-        <w:t xml:space="preserve">    }</w:t>
-        <w:br/>
-        <w:br/>
-        <w:t xml:space="preserve">    # SPA 路由回退（Vue Router history 模式）</w:t>
-        <w:br/>
-        <w:t xml:space="preserve">    location / {</w:t>
-        <w:br/>
-        <w:t xml:space="preserve">        try_files $uri $uri/ /index.html;</w:t>
-        <w:br/>
-        <w:t xml:space="preserve">    }</w:t>
-        <w:br/>
-        <w:br/>
-        <w:t xml:space="preserve">    client_max_body_size 20m;</w:t>
-        <w:br/>
-        <w:t>}</w:t>
-        <w:br/>
-        <w:t>EOF</w:t>
-        <w:br/>
-        <w:br/>
-        <w:t># 启用站点</w:t>
-        <w:br/>
-        <w:t>ln -sf /etc/nginx/sites-available/campus /etc/nginx/sites-enabled/</w:t>
-        <w:br/>
-        <w:t>rm -f /etc/nginx/sites-enabled/default</w:t>
-        <w:br/>
-        <w:br/>
-        <w:t># 测试配置并重载</w:t>
-        <w:br/>
-        <w:t>nginx -t &amp;&amp; systemctl reload nginx</w:t>
-        <w:br/>
+        <w:t xml:space="preserve">  restart: always</w:t>
+      </w:r>
+    </w:p>
+    <w:p>
+      <w:pPr>
+        <w:ind w:firstLine="420"/>
+      </w:pPr>
+      <w:r>
+        <w:rPr>
+          <w:rFonts w:ascii="宋体" w:hAnsi="宋体" w:eastAsia="宋体"/>
+          <w:sz w:val="24"/>
+        </w:rPr>
+        <w:t>各服务差异：端口 SERVER_PORT 分别为 8082-8087、Gateway 为 8080；数据库名分别为 campus_user/news/forum/lostfound/secondhand/complaint；forum 和 secondhand 额外配置 SPRING_DATA_REDIS_HOST；Gateway 无需数据库和 Redis。</w:t>
       </w:r>
     </w:p>
     <w:p>
       <w:pPr>
         <w:spacing w:before="120" w:after="60"/>
-        <w:jc w:val="left"/>
       </w:pPr>
       <w:r>
         <w:rPr>
@@ -3522,7 +2527,7 @@
           <w:b/>
           <w:sz w:val="24"/>
         </w:rPr>
-        <w:t>3.3.4 前端部署</w:t>
+        <w:t>4.2.3 Nginx 配置</w:t>
       </w:r>
     </w:p>
     <w:p>
@@ -3535,382 +2540,63 @@
           <w:rFonts w:ascii="Courier New" w:hAnsi="Courier New"/>
           <w:sz w:val="18"/>
         </w:rPr>
-        <w:t># 编译后的 dist 目录直接复制到 Nginx 静态目录</w:t>
+        <w:t># /opt/deploy/nginx/nginx.conf</w:t>
         <w:br/>
-        <w:t>cp -r /opt/campus-platform/campus-frontend/dist/* /usr/share/nginx/html/</w:t>
+        <w:t>upstream gateway { server gateway:8080; }</w:t>
         <w:br/>
         <w:br/>
-        <w:t># 或使用 Nginx 配置中的 root 指向</w:t>
+        <w:t>server {</w:t>
         <w:br/>
-        <w:t># root /opt/campus-platform/campus-frontend/dist;</w:t>
+        <w:t xml:space="preserve">    listen 80;</w:t>
         <w:br/>
-      </w:r>
-    </w:p>
-    <w:p>
-      <w:r>
-        <w:br w:type="page"/>
-      </w:r>
-    </w:p>
-    <w:p>
-      <w:pPr>
-        <w:spacing w:before="240" w:after="120"/>
-        <w:jc w:val="left"/>
-      </w:pPr>
-      <w:r>
-        <w:rPr>
-          <w:rFonts w:ascii="黑体" w:hAnsi="黑体" w:eastAsia="黑体"/>
-          <w:b/>
-          <w:sz w:val="32"/>
-        </w:rPr>
-        <w:t>四、Docker Compose 一键部署（推荐）</w:t>
-      </w:r>
-    </w:p>
-    <w:p>
-      <w:pPr>
-        <w:ind w:firstLine="420"/>
-      </w:pPr>
-      <w:r>
-        <w:rPr>
-          <w:rFonts w:ascii="宋体" w:hAnsi="宋体" w:eastAsia="宋体"/>
-          <w:sz w:val="24"/>
-        </w:rPr>
-        <w:t>Docker Compose 方式将基础设施、微服务、Nginx 全部容器化，一条命令完成部署，推荐用于生产环境。</w:t>
+        <w:t xml:space="preserve">    server_name _;</w:t>
+        <w:br/>
+        <w:t xml:space="preserve">    charset utf-8;                           # 防止中文乱码</w:t>
+        <w:br/>
+        <w:t xml:space="preserve">    root /usr/share/nginx/html;</w:t>
+        <w:br/>
+        <w:t xml:space="preserve">    index index.html;</w:t>
+        <w:br/>
+        <w:br/>
+        <w:t xml:space="preserve">    location /api/ {</w:t>
+        <w:br/>
+        <w:t xml:space="preserve">        rewrite ^/api/(.*)$ /$1 break;       # 剥离 /api 前缀</w:t>
+        <w:br/>
+        <w:t xml:space="preserve">        proxy_pass http://gateway;</w:t>
+        <w:br/>
+        <w:t xml:space="preserve">        proxy_set_header Host $host;</w:t>
+        <w:br/>
+        <w:t xml:space="preserve">        proxy_set_header X-Real-IP $remote_addr;</w:t>
+        <w:br/>
+        <w:t xml:space="preserve">        proxy_set_header X-Forwarded-For $proxy_add_x_forwarded_for;</w:t>
+        <w:br/>
+        <w:t xml:space="preserve">        proxy_set_header Accept-Charset "utf-8";</w:t>
+        <w:br/>
+        <w:t xml:space="preserve">    }</w:t>
+        <w:br/>
+        <w:br/>
+        <w:t xml:space="preserve">    location /uploads/ {</w:t>
+        <w:br/>
+        <w:t xml:space="preserve">        proxy_pass http://gateway;</w:t>
+        <w:br/>
+        <w:t xml:space="preserve">    }</w:t>
+        <w:br/>
+        <w:br/>
+        <w:t xml:space="preserve">    location / {</w:t>
+        <w:br/>
+        <w:t xml:space="preserve">        try_files $uri $uri/ /index.html;    # SPA History 模式回退</w:t>
+        <w:br/>
+        <w:t xml:space="preserve">    }</w:t>
+        <w:br/>
+        <w:br/>
+        <w:t xml:space="preserve">    client_max_body_size 20m;                # 支持图片上传</w:t>
+        <w:br/>
+        <w:t>}</w:t>
       </w:r>
     </w:p>
     <w:p>
       <w:pPr>
         <w:spacing w:before="160" w:after="80"/>
-        <w:jc w:val="left"/>
-      </w:pPr>
-      <w:r>
-        <w:rPr>
-          <w:rFonts w:ascii="黑体" w:hAnsi="黑体" w:eastAsia="黑体"/>
-          <w:b/>
-          <w:sz w:val="28"/>
-        </w:rPr>
-        <w:t>4.1 生产环境部署架构</w:t>
-      </w:r>
-    </w:p>
-    <w:p>
-      <w:pPr>
-        <w:spacing w:before="40" w:after="40"/>
-        <w:ind w:firstLine="0"/>
-      </w:pPr>
-      <w:r>
-        <w:rPr>
-          <w:rFonts w:ascii="Courier New" w:hAnsi="Courier New"/>
-          <w:sz w:val="18"/>
-        </w:rPr>
-        <w:br/>
-        <w:t>阿里云 ECS (4核8G Ubuntu 22.04)</w:t>
-        <w:br/>
-        <w:t>│</w:t>
-        <w:br/>
-        <w:t>├── Docker 容器 (docker-compose 编排)</w:t>
-        <w:br/>
-        <w:t>│   ├── campus-mysql       (mysql:8.0)            :3306</w:t>
-        <w:br/>
-        <w:t>│   ├── campus-redis       (redis:7-alpine)       :6379</w:t>
-        <w:br/>
-        <w:t>│   ├── campus-nacos       (nacos-server:v2.3.1)  :8848</w:t>
-        <w:br/>
-        <w:t>│   ├── campus-user        (user-service.jar)     :8082</w:t>
-        <w:br/>
-        <w:t>│   ├── campus-news        (news-service.jar)     :8083</w:t>
-        <w:br/>
-        <w:t>│   ├── campus-forum       (forum-service.jar)    :8084</w:t>
-        <w:br/>
-        <w:t>│   ├── campus-lostfound   (lost-found-service)   :8085</w:t>
-        <w:br/>
-        <w:t>│   ├── campus-secondhand  (second-hand-service)  :8086</w:t>
-        <w:br/>
-        <w:t>│   ├── campus-complaint   (complaint-service)    :8087</w:t>
-        <w:br/>
-        <w:t>│   ├── campus-gateway     (gateway.jar)          :8080</w:t>
-        <w:br/>
-        <w:t>│   └── campus-nginx       (nginx:alpine)         :80</w:t>
-        <w:br/>
-        <w:t>│</w:t>
-        <w:br/>
-        <w:t>└── 数据卷</w:t>
-        <w:br/>
-        <w:t xml:space="preserve">    ├── mysql-data    → MySQL 持久化</w:t>
-        <w:br/>
-        <w:t xml:space="preserve">    └── uploads-data  → 用户上传文件</w:t>
-        <w:br/>
-      </w:r>
-    </w:p>
-    <w:p>
-      <w:pPr>
-        <w:spacing w:before="160" w:after="80"/>
-        <w:jc w:val="left"/>
-      </w:pPr>
-      <w:r>
-        <w:rPr>
-          <w:rFonts w:ascii="黑体" w:hAnsi="黑体" w:eastAsia="黑体"/>
-          <w:b/>
-          <w:sz w:val="28"/>
-        </w:rPr>
-        <w:t>4.2 Docker Compose 配置文件</w:t>
-      </w:r>
-    </w:p>
-    <w:p>
-      <w:pPr>
-        <w:ind w:firstLine="420"/>
-      </w:pPr>
-      <w:r>
-        <w:rPr>
-          <w:rFonts w:ascii="宋体" w:hAnsi="宋体" w:eastAsia="宋体"/>
-          <w:sz w:val="24"/>
-        </w:rPr>
-        <w:t>生产环境 docker-compose.yml 位于 deploy/ 目录下，关键配置项如下：</w:t>
-      </w:r>
-    </w:p>
-    <w:p>
-      <w:pPr>
-        <w:spacing w:before="120" w:after="60"/>
-        <w:jc w:val="left"/>
-      </w:pPr>
-      <w:r>
-        <w:rPr>
-          <w:rFonts w:ascii="黑体" w:hAnsi="黑体" w:eastAsia="黑体"/>
-          <w:b/>
-          <w:sz w:val="24"/>
-        </w:rPr>
-        <w:t>4.2.1 基础设施服务</w:t>
-      </w:r>
-    </w:p>
-    <w:p>
-      <w:pPr>
-        <w:spacing w:before="40" w:after="40"/>
-        <w:ind w:firstLine="0"/>
-      </w:pPr>
-      <w:r>
-        <w:rPr>
-          <w:rFonts w:ascii="Courier New" w:hAnsi="Courier New"/>
-          <w:sz w:val="18"/>
-        </w:rPr>
-        <w:t># docker-compose.yml (节选 - 基础设施)</w:t>
-        <w:br/>
-        <w:t>services:</w:t>
-        <w:br/>
-        <w:t xml:space="preserve">  mysql:</w:t>
-        <w:br/>
-        <w:t xml:space="preserve">    image: mysql:8.0</w:t>
-        <w:br/>
-        <w:t xml:space="preserve">    container_name: campus-mysql</w:t>
-        <w:br/>
-        <w:t xml:space="preserve">    environment:</w:t>
-        <w:br/>
-        <w:t xml:space="preserve">      MYSQL_ROOT_PASSWORD: 20041015</w:t>
-        <w:br/>
-        <w:t xml:space="preserve">      TZ: Asia/Shanghai</w:t>
-        <w:br/>
-        <w:t xml:space="preserve">    ports:</w:t>
-        <w:br/>
-        <w:t xml:space="preserve">      - "3306:3306"</w:t>
-        <w:br/>
-        <w:t xml:space="preserve">    volumes:</w:t>
-        <w:br/>
-        <w:t xml:space="preserve">      - mysql-data:/var/lib/mysql</w:t>
-        <w:br/>
-        <w:t xml:space="preserve">      - ./sql:/docker-entrypoint-initdb.d    # 首次启动自动建库建表</w:t>
-        <w:br/>
-        <w:t xml:space="preserve">    command: --character-set-server=utf8mb4 --collation-server=utf8mb4_unicode_ci</w:t>
-        <w:br/>
-        <w:t xml:space="preserve">    restart: always</w:t>
-        <w:br/>
-        <w:br/>
-        <w:t xml:space="preserve">  redis:</w:t>
-        <w:br/>
-        <w:t xml:space="preserve">    image: redis:7-alpine</w:t>
-        <w:br/>
-        <w:t xml:space="preserve">    container_name: campus-redis</w:t>
-        <w:br/>
-        <w:t xml:space="preserve">    ports:</w:t>
-        <w:br/>
-        <w:t xml:space="preserve">      - "6379:6379"</w:t>
-        <w:br/>
-        <w:t xml:space="preserve">    restart: always</w:t>
-        <w:br/>
-      </w:r>
-    </w:p>
-    <w:p>
-      <w:pPr>
-        <w:spacing w:before="120" w:after="60"/>
-        <w:jc w:val="left"/>
-      </w:pPr>
-      <w:r>
-        <w:rPr>
-          <w:rFonts w:ascii="黑体" w:hAnsi="黑体" w:eastAsia="黑体"/>
-          <w:b/>
-          <w:sz w:val="24"/>
-        </w:rPr>
-        <w:t>4.2.2 微服务容器</w:t>
-      </w:r>
-    </w:p>
-    <w:p>
-      <w:pPr>
-        <w:spacing w:before="40" w:after="40"/>
-        <w:ind w:firstLine="0"/>
-      </w:pPr>
-      <w:r>
-        <w:rPr>
-          <w:rFonts w:ascii="Courier New" w:hAnsi="Courier New"/>
-          <w:sz w:val="18"/>
-        </w:rPr>
-        <w:t># docker-compose.yml (节选 - 微服务示例)</w:t>
-        <w:br/>
-        <w:t xml:space="preserve">  user-service:</w:t>
-        <w:br/>
-        <w:t xml:space="preserve">    build:</w:t>
-        <w:br/>
-        <w:t xml:space="preserve">      context: ../campus-platform/user-service/target</w:t>
-        <w:br/>
-        <w:t xml:space="preserve">      dockerfile: ../../../deploy/Dockerfile.service</w:t>
-        <w:br/>
-        <w:t xml:space="preserve">    container_name: campus-user</w:t>
-        <w:br/>
-        <w:t xml:space="preserve">    environment:</w:t>
-        <w:br/>
-        <w:t xml:space="preserve">      - JAVA_OPTS=-Xms256m -Xmx512m</w:t>
-        <w:br/>
-        <w:t xml:space="preserve">      - NACOS_ADDR=nacos:8848</w:t>
-        <w:br/>
-        <w:t xml:space="preserve">      - DB_HOST=mysql</w:t>
-        <w:br/>
-        <w:t xml:space="preserve">      - REDIS_HOST=redis</w:t>
-        <w:br/>
-        <w:t xml:space="preserve">    ports:</w:t>
-        <w:br/>
-        <w:t xml:space="preserve">      - "8082:8082"</w:t>
-        <w:br/>
-        <w:t xml:space="preserve">    depends_on:</w:t>
-        <w:br/>
-        <w:t xml:space="preserve">      - mysql</w:t>
-        <w:br/>
-        <w:t xml:space="preserve">      - redis</w:t>
-        <w:br/>
-        <w:t xml:space="preserve">    restart: always</w:t>
-        <w:br/>
-      </w:r>
-    </w:p>
-    <w:p>
-      <w:pPr>
-        <w:spacing w:before="120" w:after="60"/>
-        <w:jc w:val="left"/>
-      </w:pPr>
-      <w:r>
-        <w:rPr>
-          <w:rFonts w:ascii="黑体" w:hAnsi="黑体" w:eastAsia="黑体"/>
-          <w:b/>
-          <w:sz w:val="24"/>
-        </w:rPr>
-        <w:t>4.2.3 Nginx 容器</w:t>
-      </w:r>
-    </w:p>
-    <w:p>
-      <w:pPr>
-        <w:spacing w:before="40" w:after="40"/>
-        <w:ind w:firstLine="0"/>
-      </w:pPr>
-      <w:r>
-        <w:rPr>
-          <w:rFonts w:ascii="Courier New" w:hAnsi="Courier New"/>
-          <w:sz w:val="18"/>
-        </w:rPr>
-        <w:t># docker-compose.yml (节选 - Nginx)</w:t>
-        <w:br/>
-        <w:t xml:space="preserve">  nginx:</w:t>
-        <w:br/>
-        <w:t xml:space="preserve">    image: nginx:alpine</w:t>
-        <w:br/>
-        <w:t xml:space="preserve">    container_name: campus-nginx</w:t>
-        <w:br/>
-        <w:t xml:space="preserve">    ports:</w:t>
-        <w:br/>
-        <w:t xml:space="preserve">      - "80:80"</w:t>
-        <w:br/>
-        <w:t xml:space="preserve">    volumes:</w:t>
-        <w:br/>
-        <w:t xml:space="preserve">      - ./nginx/nginx.conf:/etc/nginx/conf.d/default.conf</w:t>
-        <w:br/>
-        <w:t xml:space="preserve">      - ../campus-platform/campus-frontend/dist:/usr/share/nginx/html</w:t>
-        <w:br/>
-        <w:t xml:space="preserve">    depends_on:</w:t>
-        <w:br/>
-        <w:t xml:space="preserve">      - gateway</w:t>
-        <w:br/>
-        <w:t xml:space="preserve">    restart: always</w:t>
-        <w:br/>
-      </w:r>
-    </w:p>
-    <w:p>
-      <w:pPr>
-        <w:spacing w:before="120" w:after="60"/>
-        <w:jc w:val="left"/>
-      </w:pPr>
-      <w:r>
-        <w:rPr>
-          <w:rFonts w:ascii="黑体" w:hAnsi="黑体" w:eastAsia="黑体"/>
-          <w:b/>
-          <w:sz w:val="24"/>
-        </w:rPr>
-        <w:t>4.2.4 通用 Dockerfile</w:t>
-      </w:r>
-    </w:p>
-    <w:p>
-      <w:pPr>
-        <w:ind w:firstLine="420"/>
-      </w:pPr>
-      <w:r>
-        <w:rPr>
-          <w:rFonts w:ascii="宋体" w:hAnsi="宋体" w:eastAsia="宋体"/>
-          <w:sz w:val="24"/>
-        </w:rPr>
-        <w:t>所有微服务使用统一的 Dockerfile：</w:t>
-      </w:r>
-    </w:p>
-    <w:p>
-      <w:pPr>
-        <w:spacing w:before="40" w:after="40"/>
-        <w:ind w:firstLine="0"/>
-      </w:pPr>
-      <w:r>
-        <w:rPr>
-          <w:rFonts w:ascii="Courier New" w:hAnsi="Courier New"/>
-          <w:sz w:val="18"/>
-        </w:rPr>
-        <w:t># Dockerfile.service — 通用微服务镜像</w:t>
-        <w:br/>
-        <w:t>FROM eclipse-temurin:17-jre-alpine</w:t>
-        <w:br/>
-        <w:br/>
-        <w:t># 设置时区</w:t>
-        <w:br/>
-        <w:t>RUN apk add --no-cache tzdata curl &amp;&amp; \</w:t>
-        <w:br/>
-        <w:t xml:space="preserve">    cp /usr/share/zoneinfo/Asia/Shanghai /etc/localtime &amp;&amp; \</w:t>
-        <w:br/>
-        <w:t xml:space="preserve">    echo "Asia/Shanghai" &gt; /etc/timezone</w:t>
-        <w:br/>
-        <w:br/>
-        <w:t>WORKDIR /app</w:t>
-        <w:br/>
-        <w:t>COPY *.jar app.jar</w:t>
-        <w:br/>
-        <w:br/>
-        <w:t>EXPOSE 8080</w:t>
-        <w:br/>
-        <w:br/>
-        <w:t>ENTRYPOINT ["java", "-Xms256m", "-Xmx512m", "-jar", "app.jar"]</w:t>
-        <w:br/>
-      </w:r>
-    </w:p>
-    <w:p>
-      <w:pPr>
-        <w:spacing w:before="160" w:after="80"/>
-        <w:jc w:val="left"/>
       </w:pPr>
       <w:r>
         <w:rPr>
@@ -3924,7 +2610,6 @@
     <w:p>
       <w:pPr>
         <w:spacing w:before="120" w:after="60"/>
-        <w:jc w:val="left"/>
       </w:pPr>
       <w:r>
         <w:rPr>
@@ -3945,38 +2630,18 @@
           <w:rFonts w:ascii="Courier New" w:hAnsi="Courier New"/>
           <w:sz w:val="18"/>
         </w:rPr>
-        <w:t># 1. 上传项目到服务器</w:t>
-        <w:br/>
-        <w:t>cd E:/ck</w:t>
-        <w:br/>
-        <w:t>tar --exclude='node_modules' --exclude='target' --exclude='.git' \</w:t>
-        <w:br/>
-        <w:t xml:space="preserve">    -czf campus.tar.gz campus-platform/ deploy/ sql/</w:t>
-        <w:br/>
-        <w:t>scp campus.tar.gz root@101.37.182.56:/opt/</w:t>
-        <w:br/>
-        <w:br/>
-        <w:t># 2. 服务器端解压</w:t>
-        <w:br/>
-        <w:t>ssh root@101.37.182.56</w:t>
-        <w:br/>
-        <w:t>cd /opt &amp;&amp; tar -xzf campus.tar.gz</w:t>
-        <w:br/>
-        <w:br/>
-        <w:t># 3. 执行构建部署脚本</w:t>
-        <w:br/>
         <w:t>cd /opt/deploy</w:t>
         <w:br/>
         <w:t>chmod +x build-and-deploy.sh</w:t>
         <w:br/>
         <w:t>./build-and-deploy.sh</w:t>
         <w:br/>
+        <w:t># 脚本执行: mvn 编译后端 → npm 编译前端 → docker compose build → docker compose up -d</w:t>
       </w:r>
     </w:p>
     <w:p>
       <w:pPr>
         <w:spacing w:before="120" w:after="60"/>
-        <w:jc w:val="left"/>
       </w:pPr>
       <w:r>
         <w:rPr>
@@ -3984,19 +2649,7 @@
           <w:b/>
           <w:sz w:val="24"/>
         </w:rPr>
-        <w:t>4.3.2 构建部署脚本说明</w:t>
-      </w:r>
-    </w:p>
-    <w:p>
-      <w:pPr>
-        <w:ind w:firstLine="420"/>
-      </w:pPr>
-      <w:r>
-        <w:rPr>
-          <w:rFonts w:ascii="宋体" w:hAnsi="宋体" w:eastAsia="宋体"/>
-          <w:sz w:val="24"/>
-        </w:rPr>
-        <w:t>build-and-deploy.sh 脚本自动执行以下步骤：</w:t>
+        <w:t>4.3.2 后续更新</w:t>
       </w:r>
     </w:p>
     <w:p>
@@ -4009,175 +2662,20 @@
           <w:rFonts w:ascii="Courier New" w:hAnsi="Courier New"/>
           <w:sz w:val="18"/>
         </w:rPr>
-        <w:t>#!/bin/bash</w:t>
-        <w:br/>
-        <w:t>set -e</w:t>
-        <w:br/>
-        <w:br/>
-        <w:t>echo "[1/4] 编译后端..."</w:t>
-        <w:br/>
-        <w:t>cd ../campus-platform</w:t>
-        <w:br/>
-        <w:t>mvn clean package -DskipTests -q</w:t>
-        <w:br/>
-        <w:br/>
-        <w:t>echo "[2/4] 编译前端..."</w:t>
-        <w:br/>
-        <w:t>cd campus-frontend</w:t>
-        <w:br/>
-        <w:t>npm install --silent</w:t>
-        <w:br/>
-        <w:t>npm run build</w:t>
-        <w:br/>
-        <w:br/>
-        <w:t>echo "[3/4] 构建 Docker 镜像..."</w:t>
-        <w:br/>
-        <w:t>cd ../../deploy</w:t>
-        <w:br/>
-        <w:t>docker-compose build</w:t>
-        <w:br/>
-        <w:br/>
-        <w:t>echo "[4/4] 启动服务..."</w:t>
-        <w:br/>
-        <w:t>docker-compose up -d</w:t>
-        <w:br/>
-        <w:br/>
-        <w:t>echo "部署完成！访问 http://服务器IP"</w:t>
-        <w:br/>
-      </w:r>
-    </w:p>
-    <w:p>
-      <w:pPr>
-        <w:spacing w:before="120" w:after="60"/>
-        <w:jc w:val="left"/>
-      </w:pPr>
-      <w:r>
-        <w:rPr>
-          <w:rFonts w:ascii="黑体" w:hAnsi="黑体" w:eastAsia="黑体"/>
-          <w:b/>
-          <w:sz w:val="24"/>
-        </w:rPr>
-        <w:t>4.3.3 后续更新部署</w:t>
-      </w:r>
-    </w:p>
-    <w:p>
-      <w:pPr>
-        <w:spacing w:before="40" w:after="40"/>
-        <w:ind w:firstLine="0"/>
-      </w:pPr>
-      <w:r>
-        <w:rPr>
-          <w:rFonts w:ascii="Courier New" w:hAnsi="Courier New"/>
-          <w:sz w:val="18"/>
-        </w:rPr>
-        <w:t># 代码更新后，只需：</w:t>
+        <w:t># 代码更新后</w:t>
         <w:br/>
         <w:t>cd /opt/campus-platform</w:t>
         <w:br/>
-        <w:t>git pull  # 或重新上传</w:t>
-        <w:br/>
-        <w:br/>
-        <w:t># 重新编译 + 重启</w:t>
+        <w:t>mvn clean package spring-boot:repackage -DskipTests</w:t>
         <w:br/>
         <w:t>cd /opt/deploy</w:t>
         <w:br/>
-        <w:t>./build-and-deploy.sh</w:t>
+        <w:t>docker compose up -d --build      # 仅重建有变化的镜像</w:t>
         <w:br/>
         <w:br/>
-        <w:t># 或者只重启更新的服务</w:t>
+        <w:t># 或仅重启某服务</w:t>
         <w:br/>
-        <w:t>docker-compose up -d --build user-service</w:t>
-        <w:br/>
-      </w:r>
-    </w:p>
-    <w:p>
-      <w:pPr>
-        <w:spacing w:before="160" w:after="80"/>
-        <w:jc w:val="left"/>
-      </w:pPr>
-      <w:r>
-        <w:rPr>
-          <w:rFonts w:ascii="黑体" w:hAnsi="黑体" w:eastAsia="黑体"/>
-          <w:b/>
-          <w:sz w:val="28"/>
-        </w:rPr>
-        <w:t>4.4 Nginx 配置（Docker 环境）</w:t>
-      </w:r>
-    </w:p>
-    <w:p>
-      <w:pPr>
-        <w:spacing w:before="40" w:after="40"/>
-        <w:ind w:firstLine="0"/>
-      </w:pPr>
-      <w:r>
-        <w:rPr>
-          <w:rFonts w:ascii="Courier New" w:hAnsi="Courier New"/>
-          <w:sz w:val="18"/>
-        </w:rPr>
-        <w:t># deploy/nginx/nginx.conf</w:t>
-        <w:br/>
-        <w:t>upstream gateway {</w:t>
-        <w:br/>
-        <w:t xml:space="preserve">    server gateway:8080;      # Docker 内部通过服务名访问</w:t>
-        <w:br/>
-        <w:t>}</w:t>
-        <w:br/>
-        <w:br/>
-        <w:t>server {</w:t>
-        <w:br/>
-        <w:t xml:space="preserve">    listen 80;</w:t>
-        <w:br/>
-        <w:t xml:space="preserve">    server_name _;</w:t>
-        <w:br/>
-        <w:br/>
-        <w:t xml:space="preserve">    root /usr/share/nginx/html;</w:t>
-        <w:br/>
-        <w:t xml:space="preserve">    index index.html;</w:t>
-        <w:br/>
-        <w:br/>
-        <w:t xml:space="preserve">    # API 转发</w:t>
-        <w:br/>
-        <w:t xml:space="preserve">    location /api/ {</w:t>
-        <w:br/>
-        <w:t xml:space="preserve">        rewrite ^/api/(.*)$ /$1 break;</w:t>
-        <w:br/>
-        <w:t xml:space="preserve">        proxy_pass http://gateway;</w:t>
-        <w:br/>
-        <w:t xml:space="preserve">        proxy_set_header Host $host;</w:t>
-        <w:br/>
-        <w:t xml:space="preserve">        proxy_set_header X-Real-IP $remote_addr;</w:t>
-        <w:br/>
-        <w:t xml:space="preserve">        proxy_set_header X-Forwarded-For $proxy_add_x_forwarded_for;</w:t>
-        <w:br/>
-        <w:t xml:space="preserve">        proxy_set_header X-Forwarded-Proto $scheme;</w:t>
-        <w:br/>
-        <w:t xml:space="preserve">    }</w:t>
-        <w:br/>
-        <w:br/>
-        <w:t xml:space="preserve">    # 上传文件</w:t>
-        <w:br/>
-        <w:t xml:space="preserve">    location /uploads/ {</w:t>
-        <w:br/>
-        <w:t xml:space="preserve">        proxy_pass http://gateway;</w:t>
-        <w:br/>
-        <w:t xml:space="preserve">        proxy_set_header Host $host;</w:t>
-        <w:br/>
-        <w:t xml:space="preserve">    }</w:t>
-        <w:br/>
-        <w:br/>
-        <w:t xml:space="preserve">    # SPA 回退</w:t>
-        <w:br/>
-        <w:t xml:space="preserve">    location / {</w:t>
-        <w:br/>
-        <w:t xml:space="preserve">        try_files $uri $uri/ /index.html;</w:t>
-        <w:br/>
-        <w:t xml:space="preserve">    }</w:t>
-        <w:br/>
-        <w:br/>
-        <w:t xml:space="preserve">    client_max_body_size 20m;</w:t>
-        <w:br/>
-        <w:t>}</w:t>
-        <w:br/>
+        <w:t>docker compose restart user-service</w:t>
       </w:r>
     </w:p>
     <w:p>
@@ -4187,8 +2685,326 @@
     </w:p>
     <w:p>
       <w:pPr>
+        <w:spacing w:before="160" w:after="80"/>
+      </w:pPr>
+      <w:r>
+        <w:rPr>
+          <w:rFonts w:ascii="黑体" w:hAnsi="黑体" w:eastAsia="黑体"/>
+          <w:b/>
+          <w:sz w:val="28"/>
+        </w:rPr>
+        <w:t>4.4 常用运维命令</w:t>
+      </w:r>
+    </w:p>
+    <w:tbl>
+      <w:tblPr>
+        <w:tblStyle w:val="TableGrid"/>
+        <w:tblW w:type="auto" w:w="0"/>
+        <w:jc w:val="center"/>
+        <w:tblLook w:firstColumn="1" w:firstRow="1" w:lastColumn="0" w:lastRow="0" w:noHBand="0" w:noVBand="1" w:val="04A0"/>
+      </w:tblPr>
+      <w:tblGrid>
+        <w:gridCol w:w="4320"/>
+        <w:gridCol w:w="4320"/>
+      </w:tblGrid>
+      <w:tr>
+        <w:tc>
+          <w:tcPr>
+            <w:tcW w:type="dxa" w:w="4535"/>
+          </w:tcPr>
+          <w:p>
+            <w:pPr>
+              <w:jc w:val="center"/>
+            </w:pPr>
+            <w:r>
+              <w:rPr>
+                <w:b/>
+                <w:sz w:val="18"/>
+              </w:rPr>
+              <w:t>命令</w:t>
+            </w:r>
+          </w:p>
+        </w:tc>
+        <w:tc>
+          <w:tcPr>
+            <w:tcW w:type="dxa" w:w="3402"/>
+          </w:tcPr>
+          <w:p>
+            <w:pPr>
+              <w:jc w:val="center"/>
+            </w:pPr>
+            <w:r>
+              <w:rPr>
+                <w:b/>
+                <w:sz w:val="18"/>
+              </w:rPr>
+              <w:t>说明</w:t>
+            </w:r>
+          </w:p>
+        </w:tc>
+      </w:tr>
+      <w:tr>
+        <w:tc>
+          <w:tcPr>
+            <w:tcW w:type="dxa" w:w="4535"/>
+          </w:tcPr>
+          <w:p>
+            <w:r>
+              <w:rPr>
+                <w:sz w:val="18"/>
+              </w:rPr>
+              <w:t>docker compose ps</w:t>
+            </w:r>
+          </w:p>
+        </w:tc>
+        <w:tc>
+          <w:tcPr>
+            <w:tcW w:type="dxa" w:w="3402"/>
+          </w:tcPr>
+          <w:p>
+            <w:r>
+              <w:rPr>
+                <w:sz w:val="18"/>
+              </w:rPr>
+              <w:t>查看所有容器状态</w:t>
+            </w:r>
+          </w:p>
+        </w:tc>
+      </w:tr>
+      <w:tr>
+        <w:tc>
+          <w:tcPr>
+            <w:tcW w:type="dxa" w:w="4535"/>
+          </w:tcPr>
+          <w:p>
+            <w:r>
+              <w:rPr>
+                <w:sz w:val="18"/>
+              </w:rPr>
+              <w:t>docker compose logs -f [服务名]</w:t>
+            </w:r>
+          </w:p>
+        </w:tc>
+        <w:tc>
+          <w:tcPr>
+            <w:tcW w:type="dxa" w:w="3402"/>
+          </w:tcPr>
+          <w:p>
+            <w:r>
+              <w:rPr>
+                <w:sz w:val="18"/>
+              </w:rPr>
+              <w:t>实时查看日志（如 gateway）</w:t>
+            </w:r>
+          </w:p>
+        </w:tc>
+      </w:tr>
+      <w:tr>
+        <w:tc>
+          <w:tcPr>
+            <w:tcW w:type="dxa" w:w="4535"/>
+          </w:tcPr>
+          <w:p>
+            <w:r>
+              <w:rPr>
+                <w:sz w:val="18"/>
+              </w:rPr>
+              <w:t>docker compose restart [服务名]</w:t>
+            </w:r>
+          </w:p>
+        </w:tc>
+        <w:tc>
+          <w:tcPr>
+            <w:tcW w:type="dxa" w:w="3402"/>
+          </w:tcPr>
+          <w:p>
+            <w:r>
+              <w:rPr>
+                <w:sz w:val="18"/>
+              </w:rPr>
+              <w:t>重启指定服务</w:t>
+            </w:r>
+          </w:p>
+        </w:tc>
+      </w:tr>
+      <w:tr>
+        <w:tc>
+          <w:tcPr>
+            <w:tcW w:type="dxa" w:w="4535"/>
+          </w:tcPr>
+          <w:p>
+            <w:r>
+              <w:rPr>
+                <w:sz w:val="18"/>
+              </w:rPr>
+              <w:t>docker compose up -d --build</w:t>
+            </w:r>
+          </w:p>
+        </w:tc>
+        <w:tc>
+          <w:tcPr>
+            <w:tcW w:type="dxa" w:w="3402"/>
+          </w:tcPr>
+          <w:p>
+            <w:r>
+              <w:rPr>
+                <w:sz w:val="18"/>
+              </w:rPr>
+              <w:t>重新构建并启动</w:t>
+            </w:r>
+          </w:p>
+        </w:tc>
+      </w:tr>
+      <w:tr>
+        <w:tc>
+          <w:tcPr>
+            <w:tcW w:type="dxa" w:w="4535"/>
+          </w:tcPr>
+          <w:p>
+            <w:r>
+              <w:rPr>
+                <w:sz w:val="18"/>
+              </w:rPr>
+              <w:t>docker compose stop / start</w:t>
+            </w:r>
+          </w:p>
+        </w:tc>
+        <w:tc>
+          <w:tcPr>
+            <w:tcW w:type="dxa" w:w="3402"/>
+          </w:tcPr>
+          <w:p>
+            <w:r>
+              <w:rPr>
+                <w:sz w:val="18"/>
+              </w:rPr>
+              <w:t>停止 / 启动所有服务</w:t>
+            </w:r>
+          </w:p>
+        </w:tc>
+      </w:tr>
+      <w:tr>
+        <w:tc>
+          <w:tcPr>
+            <w:tcW w:type="dxa" w:w="4535"/>
+          </w:tcPr>
+          <w:p>
+            <w:r>
+              <w:rPr>
+                <w:sz w:val="18"/>
+              </w:rPr>
+              <w:t>docker compose down</w:t>
+            </w:r>
+          </w:p>
+        </w:tc>
+        <w:tc>
+          <w:tcPr>
+            <w:tcW w:type="dxa" w:w="3402"/>
+          </w:tcPr>
+          <w:p>
+            <w:r>
+              <w:rPr>
+                <w:sz w:val="18"/>
+              </w:rPr>
+              <w:t>停止并删除容器（保留数据卷）</w:t>
+            </w:r>
+          </w:p>
+        </w:tc>
+      </w:tr>
+      <w:tr>
+        <w:tc>
+          <w:tcPr>
+            <w:tcW w:type="dxa" w:w="4535"/>
+          </w:tcPr>
+          <w:p>
+            <w:r>
+              <w:rPr>
+                <w:sz w:val="18"/>
+              </w:rPr>
+              <w:t>docker compose down -v</w:t>
+            </w:r>
+          </w:p>
+        </w:tc>
+        <w:tc>
+          <w:tcPr>
+            <w:tcW w:type="dxa" w:w="3402"/>
+          </w:tcPr>
+          <w:p>
+            <w:r>
+              <w:rPr>
+                <w:sz w:val="18"/>
+              </w:rPr>
+              <w:t>停止并删除容器+数据卷（⚠ 数据丢失）</w:t>
+            </w:r>
+          </w:p>
+        </w:tc>
+      </w:tr>
+      <w:tr>
+        <w:tc>
+          <w:tcPr>
+            <w:tcW w:type="dxa" w:w="4535"/>
+          </w:tcPr>
+          <w:p>
+            <w:r>
+              <w:rPr>
+                <w:sz w:val="18"/>
+              </w:rPr>
+              <w:t>docker stats</w:t>
+            </w:r>
+          </w:p>
+        </w:tc>
+        <w:tc>
+          <w:tcPr>
+            <w:tcW w:type="dxa" w:w="3402"/>
+          </w:tcPr>
+          <w:p>
+            <w:r>
+              <w:rPr>
+                <w:sz w:val="18"/>
+              </w:rPr>
+              <w:t>查看容器资源使用</w:t>
+            </w:r>
+          </w:p>
+        </w:tc>
+      </w:tr>
+      <w:tr>
+        <w:tc>
+          <w:tcPr>
+            <w:tcW w:type="dxa" w:w="4535"/>
+          </w:tcPr>
+          <w:p>
+            <w:r>
+              <w:rPr>
+                <w:sz w:val="18"/>
+              </w:rPr>
+              <w:t>curl http://localhost:8848/nacos</w:t>
+            </w:r>
+          </w:p>
+        </w:tc>
+        <w:tc>
+          <w:tcPr>
+            <w:tcW w:type="dxa" w:w="3402"/>
+          </w:tcPr>
+          <w:p>
+            <w:r>
+              <w:rPr>
+                <w:sz w:val="18"/>
+              </w:rPr>
+              <w:t>验证 Nacos 可用性</w:t>
+            </w:r>
+          </w:p>
+        </w:tc>
+      </w:tr>
+    </w:tbl>
+    <w:p/>
+    <w:p>
+      <w:r>
+        <w:br w:type="page"/>
+      </w:r>
+    </w:p>
+    <w:p>
+      <w:pPr>
         <w:spacing w:before="240" w:after="120"/>
-        <w:jc w:val="left"/>
       </w:pPr>
       <w:r>
         <w:rPr>
@@ -4202,7 +3018,6 @@
     <w:p>
       <w:pPr>
         <w:spacing w:before="160" w:after="80"/>
-        <w:jc w:val="left"/>
       </w:pPr>
       <w:r>
         <w:rPr>
@@ -4237,7 +3052,7 @@
             <w:r>
               <w:rPr>
                 <w:b/>
-                <w:sz w:val="20"/>
+                <w:sz w:val="18"/>
               </w:rPr>
               <w:t>组件</w:t>
             </w:r>
@@ -4254,7 +3069,7 @@
             <w:r>
               <w:rPr>
                 <w:b/>
-                <w:sz w:val="20"/>
+                <w:sz w:val="18"/>
               </w:rPr>
               <w:t>要求</w:t>
             </w:r>
@@ -4271,7 +3086,7 @@
             <w:r>
               <w:rPr>
                 <w:b/>
-                <w:sz w:val="20"/>
+                <w:sz w:val="18"/>
               </w:rPr>
               <w:t>安装方式</w:t>
             </w:r>
@@ -4286,7 +3101,7 @@
           <w:p>
             <w:r>
               <w:rPr>
-                <w:sz w:val="20"/>
+                <w:sz w:val="18"/>
               </w:rPr>
               <w:t>JDK 17</w:t>
             </w:r>
@@ -4299,7 +3114,7 @@
           <w:p>
             <w:r>
               <w:rPr>
-                <w:sz w:val="20"/>
+                <w:sz w:val="18"/>
               </w:rPr>
               <w:t>JAVA_HOME 已配置</w:t>
             </w:r>
@@ -4312,7 +3127,7 @@
           <w:p>
             <w:r>
               <w:rPr>
-                <w:sz w:val="20"/>
+                <w:sz w:val="18"/>
               </w:rPr>
               <w:t>Oracle/OpenJDK 官网下载</w:t>
             </w:r>
@@ -4327,7 +3142,7 @@
           <w:p>
             <w:r>
               <w:rPr>
-                <w:sz w:val="20"/>
+                <w:sz w:val="18"/>
               </w:rPr>
               <w:t>Maven 3.8+</w:t>
             </w:r>
@@ -4340,7 +3155,7 @@
           <w:p>
             <w:r>
               <w:rPr>
-                <w:sz w:val="20"/>
+                <w:sz w:val="18"/>
               </w:rPr>
               <w:t>mvn 命令可用</w:t>
             </w:r>
@@ -4353,7 +3168,7 @@
           <w:p>
             <w:r>
               <w:rPr>
-                <w:sz w:val="20"/>
+                <w:sz w:val="18"/>
               </w:rPr>
               <w:t>解压即用，配置 PATH</w:t>
             </w:r>
@@ -4368,7 +3183,7 @@
           <w:p>
             <w:r>
               <w:rPr>
-                <w:sz w:val="20"/>
+                <w:sz w:val="18"/>
               </w:rPr>
               <w:t>MySQL 8.0</w:t>
             </w:r>
@@ -4381,9 +3196,9 @@
           <w:p>
             <w:r>
               <w:rPr>
-                <w:sz w:val="20"/>
+                <w:sz w:val="18"/>
               </w:rPr>
-              <w:t>端口 3306，root 密码 20041015</w:t>
+              <w:t>端口 3306，密码 20041015</w:t>
             </w:r>
           </w:p>
         </w:tc>
@@ -4394,7 +3209,7 @@
           <w:p>
             <w:r>
               <w:rPr>
-                <w:sz w:val="20"/>
+                <w:sz w:val="18"/>
               </w:rPr>
               <w:t>官方安装包或 Docker</w:t>
             </w:r>
@@ -4409,9 +3224,9 @@
           <w:p>
             <w:r>
               <w:rPr>
-                <w:sz w:val="20"/>
+                <w:sz w:val="18"/>
               </w:rPr>
-              <w:t>Redis</w:t>
+              <w:t>Redis 7.x</w:t>
             </w:r>
           </w:p>
         </w:tc>
@@ -4422,7 +3237,7 @@
           <w:p>
             <w:r>
               <w:rPr>
-                <w:sz w:val="20"/>
+                <w:sz w:val="18"/>
               </w:rPr>
               <w:t>端口 6379</w:t>
             </w:r>
@@ -4435,9 +3250,9 @@
           <w:p>
             <w:r>
               <w:rPr>
-                <w:sz w:val="20"/>
+                <w:sz w:val="18"/>
               </w:rPr>
-              <w:t>Windows: 下载 redis-server.exe；Docker: redis:7-alpine</w:t>
+              <w:t>Windows 版 redis-server.exe 或 Docker</w:t>
             </w:r>
           </w:p>
         </w:tc>
@@ -4450,9 +3265,9 @@
           <w:p>
             <w:r>
               <w:rPr>
-                <w:sz w:val="20"/>
+                <w:sz w:val="18"/>
               </w:rPr>
-              <w:t>Nacos</w:t>
+              <w:t>Nacos 2.5.2</w:t>
             </w:r>
           </w:p>
         </w:tc>
@@ -4463,7 +3278,7 @@
           <w:p>
             <w:r>
               <w:rPr>
-                <w:sz w:val="20"/>
+                <w:sz w:val="18"/>
               </w:rPr>
               <w:t>端口 8848，单机模式</w:t>
             </w:r>
@@ -4476,9 +3291,9 @@
           <w:p>
             <w:r>
               <w:rPr>
-                <w:sz w:val="20"/>
+                <w:sz w:val="18"/>
               </w:rPr>
-              <w:t>下载 nacos-server.jar 或 Docker</w:t>
+              <w:t>下载 nacos-server.jar 启动</w:t>
             </w:r>
           </w:p>
         </w:tc>
@@ -4491,7 +3306,7 @@
           <w:p>
             <w:r>
               <w:rPr>
-                <w:sz w:val="20"/>
+                <w:sz w:val="18"/>
               </w:rPr>
               <w:t>Node.js 18+</w:t>
             </w:r>
@@ -4504,9 +3319,9 @@
           <w:p>
             <w:r>
               <w:rPr>
-                <w:sz w:val="20"/>
+                <w:sz w:val="18"/>
               </w:rPr>
-              <w:t>npm/npx 命令可用</w:t>
+              <w:t>npm/npx 可用</w:t>
             </w:r>
           </w:p>
         </w:tc>
@@ -4517,7 +3332,7 @@
           <w:p>
             <w:r>
               <w:rPr>
-                <w:sz w:val="20"/>
+                <w:sz w:val="18"/>
               </w:rPr>
               <w:t>Node.js 官网安装</w:t>
             </w:r>
@@ -4529,7 +3344,6 @@
     <w:p>
       <w:pPr>
         <w:spacing w:before="160" w:after="80"/>
-        <w:jc w:val="left"/>
       </w:pPr>
       <w:r>
         <w:rPr>
@@ -4537,19 +3351,7 @@
           <w:b/>
           <w:sz w:val="28"/>
         </w:rPr>
-        <w:t>5.2 一键启动（Windows 本地）</w:t>
-      </w:r>
-    </w:p>
-    <w:p>
-      <w:pPr>
-        <w:ind w:firstLine="420"/>
-      </w:pPr>
-      <w:r>
-        <w:rPr>
-          <w:rFonts w:ascii="宋体" w:hAnsi="宋体" w:eastAsia="宋体"/>
-          <w:sz w:val="24"/>
-        </w:rPr>
-        <w:t>项目提供 start-all.bat 脚本，一键完成本地环境的编译和启动：</w:t>
+        <w:t>5.2 一键启动（start-all.bat）</w:t>
       </w:r>
     </w:p>
     <w:p>
@@ -4566,68 +3368,24 @@
         <w:br/>
         <w:t>chcp 65001 &gt;nul</w:t>
         <w:br/>
+        <w:t>echo [1/4] 检查基础设施 (MySQL:3306, Redis:6379, Nacos:8848)</w:t>
         <w:br/>
-        <w:t>echo [1/5] 检查基础设施...</w:t>
-        <w:br/>
-        <w:t>REM 检查 MySQL (3306)、Redis (6379)、Nacos (8848) 是否运行</w:t>
-        <w:br/>
-        <w:t>REM 未运行则自动启动 Redis 和 Nacos</w:t>
-        <w:br/>
-        <w:br/>
-        <w:t>echo [2/5] 编译 campus-common...</w:t>
+        <w:t>echo [2/4] 编译 campus-common</w:t>
         <w:br/>
         <w:t>cd /d E:\ck\campus-platform</w:t>
         <w:br/>
         <w:t>call mvn install -pl campus-common -DskipTests -q</w:t>
         <w:br/>
+        <w:t>echo [3/4] 启动 6 微服务 + Gateway (mvn spring-boot:run)</w:t>
         <w:br/>
-        <w:t>echo [3/5] 启动微服务（6个）...</w:t>
+        <w:t>echo [4/4] 启动前端 (npx vite --port 3000)</w:t>
         <w:br/>
-        <w:t>start "user-service" cmd /c "mvn spring-boot:run -pl user-service -DskipTests"</w:t>
-        <w:br/>
-        <w:t>start "news-service" cmd /c "mvn spring-boot:run -pl campus-news-service -DskipTests"</w:t>
-        <w:br/>
-        <w:t>start "forum-service" cmd /c "mvn spring-boot:run -pl forum-service -DskipTests"</w:t>
-        <w:br/>
-        <w:t>start "lostfound-service" cmd /c "mvn spring-boot:run -pl lost-found-service -DskipTests"</w:t>
-        <w:br/>
-        <w:t>start "secondhand-service" cmd /c "mvn spring-boot:run -pl second-hand-service -DskipTests"</w:t>
-        <w:br/>
-        <w:t>start "complaint-service" cmd /c "mvn spring-boot:run -pl complaint-service -DskipTests"</w:t>
-        <w:br/>
-        <w:t>REM 等待 30 秒让微服务完成注册</w:t>
-        <w:br/>
-        <w:br/>
-        <w:t>echo [4/5] 启动网关...</w:t>
-        <w:br/>
-        <w:t>start "gateway" cmd /c "mvn spring-boot:run -pl campus-gateway -DskipTests"</w:t>
-        <w:br/>
-        <w:br/>
-        <w:t>echo [5/5] 启动前端...</w:t>
-        <w:br/>
-        <w:t>cd campus-frontend</w:t>
-        <w:br/>
-        <w:t>start "frontend" cmd /c "npx vite --port 3000"</w:t>
-        <w:br/>
-        <w:br/>
-        <w:t>echo ========================================</w:t>
-        <w:br/>
-        <w:t>echo   启动完成！</w:t>
-        <w:br/>
-        <w:t>echo   前端: http://localhost:3000</w:t>
-        <w:br/>
-        <w:t>echo   网关: http://localhost:8080</w:t>
-        <w:br/>
-        <w:t>echo   Nacos: http://localhost:8848/nacos</w:t>
-        <w:br/>
-        <w:t>echo ========================================</w:t>
-        <w:br/>
+        <w:t>echo 访问: http://localhost:3000</w:t>
       </w:r>
     </w:p>
     <w:p>
       <w:pPr>
         <w:spacing w:before="160" w:after="80"/>
-        <w:jc w:val="left"/>
       </w:pPr>
       <w:r>
         <w:rPr>
@@ -4635,7 +3393,7 @@
           <w:b/>
           <w:sz w:val="28"/>
         </w:rPr>
-        <w:t>5.3 一键停止（Windows 本地）</w:t>
+        <w:t>5.3 本地 Docker 环境（可选）</w:t>
       </w:r>
     </w:p>
     <w:p>
@@ -4648,37 +3406,18 @@
           <w:rFonts w:ascii="Courier New" w:hAnsi="Courier New"/>
           <w:sz w:val="18"/>
         </w:rPr>
-        <w:t>@echo off</w:t>
+        <w:t>cd E:\ck\docker-local</w:t>
         <w:br/>
-        <w:t>chcp 65001 &gt;nul</w:t>
+        <w:t>docker compose up -d --build</w:t>
         <w:br/>
+        <w:t># MySQL :3307, Redis :6380 (避免与本地端口冲突)</w:t>
         <w:br/>
-        <w:t>echo 停止微服务 + 网关 + 前端...</w:t>
-        <w:br/>
-        <w:t>REM 根据端口号找到对应进程并终止</w:t>
-        <w:br/>
-        <w:t>set PORTS=8080 8082 8083 8084 8085 8086 8087 3000</w:t>
-        <w:br/>
-        <w:t>for %%p in (%PORTS%) do (</w:t>
-        <w:br/>
-        <w:t xml:space="preserve">    for /f "tokens=5" %%a in ('netstat -ano ^| findstr ":%%p " ^| findstr "LISTENING"') do (</w:t>
-        <w:br/>
-        <w:t xml:space="preserve">        taskkill /F /PID %%a &gt;nul 2&gt;&amp;1</w:t>
-        <w:br/>
-        <w:t xml:space="preserve">    )</w:t>
-        <w:br/>
-        <w:t>)</w:t>
-        <w:br/>
-        <w:t>echo 项目已关闭。</w:t>
-        <w:br/>
-        <w:t>echo 如需停止基础设施 (MySQL/Redis/Nacos)，请手动操作。</w:t>
-        <w:br/>
+        <w:t># 访问: http://localhost</w:t>
       </w:r>
     </w:p>
     <w:p>
       <w:pPr>
         <w:spacing w:before="160" w:after="80"/>
-        <w:jc w:val="left"/>
       </w:pPr>
       <w:r>
         <w:rPr>
@@ -4686,7 +3425,7 @@
           <w:b/>
           <w:sz w:val="28"/>
         </w:rPr>
-        <w:t>5.4 Docker 本地部署（可选）</w:t>
+        <w:t>5.4 一键停止（stop-all.bat）</w:t>
       </w:r>
     </w:p>
     <w:p>
@@ -4698,1435 +3437,7 @@
           <w:rFonts w:ascii="宋体" w:hAnsi="宋体" w:eastAsia="宋体"/>
           <w:sz w:val="24"/>
         </w:rPr>
-        <w:t>本地也支持 Docker Compose 方式部署，所有服务容器化运行，端口做映射避免冲突。</w:t>
-      </w:r>
-    </w:p>
-    <w:p>
-      <w:pPr>
-        <w:spacing w:before="40" w:after="40"/>
-        <w:ind w:firstLine="0"/>
-      </w:pPr>
-      <w:r>
-        <w:rPr>
-          <w:rFonts w:ascii="Courier New" w:hAnsi="Courier New"/>
-          <w:sz w:val="18"/>
-        </w:rPr>
-        <w:t># docker-local/docker-compose.yml 关键配置：</w:t>
-        <w:br/>
-        <w:t>services:</w:t>
-        <w:br/>
-        <w:t xml:space="preserve">  mysql:</w:t>
-        <w:br/>
-        <w:t xml:space="preserve">    ports: ["3307:3306"]      # 宿主机 3307 → 容器 3306（避免本地 MySQL 冲突）</w:t>
-        <w:br/>
-        <w:br/>
-        <w:t xml:space="preserve">  redis:</w:t>
-        <w:br/>
-        <w:t xml:space="preserve">    ports: ["6380:6379"]      # 宿主机 6380 → 容器 6379</w:t>
-        <w:br/>
-        <w:br/>
-        <w:t xml:space="preserve">  nacos:</w:t>
-        <w:br/>
-        <w:t xml:space="preserve">    ports: ["8848:8848"]      # 与本地一致</w:t>
-        <w:br/>
-        <w:br/>
-        <w:t xml:space="preserve">  user-service:    → 8082</w:t>
-        <w:br/>
-        <w:t xml:space="preserve">  news-service:    → 8083</w:t>
-        <w:br/>
-        <w:t xml:space="preserve">  forum-service:   → 8084</w:t>
-        <w:br/>
-        <w:t xml:space="preserve">  lostfound-service: → 8085</w:t>
-        <w:br/>
-        <w:t xml:space="preserve">  secondhand-service: → 8086</w:t>
-        <w:br/>
-        <w:t xml:space="preserve">  complaint-service: → 8087</w:t>
-        <w:br/>
-        <w:t xml:space="preserve">  gateway:         → 8080</w:t>
-        <w:br/>
-        <w:t xml:space="preserve">  nginx:           → 80</w:t>
-        <w:br/>
-        <w:br/>
-        <w:t># 启动命令</w:t>
-        <w:br/>
-        <w:t>cd E:\ck\docker-local</w:t>
-        <w:br/>
-        <w:t>docker compose up -d --build</w:t>
-        <w:br/>
-        <w:br/>
-        <w:t># 访问</w:t>
-        <w:br/>
-        <w:t># 前端: http://localhost</w:t>
-        <w:br/>
-        <w:t># 或跳过 Nginx 直接访问网关: http://localhost:8080</w:t>
-        <w:br/>
-      </w:r>
-    </w:p>
-    <w:p>
-      <w:pPr>
-        <w:spacing w:before="160" w:after="80"/>
-        <w:jc w:val="left"/>
-      </w:pPr>
-      <w:r>
-        <w:rPr>
-          <w:rFonts w:ascii="黑体" w:hAnsi="黑体" w:eastAsia="黑体"/>
-          <w:b/>
-          <w:sz w:val="28"/>
-        </w:rPr>
-        <w:t>5.5 开发环境验证</w:t>
-      </w:r>
-    </w:p>
-    <w:tbl>
-      <w:tblPr>
-        <w:tblStyle w:val="TableGrid"/>
-        <w:tblW w:type="auto" w:w="0"/>
-        <w:jc w:val="center"/>
-        <w:tblLook w:firstColumn="1" w:firstRow="1" w:lastColumn="0" w:lastRow="0" w:noHBand="0" w:noVBand="1" w:val="04A0"/>
-      </w:tblPr>
-      <w:tblGrid>
-        <w:gridCol w:w="2880"/>
-        <w:gridCol w:w="2880"/>
-        <w:gridCol w:w="2880"/>
-      </w:tblGrid>
-      <w:tr>
-        <w:tc>
-          <w:tcPr>
-            <w:tcW w:type="dxa" w:w="1701"/>
-          </w:tcPr>
-          <w:p>
-            <w:pPr>
-              <w:jc w:val="center"/>
-            </w:pPr>
-            <w:r>
-              <w:rPr>
-                <w:b/>
-                <w:sz w:val="20"/>
-              </w:rPr>
-              <w:t>检查项</w:t>
-            </w:r>
-          </w:p>
-        </w:tc>
-        <w:tc>
-          <w:tcPr>
-            <w:tcW w:type="dxa" w:w="2835"/>
-          </w:tcPr>
-          <w:p>
-            <w:pPr>
-              <w:jc w:val="center"/>
-            </w:pPr>
-            <w:r>
-              <w:rPr>
-                <w:b/>
-                <w:sz w:val="20"/>
-              </w:rPr>
-              <w:t>地址</w:t>
-            </w:r>
-          </w:p>
-        </w:tc>
-        <w:tc>
-          <w:tcPr>
-            <w:tcW w:type="dxa" w:w="3402"/>
-          </w:tcPr>
-          <w:p>
-            <w:pPr>
-              <w:jc w:val="center"/>
-            </w:pPr>
-            <w:r>
-              <w:rPr>
-                <w:b/>
-                <w:sz w:val="20"/>
-              </w:rPr>
-              <w:t>预期结果</w:t>
-            </w:r>
-          </w:p>
-        </w:tc>
-      </w:tr>
-      <w:tr>
-        <w:tc>
-          <w:tcPr>
-            <w:tcW w:type="dxa" w:w="1701"/>
-          </w:tcPr>
-          <w:p>
-            <w:r>
-              <w:rPr>
-                <w:sz w:val="20"/>
-              </w:rPr>
-              <w:t>Nacos 控制台</w:t>
-            </w:r>
-          </w:p>
-        </w:tc>
-        <w:tc>
-          <w:tcPr>
-            <w:tcW w:type="dxa" w:w="2835"/>
-          </w:tcPr>
-          <w:p>
-            <w:r>
-              <w:rPr>
-                <w:sz w:val="20"/>
-              </w:rPr>
-              <w:t>http://localhost:8848/nacos</w:t>
-            </w:r>
-          </w:p>
-        </w:tc>
-        <w:tc>
-          <w:tcPr>
-            <w:tcW w:type="dxa" w:w="3402"/>
-          </w:tcPr>
-          <w:p>
-            <w:r>
-              <w:rPr>
-                <w:sz w:val="20"/>
-              </w:rPr>
-              <w:t>服务列表显示 7 个服务</w:t>
-            </w:r>
-          </w:p>
-        </w:tc>
-      </w:tr>
-      <w:tr>
-        <w:tc>
-          <w:tcPr>
-            <w:tcW w:type="dxa" w:w="1701"/>
-          </w:tcPr>
-          <w:p>
-            <w:r>
-              <w:rPr>
-                <w:sz w:val="20"/>
-              </w:rPr>
-              <w:t>Gateway 健康检查</w:t>
-            </w:r>
-          </w:p>
-        </w:tc>
-        <w:tc>
-          <w:tcPr>
-            <w:tcW w:type="dxa" w:w="2835"/>
-          </w:tcPr>
-          <w:p>
-            <w:r>
-              <w:rPr>
-                <w:sz w:val="20"/>
-              </w:rPr>
-              <w:t>http://localhost:8080/actuator/health</w:t>
-            </w:r>
-          </w:p>
-        </w:tc>
-        <w:tc>
-          <w:tcPr>
-            <w:tcW w:type="dxa" w:w="3402"/>
-          </w:tcPr>
-          <w:p>
-            <w:r>
-              <w:rPr>
-                <w:sz w:val="20"/>
-              </w:rPr>
-              <w:t>{"status":"UP"}</w:t>
-            </w:r>
-          </w:p>
-        </w:tc>
-      </w:tr>
-      <w:tr>
-        <w:tc>
-          <w:tcPr>
-            <w:tcW w:type="dxa" w:w="1701"/>
-          </w:tcPr>
-          <w:p>
-            <w:r>
-              <w:rPr>
-                <w:sz w:val="20"/>
-              </w:rPr>
-              <w:t>用户登录 API</w:t>
-            </w:r>
-          </w:p>
-        </w:tc>
-        <w:tc>
-          <w:tcPr>
-            <w:tcW w:type="dxa" w:w="2835"/>
-          </w:tcPr>
-          <w:p>
-            <w:r>
-              <w:rPr>
-                <w:sz w:val="20"/>
-              </w:rPr>
-              <w:t>POST http://localhost:8080/auth/login</w:t>
-            </w:r>
-          </w:p>
-        </w:tc>
-        <w:tc>
-          <w:tcPr>
-            <w:tcW w:type="dxa" w:w="3402"/>
-          </w:tcPr>
-          <w:p>
-            <w:r>
-              <w:rPr>
-                <w:sz w:val="20"/>
-              </w:rPr>
-              <w:t>返回 JWT Token</w:t>
-            </w:r>
-          </w:p>
-        </w:tc>
-      </w:tr>
-      <w:tr>
-        <w:tc>
-          <w:tcPr>
-            <w:tcW w:type="dxa" w:w="1701"/>
-          </w:tcPr>
-          <w:p>
-            <w:r>
-              <w:rPr>
-                <w:sz w:val="20"/>
-              </w:rPr>
-              <w:t>论坛列表 API</w:t>
-            </w:r>
-          </w:p>
-        </w:tc>
-        <w:tc>
-          <w:tcPr>
-            <w:tcW w:type="dxa" w:w="2835"/>
-          </w:tcPr>
-          <w:p>
-            <w:r>
-              <w:rPr>
-                <w:sz w:val="20"/>
-              </w:rPr>
-              <w:t>GET http://localhost:8080/post/list</w:t>
-            </w:r>
-          </w:p>
-        </w:tc>
-        <w:tc>
-          <w:tcPr>
-            <w:tcW w:type="dxa" w:w="3402"/>
-          </w:tcPr>
-          <w:p>
-            <w:r>
-              <w:rPr>
-                <w:sz w:val="20"/>
-              </w:rPr>
-              <w:t>返回帖子列表 JSON</w:t>
-            </w:r>
-          </w:p>
-        </w:tc>
-      </w:tr>
-      <w:tr>
-        <w:tc>
-          <w:tcPr>
-            <w:tcW w:type="dxa" w:w="1701"/>
-          </w:tcPr>
-          <w:p>
-            <w:r>
-              <w:rPr>
-                <w:sz w:val="20"/>
-              </w:rPr>
-              <w:t>前端页面</w:t>
-            </w:r>
-          </w:p>
-        </w:tc>
-        <w:tc>
-          <w:tcPr>
-            <w:tcW w:type="dxa" w:w="2835"/>
-          </w:tcPr>
-          <w:p>
-            <w:r>
-              <w:rPr>
-                <w:sz w:val="20"/>
-              </w:rPr>
-              <w:t>http://localhost:3000</w:t>
-            </w:r>
-          </w:p>
-        </w:tc>
-        <w:tc>
-          <w:tcPr>
-            <w:tcW w:type="dxa" w:w="3402"/>
-          </w:tcPr>
-          <w:p>
-            <w:r>
-              <w:rPr>
-                <w:sz w:val="20"/>
-              </w:rPr>
-              <w:t>显示首页，可正常登录使用</w:t>
-            </w:r>
-          </w:p>
-        </w:tc>
-      </w:tr>
-      <w:tr>
-        <w:tc>
-          <w:tcPr>
-            <w:tcW w:type="dxa" w:w="1701"/>
-          </w:tcPr>
-          <w:p>
-            <w:r>
-              <w:rPr>
-                <w:sz w:val="20"/>
-              </w:rPr>
-              <w:t>Knife4j 文档</w:t>
-            </w:r>
-          </w:p>
-        </w:tc>
-        <w:tc>
-          <w:tcPr>
-            <w:tcW w:type="dxa" w:w="2835"/>
-          </w:tcPr>
-          <w:p>
-            <w:r>
-              <w:rPr>
-                <w:sz w:val="20"/>
-              </w:rPr>
-              <w:t>http://localhost:8082/doc.html</w:t>
-            </w:r>
-          </w:p>
-        </w:tc>
-        <w:tc>
-          <w:tcPr>
-            <w:tcW w:type="dxa" w:w="3402"/>
-          </w:tcPr>
-          <w:p>
-            <w:r>
-              <w:rPr>
-                <w:sz w:val="20"/>
-              </w:rPr>
-              <w:t>显示用户服务 API 文档</w:t>
-            </w:r>
-          </w:p>
-        </w:tc>
-      </w:tr>
-    </w:tbl>
-    <w:p/>
-    <w:p>
-      <w:r>
-        <w:br w:type="page"/>
-      </w:r>
-    </w:p>
-    <w:p>
-      <w:pPr>
-        <w:spacing w:before="240" w:after="120"/>
-        <w:jc w:val="left"/>
-      </w:pPr>
-      <w:r>
-        <w:rPr>
-          <w:rFonts w:ascii="黑体" w:hAnsi="黑体" w:eastAsia="黑体"/>
-          <w:b/>
-          <w:sz w:val="32"/>
-        </w:rPr>
-        <w:t>六、运维管理</w:t>
-      </w:r>
-    </w:p>
-    <w:p>
-      <w:pPr>
-        <w:spacing w:before="160" w:after="80"/>
-        <w:jc w:val="left"/>
-      </w:pPr>
-      <w:r>
-        <w:rPr>
-          <w:rFonts w:ascii="黑体" w:hAnsi="黑体" w:eastAsia="黑体"/>
-          <w:b/>
-          <w:sz w:val="28"/>
-        </w:rPr>
-        <w:t>6.1 常用运维命令</w:t>
-      </w:r>
-    </w:p>
-    <w:p>
-      <w:pPr>
-        <w:spacing w:before="120" w:after="60"/>
-        <w:jc w:val="left"/>
-      </w:pPr>
-      <w:r>
-        <w:rPr>
-          <w:rFonts w:ascii="黑体" w:hAnsi="黑体" w:eastAsia="黑体"/>
-          <w:b/>
-          <w:sz w:val="24"/>
-        </w:rPr>
-        <w:t>6.1.1 Docker Compose 命令</w:t>
-      </w:r>
-    </w:p>
-    <w:tbl>
-      <w:tblPr>
-        <w:tblStyle w:val="TableGrid"/>
-        <w:tblW w:type="auto" w:w="0"/>
-        <w:jc w:val="center"/>
-        <w:tblLook w:firstColumn="1" w:firstRow="1" w:lastColumn="0" w:lastRow="0" w:noHBand="0" w:noVBand="1" w:val="04A0"/>
-      </w:tblPr>
-      <w:tblGrid>
-        <w:gridCol w:w="4320"/>
-        <w:gridCol w:w="4320"/>
-      </w:tblGrid>
-      <w:tr>
-        <w:tc>
-          <w:tcPr>
-            <w:tcW w:type="dxa" w:w="4535"/>
-          </w:tcPr>
-          <w:p>
-            <w:pPr>
-              <w:jc w:val="center"/>
-            </w:pPr>
-            <w:r>
-              <w:rPr>
-                <w:b/>
-                <w:sz w:val="20"/>
-              </w:rPr>
-              <w:t>命令</w:t>
-            </w:r>
-          </w:p>
-        </w:tc>
-        <w:tc>
-          <w:tcPr>
-            <w:tcW w:type="dxa" w:w="3402"/>
-          </w:tcPr>
-          <w:p>
-            <w:pPr>
-              <w:jc w:val="center"/>
-            </w:pPr>
-            <w:r>
-              <w:rPr>
-                <w:b/>
-                <w:sz w:val="20"/>
-              </w:rPr>
-              <w:t>说明</w:t>
-            </w:r>
-          </w:p>
-        </w:tc>
-      </w:tr>
-      <w:tr>
-        <w:tc>
-          <w:tcPr>
-            <w:tcW w:type="dxa" w:w="4535"/>
-          </w:tcPr>
-          <w:p>
-            <w:r>
-              <w:rPr>
-                <w:sz w:val="20"/>
-              </w:rPr>
-              <w:t>docker-compose ps</w:t>
-            </w:r>
-          </w:p>
-        </w:tc>
-        <w:tc>
-          <w:tcPr>
-            <w:tcW w:type="dxa" w:w="3402"/>
-          </w:tcPr>
-          <w:p>
-            <w:r>
-              <w:rPr>
-                <w:sz w:val="20"/>
-              </w:rPr>
-              <w:t>查看所有容器运行状态</w:t>
-            </w:r>
-          </w:p>
-        </w:tc>
-      </w:tr>
-      <w:tr>
-        <w:tc>
-          <w:tcPr>
-            <w:tcW w:type="dxa" w:w="4535"/>
-          </w:tcPr>
-          <w:p>
-            <w:r>
-              <w:rPr>
-                <w:sz w:val="20"/>
-              </w:rPr>
-              <w:t>docker-compose logs -f [服务名]</w:t>
-            </w:r>
-          </w:p>
-        </w:tc>
-        <w:tc>
-          <w:tcPr>
-            <w:tcW w:type="dxa" w:w="3402"/>
-          </w:tcPr>
-          <w:p>
-            <w:r>
-              <w:rPr>
-                <w:sz w:val="20"/>
-              </w:rPr>
-              <w:t>实时查看某服务日志（如 gateway）</w:t>
-            </w:r>
-          </w:p>
-        </w:tc>
-      </w:tr>
-      <w:tr>
-        <w:tc>
-          <w:tcPr>
-            <w:tcW w:type="dxa" w:w="4535"/>
-          </w:tcPr>
-          <w:p>
-            <w:r>
-              <w:rPr>
-                <w:sz w:val="20"/>
-              </w:rPr>
-              <w:t>docker-compose logs --tail=100 [服务名]</w:t>
-            </w:r>
-          </w:p>
-        </w:tc>
-        <w:tc>
-          <w:tcPr>
-            <w:tcW w:type="dxa" w:w="3402"/>
-          </w:tcPr>
-          <w:p>
-            <w:r>
-              <w:rPr>
-                <w:sz w:val="20"/>
-              </w:rPr>
-              <w:t>查看最近 100 行日志</w:t>
-            </w:r>
-          </w:p>
-        </w:tc>
-      </w:tr>
-      <w:tr>
-        <w:tc>
-          <w:tcPr>
-            <w:tcW w:type="dxa" w:w="4535"/>
-          </w:tcPr>
-          <w:p>
-            <w:r>
-              <w:rPr>
-                <w:sz w:val="20"/>
-              </w:rPr>
-              <w:t>docker-compose restart [服务名]</w:t>
-            </w:r>
-          </w:p>
-        </w:tc>
-        <w:tc>
-          <w:tcPr>
-            <w:tcW w:type="dxa" w:w="3402"/>
-          </w:tcPr>
-          <w:p>
-            <w:r>
-              <w:rPr>
-                <w:sz w:val="20"/>
-              </w:rPr>
-              <w:t>重启指定服务</w:t>
-            </w:r>
-          </w:p>
-        </w:tc>
-      </w:tr>
-      <w:tr>
-        <w:tc>
-          <w:tcPr>
-            <w:tcW w:type="dxa" w:w="4535"/>
-          </w:tcPr>
-          <w:p>
-            <w:r>
-              <w:rPr>
-                <w:sz w:val="20"/>
-              </w:rPr>
-              <w:t>docker-compose stop</w:t>
-            </w:r>
-          </w:p>
-        </w:tc>
-        <w:tc>
-          <w:tcPr>
-            <w:tcW w:type="dxa" w:w="3402"/>
-          </w:tcPr>
-          <w:p>
-            <w:r>
-              <w:rPr>
-                <w:sz w:val="20"/>
-              </w:rPr>
-              <w:t>停止所有服务</w:t>
-            </w:r>
-          </w:p>
-        </w:tc>
-      </w:tr>
-      <w:tr>
-        <w:tc>
-          <w:tcPr>
-            <w:tcW w:type="dxa" w:w="4535"/>
-          </w:tcPr>
-          <w:p>
-            <w:r>
-              <w:rPr>
-                <w:sz w:val="20"/>
-              </w:rPr>
-              <w:t>docker-compose start</w:t>
-            </w:r>
-          </w:p>
-        </w:tc>
-        <w:tc>
-          <w:tcPr>
-            <w:tcW w:type="dxa" w:w="3402"/>
-          </w:tcPr>
-          <w:p>
-            <w:r>
-              <w:rPr>
-                <w:sz w:val="20"/>
-              </w:rPr>
-              <w:t>启动已停止的服务</w:t>
-            </w:r>
-          </w:p>
-        </w:tc>
-      </w:tr>
-      <w:tr>
-        <w:tc>
-          <w:tcPr>
-            <w:tcW w:type="dxa" w:w="4535"/>
-          </w:tcPr>
-          <w:p>
-            <w:r>
-              <w:rPr>
-                <w:sz w:val="20"/>
-              </w:rPr>
-              <w:t>docker-compose up -d</w:t>
-            </w:r>
-          </w:p>
-        </w:tc>
-        <w:tc>
-          <w:tcPr>
-            <w:tcW w:type="dxa" w:w="3402"/>
-          </w:tcPr>
-          <w:p>
-            <w:r>
-              <w:rPr>
-                <w:sz w:val="20"/>
-              </w:rPr>
-              <w:t>后台启动所有服务</w:t>
-            </w:r>
-          </w:p>
-        </w:tc>
-      </w:tr>
-      <w:tr>
-        <w:tc>
-          <w:tcPr>
-            <w:tcW w:type="dxa" w:w="4535"/>
-          </w:tcPr>
-          <w:p>
-            <w:r>
-              <w:rPr>
-                <w:sz w:val="20"/>
-              </w:rPr>
-              <w:t>docker-compose down</w:t>
-            </w:r>
-          </w:p>
-        </w:tc>
-        <w:tc>
-          <w:tcPr>
-            <w:tcW w:type="dxa" w:w="3402"/>
-          </w:tcPr>
-          <w:p>
-            <w:r>
-              <w:rPr>
-                <w:sz w:val="20"/>
-              </w:rPr>
-              <w:t>停止并删除所有容器</w:t>
-            </w:r>
-          </w:p>
-        </w:tc>
-      </w:tr>
-      <w:tr>
-        <w:tc>
-          <w:tcPr>
-            <w:tcW w:type="dxa" w:w="4535"/>
-          </w:tcPr>
-          <w:p>
-            <w:r>
-              <w:rPr>
-                <w:sz w:val="20"/>
-              </w:rPr>
-              <w:t>docker-compose down -v</w:t>
-            </w:r>
-          </w:p>
-        </w:tc>
-        <w:tc>
-          <w:tcPr>
-            <w:tcW w:type="dxa" w:w="3402"/>
-          </w:tcPr>
-          <w:p>
-            <w:r>
-              <w:rPr>
-                <w:sz w:val="20"/>
-              </w:rPr>
-              <w:t>停止并删除容器+数据卷（⚠ 数据丢失）</w:t>
-            </w:r>
-          </w:p>
-        </w:tc>
-      </w:tr>
-      <w:tr>
-        <w:tc>
-          <w:tcPr>
-            <w:tcW w:type="dxa" w:w="4535"/>
-          </w:tcPr>
-          <w:p>
-            <w:r>
-              <w:rPr>
-                <w:sz w:val="20"/>
-              </w:rPr>
-              <w:t>docker-compose pull</w:t>
-            </w:r>
-          </w:p>
-        </w:tc>
-        <w:tc>
-          <w:tcPr>
-            <w:tcW w:type="dxa" w:w="3402"/>
-          </w:tcPr>
-          <w:p>
-            <w:r>
-              <w:rPr>
-                <w:sz w:val="20"/>
-              </w:rPr>
-              <w:t>拉取最新镜像</w:t>
-            </w:r>
-          </w:p>
-        </w:tc>
-      </w:tr>
-      <w:tr>
-        <w:tc>
-          <w:tcPr>
-            <w:tcW w:type="dxa" w:w="4535"/>
-          </w:tcPr>
-          <w:p>
-            <w:r>
-              <w:rPr>
-                <w:sz w:val="20"/>
-              </w:rPr>
-              <w:t>docker-compose up -d --build</w:t>
-            </w:r>
-          </w:p>
-        </w:tc>
-        <w:tc>
-          <w:tcPr>
-            <w:tcW w:type="dxa" w:w="3402"/>
-          </w:tcPr>
-          <w:p>
-            <w:r>
-              <w:rPr>
-                <w:sz w:val="20"/>
-              </w:rPr>
-              <w:t>重新构建并启动</w:t>
-            </w:r>
-          </w:p>
-        </w:tc>
-      </w:tr>
-    </w:tbl>
-    <w:p/>
-    <w:p>
-      <w:pPr>
-        <w:spacing w:before="120" w:after="60"/>
-        <w:jc w:val="left"/>
-      </w:pPr>
-      <w:r>
-        <w:rPr>
-          <w:rFonts w:ascii="黑体" w:hAnsi="黑体" w:eastAsia="黑体"/>
-          <w:b/>
-          <w:sz w:val="24"/>
-        </w:rPr>
-        <w:t>6.1.2 服务监控命令</w:t>
-      </w:r>
-    </w:p>
-    <w:p>
-      <w:pPr>
-        <w:spacing w:before="40" w:after="40"/>
-        <w:ind w:firstLine="0"/>
-      </w:pPr>
-      <w:r>
-        <w:rPr>
-          <w:rFonts w:ascii="Courier New" w:hAnsi="Courier New"/>
-          <w:sz w:val="18"/>
-        </w:rPr>
-        <w:t># 查看 Java 进程</w:t>
-        <w:br/>
-        <w:t>ps aux | grep java</w:t>
-        <w:br/>
-        <w:br/>
-        <w:t># 查看端口占用</w:t>
-        <w:br/>
-        <w:t>netstat -tlnp | grep -E "808[0-7]|80"</w:t>
-        <w:br/>
-        <w:br/>
-        <w:t># 查看系统资源</w:t>
-        <w:br/>
-        <w:t>htop          # CPU/内存</w:t>
-        <w:br/>
-        <w:t>df -h         # 磁盘</w:t>
-        <w:br/>
-        <w:t>free -h       # 内存</w:t>
-        <w:br/>
-        <w:t>docker stats  # 容器资源使用</w:t>
-        <w:br/>
-        <w:br/>
-        <w:t># 查看 Nacos 服务列表</w:t>
-        <w:br/>
-        <w:t>curl http://localhost:8848/nacos/v1/ns/service/list?pageNo=1&amp;pageSize=20</w:t>
-        <w:br/>
-        <w:br/>
-        <w:t># 查看指定服务实例</w:t>
-        <w:br/>
-        <w:t>curl http://localhost:8848/nacos/v1/ns/instance/list?serviceName=user-service</w:t>
-        <w:br/>
-        <w:br/>
-        <w:t># Gateway Actuator 健康检查</w:t>
-        <w:br/>
-        <w:t>curl http://localhost:8080/actuator/health</w:t>
-        <w:br/>
-        <w:br/>
-        <w:t># 查看网关路由</w:t>
-        <w:br/>
-        <w:t>curl http://localhost:8080/actuator/gateway/routes</w:t>
-        <w:br/>
-      </w:r>
-    </w:p>
-    <w:p>
-      <w:pPr>
-        <w:spacing w:before="160" w:after="80"/>
-        <w:jc w:val="left"/>
-      </w:pPr>
-      <w:r>
-        <w:rPr>
-          <w:rFonts w:ascii="黑体" w:hAnsi="黑体" w:eastAsia="黑体"/>
-          <w:b/>
-          <w:sz w:val="28"/>
-        </w:rPr>
-        <w:t>6.2 日志管理</w:t>
-      </w:r>
-    </w:p>
-    <w:p>
-      <w:pPr>
-        <w:ind w:firstLine="420"/>
-      </w:pPr>
-      <w:r>
-        <w:rPr>
-          <w:rFonts w:ascii="宋体" w:hAnsi="宋体" w:eastAsia="宋体"/>
-          <w:sz w:val="24"/>
-        </w:rPr>
-        <w:t>各服务日志输出位置与查看方式：</w:t>
-      </w:r>
-    </w:p>
-    <w:tbl>
-      <w:tblPr>
-        <w:tblStyle w:val="TableGrid"/>
-        <w:tblW w:type="auto" w:w="0"/>
-        <w:jc w:val="center"/>
-        <w:tblLook w:firstColumn="1" w:firstRow="1" w:lastColumn="0" w:lastRow="0" w:noHBand="0" w:noVBand="1" w:val="04A0"/>
-      </w:tblPr>
-      <w:tblGrid>
-        <w:gridCol w:w="2880"/>
-        <w:gridCol w:w="2880"/>
-        <w:gridCol w:w="2880"/>
-      </w:tblGrid>
-      <w:tr>
-        <w:tc>
-          <w:tcPr>
-            <w:tcW w:type="dxa" w:w="1701"/>
-          </w:tcPr>
-          <w:p>
-            <w:pPr>
-              <w:jc w:val="center"/>
-            </w:pPr>
-            <w:r>
-              <w:rPr>
-                <w:b/>
-                <w:sz w:val="20"/>
-              </w:rPr>
-              <w:t>部署方式</w:t>
-            </w:r>
-          </w:p>
-        </w:tc>
-        <w:tc>
-          <w:tcPr>
-            <w:tcW w:type="dxa" w:w="2835"/>
-          </w:tcPr>
-          <w:p>
-            <w:pPr>
-              <w:jc w:val="center"/>
-            </w:pPr>
-            <w:r>
-              <w:rPr>
-                <w:b/>
-                <w:sz w:val="20"/>
-              </w:rPr>
-              <w:t>日志位置</w:t>
-            </w:r>
-          </w:p>
-        </w:tc>
-        <w:tc>
-          <w:tcPr>
-            <w:tcW w:type="dxa" w:w="3402"/>
-          </w:tcPr>
-          <w:p>
-            <w:pPr>
-              <w:jc w:val="center"/>
-            </w:pPr>
-            <w:r>
-              <w:rPr>
-                <w:b/>
-                <w:sz w:val="20"/>
-              </w:rPr>
-              <w:t>查看命令</w:t>
-            </w:r>
-          </w:p>
-        </w:tc>
-      </w:tr>
-      <w:tr>
-        <w:tc>
-          <w:tcPr>
-            <w:tcW w:type="dxa" w:w="1701"/>
-          </w:tcPr>
-          <w:p>
-            <w:r>
-              <w:rPr>
-                <w:sz w:val="20"/>
-              </w:rPr>
-              <w:t>宿主机 Jar 运行</w:t>
-            </w:r>
-          </w:p>
-        </w:tc>
-        <w:tc>
-          <w:tcPr>
-            <w:tcW w:type="dxa" w:w="2835"/>
-          </w:tcPr>
-          <w:p>
-            <w:r>
-              <w:rPr>
-                <w:sz w:val="20"/>
-              </w:rPr>
-              <w:t>/opt/campus-platform/logs/*.log</w:t>
-            </w:r>
-          </w:p>
-        </w:tc>
-        <w:tc>
-          <w:tcPr>
-            <w:tcW w:type="dxa" w:w="3402"/>
-          </w:tcPr>
-          <w:p>
-            <w:r>
-              <w:rPr>
-                <w:sz w:val="20"/>
-              </w:rPr>
-              <w:t>tail -f logs/gateway.log</w:t>
-            </w:r>
-          </w:p>
-        </w:tc>
-      </w:tr>
-      <w:tr>
-        <w:tc>
-          <w:tcPr>
-            <w:tcW w:type="dxa" w:w="1701"/>
-          </w:tcPr>
-          <w:p>
-            <w:r>
-              <w:rPr>
-                <w:sz w:val="20"/>
-              </w:rPr>
-              <w:t>Docker 容器</w:t>
-            </w:r>
-          </w:p>
-        </w:tc>
-        <w:tc>
-          <w:tcPr>
-            <w:tcW w:type="dxa" w:w="2835"/>
-          </w:tcPr>
-          <w:p>
-            <w:r>
-              <w:rPr>
-                <w:sz w:val="20"/>
-              </w:rPr>
-              <w:t>stdout/stderr</w:t>
-            </w:r>
-          </w:p>
-        </w:tc>
-        <w:tc>
-          <w:tcPr>
-            <w:tcW w:type="dxa" w:w="3402"/>
-          </w:tcPr>
-          <w:p>
-            <w:r>
-              <w:rPr>
-                <w:sz w:val="20"/>
-              </w:rPr>
-              <w:t>docker-compose logs -f gateway</w:t>
-            </w:r>
-          </w:p>
-        </w:tc>
-      </w:tr>
-      <w:tr>
-        <w:tc>
-          <w:tcPr>
-            <w:tcW w:type="dxa" w:w="1701"/>
-          </w:tcPr>
-          <w:p>
-            <w:r>
-              <w:rPr>
-                <w:sz w:val="20"/>
-              </w:rPr>
-              <w:t>本地开发</w:t>
-            </w:r>
-          </w:p>
-        </w:tc>
-        <w:tc>
-          <w:tcPr>
-            <w:tcW w:type="dxa" w:w="2835"/>
-          </w:tcPr>
-          <w:p>
-            <w:r>
-              <w:rPr>
-                <w:sz w:val="20"/>
-              </w:rPr>
-              <w:t>控制台输出</w:t>
-            </w:r>
-          </w:p>
-        </w:tc>
-        <w:tc>
-          <w:tcPr>
-            <w:tcW w:type="dxa" w:w="3402"/>
-          </w:tcPr>
-          <w:p>
-            <w:r>
-              <w:rPr>
-                <w:sz w:val="20"/>
-              </w:rPr>
-              <w:t>直接在启动窗口中查看</w:t>
-            </w:r>
-          </w:p>
-        </w:tc>
-      </w:tr>
-    </w:tbl>
-    <w:p/>
-    <w:p>
-      <w:pPr>
-        <w:ind w:firstLine="420"/>
-      </w:pPr>
-      <w:r>
-        <w:rPr>
-          <w:rFonts w:ascii="宋体" w:hAnsi="宋体" w:eastAsia="宋体"/>
-          <w:sz w:val="24"/>
-        </w:rPr>
-        <w:t>日志级别可在 Nacos 配置中心动态调整，无需重启服务：</w:t>
-      </w:r>
-    </w:p>
-    <w:p>
-      <w:pPr>
-        <w:spacing w:before="40" w:after="40"/>
-        <w:ind w:firstLine="0"/>
-      </w:pPr>
-      <w:r>
-        <w:rPr>
-          <w:rFonts w:ascii="Courier New" w:hAnsi="Courier New"/>
-          <w:sz w:val="18"/>
-        </w:rPr>
-        <w:t># Nacos 配置中心 → 对应服务的 application.yml</w:t>
-        <w:br/>
-        <w:t>logging:</w:t>
-        <w:br/>
-        <w:t xml:space="preserve">  level:</w:t>
-        <w:br/>
-        <w:t xml:space="preserve">    com.campus: debug      # 开发/调试</w:t>
-        <w:br/>
-        <w:t xml:space="preserve">    com.campus: info       # 生产默认</w:t>
-        <w:br/>
-        <w:t xml:space="preserve">    com.campus: warn       # 仅警告和错误</w:t>
-        <w:br/>
-      </w:r>
-    </w:p>
-    <w:p>
-      <w:pPr>
-        <w:spacing w:before="160" w:after="80"/>
-        <w:jc w:val="left"/>
-      </w:pPr>
-      <w:r>
-        <w:rPr>
-          <w:rFonts w:ascii="黑体" w:hAnsi="黑体" w:eastAsia="黑体"/>
-          <w:b/>
-          <w:sz w:val="28"/>
-        </w:rPr>
-        <w:t>6.3 备份与恢复</w:t>
-      </w:r>
-    </w:p>
-    <w:p>
-      <w:pPr>
-        <w:spacing w:before="120" w:after="60"/>
-        <w:jc w:val="left"/>
-      </w:pPr>
-      <w:r>
-        <w:rPr>
-          <w:rFonts w:ascii="黑体" w:hAnsi="黑体" w:eastAsia="黑体"/>
-          <w:b/>
-          <w:sz w:val="24"/>
-        </w:rPr>
-        <w:t>6.3.1 MySQL 数据备份</w:t>
-      </w:r>
-    </w:p>
-    <w:p>
-      <w:pPr>
-        <w:spacing w:before="40" w:after="40"/>
-        <w:ind w:firstLine="0"/>
-      </w:pPr>
-      <w:r>
-        <w:rPr>
-          <w:rFonts w:ascii="Courier New" w:hAnsi="Courier New"/>
-          <w:sz w:val="18"/>
-        </w:rPr>
-        <w:t># Docker 环境备份</w:t>
-        <w:br/>
-        <w:t>docker exec campus-mysql mysqldump \</w:t>
-        <w:br/>
-        <w:t xml:space="preserve">  --all-databases \</w:t>
-        <w:br/>
-        <w:t xml:space="preserve">  -uroot -p20041015 \</w:t>
-        <w:br/>
-        <w:t xml:space="preserve">  &gt; /opt/backup/mysql_backup_$(date +%Y%m%d_%H%M%S).sql</w:t>
-        <w:br/>
-        <w:br/>
-        <w:t># 定时备份（crontab，每天凌晨 2 点）</w:t>
-        <w:br/>
-        <w:t>0 2 * * * docker exec campus-mysql mysqldump --all-databases \</w:t>
-        <w:br/>
-        <w:t xml:space="preserve">  -uroot -p20041015 &gt; /opt/backup/mysql_$(date +\%Y\%m\%d).sql</w:t>
-        <w:br/>
-        <w:br/>
-        <w:t># 恢复</w:t>
-        <w:br/>
-        <w:t>docker exec -i campus-mysql mysql -uroot -p20041015 &lt; backup.sql</w:t>
-        <w:br/>
-      </w:r>
-    </w:p>
-    <w:p>
-      <w:pPr>
-        <w:spacing w:before="120" w:after="60"/>
-        <w:jc w:val="left"/>
-      </w:pPr>
-      <w:r>
-        <w:rPr>
-          <w:rFonts w:ascii="黑体" w:hAnsi="黑体" w:eastAsia="黑体"/>
-          <w:b/>
-          <w:sz w:val="24"/>
-        </w:rPr>
-        <w:t>6.3.2 上传文件备份</w:t>
-      </w:r>
-    </w:p>
-    <w:p>
-      <w:pPr>
-        <w:spacing w:before="40" w:after="40"/>
-        <w:ind w:firstLine="0"/>
-      </w:pPr>
-      <w:r>
-        <w:rPr>
-          <w:rFonts w:ascii="Courier New" w:hAnsi="Courier New"/>
-          <w:sz w:val="18"/>
-        </w:rPr>
-        <w:t># 备份上传目录</w:t>
-        <w:br/>
-        <w:t>tar -czf /opt/backup/uploads_$(date +%Y%m%d).tar.gz /opt/uploads/</w:t>
-        <w:br/>
-        <w:br/>
-        <w:t># 恢复</w:t>
-        <w:br/>
-        <w:t>tar -xzf uploads_backup.tar.gz -C /</w:t>
-        <w:br/>
-      </w:r>
-    </w:p>
-    <w:p>
-      <w:pPr>
-        <w:spacing w:before="160" w:after="80"/>
-        <w:jc w:val="left"/>
-      </w:pPr>
-      <w:r>
-        <w:rPr>
-          <w:rFonts w:ascii="黑体" w:hAnsi="黑体" w:eastAsia="黑体"/>
-          <w:b/>
-          <w:sz w:val="28"/>
-        </w:rPr>
-        <w:t>6.4 扩容与高可用</w:t>
-      </w:r>
-    </w:p>
-    <w:p>
-      <w:pPr>
-        <w:ind w:firstLine="420"/>
-      </w:pPr>
-      <w:r>
-        <w:rPr>
-          <w:rFonts w:ascii="宋体" w:hAnsi="宋体" w:eastAsia="宋体"/>
-          <w:sz w:val="24"/>
-        </w:rPr>
-        <w:t>系统已集成 Sentinel 进行熔断降级和限流保护。如需进一步提升可用性，可考虑以下方案：</w:t>
-      </w:r>
-    </w:p>
-    <w:p>
-      <w:pPr>
-        <w:ind w:left="567" w:firstLine="0"/>
-      </w:pPr>
-      <w:r>
-        <w:rPr>
-          <w:rFonts w:ascii="宋体" w:hAnsi="宋体" w:eastAsia="宋体"/>
-          <w:sz w:val="24"/>
-        </w:rPr>
-        <w:t>• Nacos 集群化：部署 3 个 Nacos 节点，使用 MySQL 作为持久化存储，实现注册中心高可用。</w:t>
-      </w:r>
-    </w:p>
-    <w:p>
-      <w:pPr>
-        <w:ind w:left="567" w:firstLine="0"/>
-      </w:pPr>
-      <w:r>
-        <w:rPr>
-          <w:rFonts w:ascii="宋体" w:hAnsi="宋体" w:eastAsia="宋体"/>
-          <w:sz w:val="24"/>
-        </w:rPr>
-        <w:t>• MySQL 主从复制：配置 MySQL 主从同步，实现读写分离（MyBatis-Plus 支持多数据源）。</w:t>
-      </w:r>
-    </w:p>
-    <w:p>
-      <w:pPr>
-        <w:ind w:left="567" w:firstLine="0"/>
-      </w:pPr>
-      <w:r>
-        <w:rPr>
-          <w:rFonts w:ascii="宋体" w:hAnsi="宋体" w:eastAsia="宋体"/>
-          <w:sz w:val="24"/>
-        </w:rPr>
-        <w:t>• Redis 哨兵模式：部署 Redis Sentinel 集群，实现缓存高可用和自动故障转移。</w:t>
-      </w:r>
-    </w:p>
-    <w:p>
-      <w:pPr>
-        <w:ind w:left="567" w:firstLine="0"/>
-      </w:pPr>
-      <w:r>
-        <w:rPr>
-          <w:rFonts w:ascii="宋体" w:hAnsi="宋体" w:eastAsia="宋体"/>
-          <w:sz w:val="24"/>
-        </w:rPr>
-        <w:t>• 网关多实例：启动多个 Gateway 实例，通过 Nginx upstream 实现网关层负载均衡。</w:t>
-      </w:r>
-    </w:p>
-    <w:p>
-      <w:pPr>
-        <w:ind w:left="567" w:firstLine="0"/>
-      </w:pPr>
-      <w:r>
-        <w:rPr>
-          <w:rFonts w:ascii="宋体" w:hAnsi="宋体" w:eastAsia="宋体"/>
-          <w:sz w:val="24"/>
-        </w:rPr>
-        <w:t>• 微服务多实例：通过 docker-compose --scale 启动多个服务实例，配合 Nacos 负载均衡。</w:t>
-      </w:r>
-    </w:p>
-    <w:p>
-      <w:pPr>
-        <w:spacing w:before="40" w:after="40"/>
-        <w:ind w:firstLine="0"/>
-      </w:pPr>
-      <w:r>
-        <w:rPr>
-          <w:rFonts w:ascii="Courier New" w:hAnsi="Courier New"/>
-          <w:sz w:val="18"/>
-        </w:rPr>
-        <w:t># 启动多实例示例</w:t>
-        <w:br/>
-        <w:t>docker-compose up -d --scale user-service=2 --scale forum-service=2</w:t>
-        <w:br/>
-      </w:r>
-    </w:p>
-    <w:p>
-      <w:pPr>
-        <w:spacing w:before="160" w:after="80"/>
-        <w:jc w:val="left"/>
-      </w:pPr>
-      <w:r>
-        <w:rPr>
-          <w:rFonts w:ascii="黑体" w:hAnsi="黑体" w:eastAsia="黑体"/>
-          <w:b/>
-          <w:sz w:val="28"/>
-        </w:rPr>
-        <w:t>6.5 安全加固建议</w:t>
-      </w:r>
-    </w:p>
-    <w:p>
-      <w:pPr>
-        <w:ind w:left="567" w:firstLine="0"/>
-      </w:pPr>
-      <w:r>
-        <w:rPr>
-          <w:rFonts w:ascii="宋体" w:hAnsi="宋体" w:eastAsia="宋体"/>
-          <w:sz w:val="24"/>
-        </w:rPr>
-        <w:t>• 修改默认密码：上线前务必修改 MySQL root 密码、Nacos 控制台密码、JWT 签名密钥。</w:t>
-      </w:r>
-    </w:p>
-    <w:p>
-      <w:pPr>
-        <w:ind w:left="567" w:firstLine="0"/>
-      </w:pPr>
-      <w:r>
-        <w:rPr>
-          <w:rFonts w:ascii="宋体" w:hAnsi="宋体" w:eastAsia="宋体"/>
-          <w:sz w:val="24"/>
-        </w:rPr>
-        <w:t>• 安全组最小化：仅对外开放 80 端口（HTTP）和 8848 端口（Nacos，建议限定 IP）。</w:t>
-      </w:r>
-    </w:p>
-    <w:p>
-      <w:pPr>
-        <w:ind w:left="567" w:firstLine="0"/>
-      </w:pPr>
-      <w:r>
-        <w:rPr>
-          <w:rFonts w:ascii="宋体" w:hAnsi="宋体" w:eastAsia="宋体"/>
-          <w:sz w:val="24"/>
-        </w:rPr>
-        <w:t>• HTTPS 配置：使用 Certbot 申请免费 SSL 证书，Nginx 配置 HTTPS 访问。</w:t>
-      </w:r>
-    </w:p>
-    <w:p>
-      <w:pPr>
-        <w:ind w:left="567" w:firstLine="0"/>
-      </w:pPr>
-      <w:r>
-        <w:rPr>
-          <w:rFonts w:ascii="宋体" w:hAnsi="宋体" w:eastAsia="宋体"/>
-          <w:sz w:val="24"/>
-        </w:rPr>
-        <w:t>• 防火墙规则：使用 ufw/iptables 限制内部端口仅 localhost 访问。</w:t>
-      </w:r>
-    </w:p>
-    <w:p>
-      <w:pPr>
-        <w:ind w:left="567" w:firstLine="0"/>
-      </w:pPr>
-      <w:r>
-        <w:rPr>
-          <w:rFonts w:ascii="宋体" w:hAnsi="宋体" w:eastAsia="宋体"/>
-          <w:sz w:val="24"/>
-        </w:rPr>
-        <w:t>• 日志脱敏：避免在日志中打印用户密码、手机号等敏感信息。</w:t>
-      </w:r>
-    </w:p>
-    <w:p>
-      <w:pPr>
-        <w:ind w:left="567" w:firstLine="0"/>
-      </w:pPr>
-      <w:r>
-        <w:rPr>
-          <w:rFonts w:ascii="宋体" w:hAnsi="宋体" w:eastAsia="宋体"/>
-          <w:sz w:val="24"/>
-        </w:rPr>
-        <w:t>• 定期更新：定期更新基础镜像（mysql、redis、nginx）和 JDK 版本，修复安全漏洞。</w:t>
-      </w:r>
-    </w:p>
-    <w:p>
-      <w:pPr>
-        <w:spacing w:before="40" w:after="40"/>
-        <w:ind w:firstLine="0"/>
-      </w:pPr>
-      <w:r>
-        <w:rPr>
-          <w:rFonts w:ascii="Courier New" w:hAnsi="Courier New"/>
-          <w:sz w:val="18"/>
-        </w:rPr>
-        <w:t># 配置 HTTPS（Certbot）</w:t>
-        <w:br/>
-        <w:t>apt install certbot python3-certbot-nginx -y</w:t>
-        <w:br/>
-        <w:t>certbot --nginx -d your-domain.com</w:t>
-        <w:br/>
-        <w:t>certbot renew --dry-run    # 测试自动续期</w:t>
-        <w:br/>
-        <w:br/>
-        <w:t># 限制 Nacos 访问 IP（Nginx 配置）</w:t>
-        <w:br/>
-        <w:t>location /nacos/ {</w:t>
-        <w:br/>
-        <w:t xml:space="preserve">    allow 你的办公IP;</w:t>
-        <w:br/>
-        <w:t xml:space="preserve">    deny all;</w:t>
-        <w:br/>
-        <w:t xml:space="preserve">    proxy_pass http://127.0.0.1:8848/nacos/;</w:t>
-        <w:br/>
-        <w:t>}</w:t>
-        <w:br/>
+        <w:t>根据端口号 8080/8082-8087/3000 查找对应进程并 taskkill 终止。基础设施（MySQL/Redis/Nacos）需手动停止。</w:t>
       </w:r>
     </w:p>
     <w:p>
@@ -6137,7 +3448,6 @@
     <w:p>
       <w:pPr>
         <w:spacing w:before="240" w:after="120"/>
-        <w:jc w:val="left"/>
       </w:pPr>
       <w:r>
         <w:rPr>
@@ -6145,7 +3455,7 @@
           <w:b/>
           <w:sz w:val="32"/>
         </w:rPr>
-        <w:t>七、故障排除</w:t>
+        <w:t>六、故障排除</w:t>
       </w:r>
     </w:p>
     <w:tbl>
@@ -6172,7 +3482,7 @@
             <w:r>
               <w:rPr>
                 <w:b/>
-                <w:sz w:val="20"/>
+                <w:sz w:val="18"/>
               </w:rPr>
               <w:t>问题</w:t>
             </w:r>
@@ -6189,9 +3499,9 @@
             <w:r>
               <w:rPr>
                 <w:b/>
-                <w:sz w:val="20"/>
+                <w:sz w:val="18"/>
               </w:rPr>
-              <w:t>可能原因</w:t>
+              <w:t>原因</w:t>
             </w:r>
           </w:p>
         </w:tc>
@@ -6206,9 +3516,9 @@
             <w:r>
               <w:rPr>
                 <w:b/>
-                <w:sz w:val="20"/>
+                <w:sz w:val="18"/>
               </w:rPr>
-              <w:t>解决方案</w:t>
+              <w:t>解决</w:t>
             </w:r>
           </w:p>
         </w:tc>
@@ -6221,7 +3531,7 @@
           <w:p>
             <w:r>
               <w:rPr>
-                <w:sz w:val="20"/>
+                <w:sz w:val="18"/>
               </w:rPr>
               <w:t>端口被占用</w:t>
             </w:r>
@@ -6234,9 +3544,9 @@
           <w:p>
             <w:r>
               <w:rPr>
-                <w:sz w:val="20"/>
+                <w:sz w:val="18"/>
               </w:rPr>
-              <w:t>已有进程监听相同端口</w:t>
+              <w:t>已有进程监听</w:t>
             </w:r>
           </w:p>
         </w:tc>
@@ -6247,9 +3557,9 @@
           <w:p>
             <w:r>
               <w:rPr>
-                <w:sz w:val="20"/>
+                <w:sz w:val="18"/>
               </w:rPr>
-              <w:t>netstat -ano 查看占用进程，修改端口或终止进程</w:t>
+              <w:t>fuser -k 端口/tcp 终止占用进程</w:t>
             </w:r>
           </w:p>
         </w:tc>
@@ -6262,7 +3572,7 @@
           <w:p>
             <w:r>
               <w:rPr>
-                <w:sz w:val="20"/>
+                <w:sz w:val="18"/>
               </w:rPr>
               <w:t>Nacos 连接失败</w:t>
             </w:r>
@@ -6275,7 +3585,7 @@
           <w:p>
             <w:r>
               <w:rPr>
-                <w:sz w:val="20"/>
+                <w:sz w:val="18"/>
               </w:rPr>
               <w:t>Nacos 未启动或网络不通</w:t>
             </w:r>
@@ -6288,9 +3598,9 @@
           <w:p>
             <w:r>
               <w:rPr>
-                <w:sz w:val="20"/>
+                <w:sz w:val="18"/>
               </w:rPr>
-              <w:t>检查 Nacos 容器是否运行；确认 server-addr 配置正确</w:t>
+              <w:t>检查 Nacos 容器状态；确认 SPRING_CLOUD_NACOS_DISCOVERY_SERVER_ADDR 配置正确</w:t>
             </w:r>
           </w:p>
         </w:tc>
@@ -6303,7 +3613,7 @@
           <w:p>
             <w:r>
               <w:rPr>
-                <w:sz w:val="20"/>
+                <w:sz w:val="18"/>
               </w:rPr>
               <w:t>数据库连接失败</w:t>
             </w:r>
@@ -6316,9 +3626,9 @@
           <w:p>
             <w:r>
               <w:rPr>
-                <w:sz w:val="20"/>
+                <w:sz w:val="18"/>
               </w:rPr>
-              <w:t>MySQL 未运行/密码错误/网络不通</w:t>
+              <w:t>MySQL 未运行/密码错误</w:t>
             </w:r>
           </w:p>
         </w:tc>
@@ -6329,9 +3639,9 @@
           <w:p>
             <w:r>
               <w:rPr>
-                <w:sz w:val="20"/>
+                <w:sz w:val="18"/>
               </w:rPr>
-              <w:t>检查 MySQL 容器状态；确认用户名密码；Docker 内用服务名访问</w:t>
+              <w:t>检查 MySQL 容器；Docker 内用服务名 mysql 而非 localhost</w:t>
             </w:r>
           </w:p>
         </w:tc>
@@ -6344,7 +3654,48 @@
           <w:p>
             <w:r>
               <w:rPr>
-                <w:sz w:val="20"/>
+                <w:sz w:val="18"/>
+              </w:rPr>
+              <w:t>数据库不存在</w:t>
+            </w:r>
+          </w:p>
+        </w:tc>
+        <w:tc>
+          <w:tcPr>
+            <w:tcW w:type="dxa" w:w="2268"/>
+          </w:tcPr>
+          <w:p>
+            <w:r>
+              <w:rPr>
+                <w:sz w:val="18"/>
+              </w:rPr>
+              <w:t>MySQL volume 持久化后跳过初始化</w:t>
+            </w:r>
+          </w:p>
+        </w:tc>
+        <w:tc>
+          <w:tcPr>
+            <w:tcW w:type="dxa" w:w="3685"/>
+          </w:tcPr>
+          <w:p>
+            <w:r>
+              <w:rPr>
+                <w:sz w:val="18"/>
+              </w:rPr>
+              <w:t>手动执行 docker exec campus-mysql mysql -e "SOURCE /docker-entrypoint-initdb.d/xxx.sql"</w:t>
+            </w:r>
+          </w:p>
+        </w:tc>
+      </w:tr>
+      <w:tr>
+        <w:tc>
+          <w:tcPr>
+            <w:tcW w:type="dxa" w:w="1984"/>
+          </w:tcPr>
+          <w:p>
+            <w:r>
+              <w:rPr>
+                <w:sz w:val="18"/>
               </w:rPr>
               <w:t>Gateway 路由 404</w:t>
             </w:r>
@@ -6357,7 +3708,7 @@
           <w:p>
             <w:r>
               <w:rPr>
-                <w:sz w:val="20"/>
+                <w:sz w:val="18"/>
               </w:rPr>
               <w:t>微服务未注册到 Nacos</w:t>
             </w:r>
@@ -6370,7 +3721,7 @@
           <w:p>
             <w:r>
               <w:rPr>
-                <w:sz w:val="20"/>
+                <w:sz w:val="18"/>
               </w:rPr>
               <w:t>检查 Nacos 服务列表；确认微服务启动日志无报错</w:t>
             </w:r>
@@ -6385,9 +3736,9 @@
           <w:p>
             <w:r>
               <w:rPr>
-                <w:sz w:val="20"/>
+                <w:sz w:val="18"/>
               </w:rPr>
-              <w:t>JWT 认证失败 401</w:t>
+              <w:t>JWT 401</w:t>
             </w:r>
           </w:p>
         </w:tc>
@@ -6398,7 +3749,7 @@
           <w:p>
             <w:r>
               <w:rPr>
-                <w:sz w:val="20"/>
+                <w:sz w:val="18"/>
               </w:rPr>
               <w:t>Token 过期或密钥不一致</w:t>
             </w:r>
@@ -6411,9 +3762,9 @@
           <w:p>
             <w:r>
               <w:rPr>
-                <w:sz w:val="20"/>
+                <w:sz w:val="18"/>
               </w:rPr>
-              <w:t>检查 JWT 过期时间配置；确认各服务 jwt.secret 一致</w:t>
+              <w:t>检查 jwt.secret 配置；确认各服务密钥一致</w:t>
             </w:r>
           </w:p>
         </w:tc>
@@ -6426,9 +3777,9 @@
           <w:p>
             <w:r>
               <w:rPr>
-                <w:sz w:val="20"/>
+                <w:sz w:val="18"/>
               </w:rPr>
-              <w:t>Redis 连接超时</w:t>
+              <w:t>no main manifest attribute</w:t>
             </w:r>
           </w:p>
         </w:tc>
@@ -6439,9 +3790,9 @@
           <w:p>
             <w:r>
               <w:rPr>
-                <w:sz w:val="20"/>
+                <w:sz w:val="18"/>
               </w:rPr>
-              <w:t>Redis 未运行或网络不通</w:t>
+              <w:t>JAR 未 repackage</w:t>
             </w:r>
           </w:p>
         </w:tc>
@@ -6452,9 +3803,9 @@
           <w:p>
             <w:r>
               <w:rPr>
-                <w:sz w:val="20"/>
+                <w:sz w:val="18"/>
               </w:rPr>
-              <w:t>检查 Redis 容器状态；确认 Redis 主机地址配置</w:t>
+              <w:t>使用 mvn package spring-boot:repackage 生成 fat JAR</w:t>
             </w:r>
           </w:p>
         </w:tc>
@@ -6467,9 +3818,9 @@
           <w:p>
             <w:r>
               <w:rPr>
-                <w:sz w:val="20"/>
+                <w:sz w:val="18"/>
               </w:rPr>
-              <w:t>前端页面 404</w:t>
+              <w:t>中文乱码</w:t>
             </w:r>
           </w:p>
         </w:tc>
@@ -6480,9 +3831,9 @@
           <w:p>
             <w:r>
               <w:rPr>
-                <w:sz w:val="20"/>
+                <w:sz w:val="18"/>
               </w:rPr>
-              <w:t>Nginx 配置错误或 dist 未部署</w:t>
+              <w:t>缺少 charset=UTF-8 响应头</w:t>
             </w:r>
           </w:p>
         </w:tc>
@@ -6493,9 +3844,9 @@
           <w:p>
             <w:r>
               <w:rPr>
-                <w:sz w:val="20"/>
+                <w:sz w:val="18"/>
               </w:rPr>
-              <w:t>检查 Nginx root 路径；确认 dist 目录存在</w:t>
+              <w:t>Nginx 配置 charset utf-8；微服务配置 SERVER_SERVLET_ENCODING_FORCE=true</w:t>
             </w:r>
           </w:p>
         </w:tc>
@@ -6508,7 +3859,7 @@
           <w:p>
             <w:r>
               <w:rPr>
-                <w:sz w:val="20"/>
+                <w:sz w:val="18"/>
               </w:rPr>
               <w:t>前端刷新 404</w:t>
             </w:r>
@@ -6521,7 +3872,7 @@
           <w:p>
             <w:r>
               <w:rPr>
-                <w:sz w:val="20"/>
+                <w:sz w:val="18"/>
               </w:rPr>
               <w:t>Nginx 未配置 SPA 回退</w:t>
             </w:r>
@@ -6534,9 +3885,9 @@
           <w:p>
             <w:r>
               <w:rPr>
-                <w:sz w:val="20"/>
+                <w:sz w:val="18"/>
               </w:rPr>
-              <w:t>添加 try_files $uri $uri/ /index.html;</w:t>
+              <w:t>添加 try_files $uri $uri/ /index.html</w:t>
             </w:r>
           </w:p>
         </w:tc>
@@ -6549,7 +3900,7 @@
           <w:p>
             <w:r>
               <w:rPr>
-                <w:sz w:val="20"/>
+                <w:sz w:val="18"/>
               </w:rPr>
               <w:t>文件上传失败</w:t>
             </w:r>
@@ -6562,9 +3913,9 @@
           <w:p>
             <w:r>
               <w:rPr>
-                <w:sz w:val="20"/>
+                <w:sz w:val="18"/>
               </w:rPr>
-              <w:t>文件大小超限或 uploads 目录权限</w:t>
+              <w:t>超过大小限制或目录权限</w:t>
             </w:r>
           </w:p>
         </w:tc>
@@ -6575,50 +3926,9 @@
           <w:p>
             <w:r>
               <w:rPr>
-                <w:sz w:val="20"/>
+                <w:sz w:val="18"/>
               </w:rPr>
-              <w:t>增加 client_max_body_size；检查目录写权限</w:t>
-            </w:r>
-          </w:p>
-        </w:tc>
-      </w:tr>
-      <w:tr>
-        <w:tc>
-          <w:tcPr>
-            <w:tcW w:type="dxa" w:w="1984"/>
-          </w:tcPr>
-          <w:p>
-            <w:r>
-              <w:rPr>
-                <w:sz w:val="20"/>
-              </w:rPr>
-              <w:t>容器启动失败</w:t>
-            </w:r>
-          </w:p>
-        </w:tc>
-        <w:tc>
-          <w:tcPr>
-            <w:tcW w:type="dxa" w:w="2268"/>
-          </w:tcPr>
-          <w:p>
-            <w:r>
-              <w:rPr>
-                <w:sz w:val="20"/>
-              </w:rPr>
-              <w:t>镜像构建失败或端口冲突</w:t>
-            </w:r>
-          </w:p>
-        </w:tc>
-        <w:tc>
-          <w:tcPr>
-            <w:tcW w:type="dxa" w:w="3685"/>
-          </w:tcPr>
-          <w:p>
-            <w:r>
-              <w:rPr>
-                <w:sz w:val="20"/>
-              </w:rPr>
-              <w:t>docker-compose logs 查看具体错误信息</w:t>
+              <w:t>client_max_body_size 20m；检查 uploads 目录写权限</w:t>
             </w:r>
           </w:p>
         </w:tc>
@@ -6626,9 +3936,13 @@
     </w:tbl>
     <w:p/>
     <w:p>
+      <w:r>
+        <w:br w:type="page"/>
+      </w:r>
+    </w:p>
+    <w:p>
       <w:pPr>
         <w:spacing w:before="240" w:after="120"/>
-        <w:jc w:val="left"/>
       </w:pPr>
       <w:r>
         <w:rPr>
@@ -6642,7 +3956,6 @@
     <w:p>
       <w:pPr>
         <w:spacing w:before="160" w:after="80"/>
-        <w:jc w:val="left"/>
       </w:pPr>
       <w:r>
         <w:rPr>
@@ -6650,857 +3963,7 @@
           <w:b/>
           <w:sz w:val="28"/>
         </w:rPr>
-        <w:t>A. 项目文件结构（部署相关）</w:t>
-      </w:r>
-    </w:p>
-    <w:p>
-      <w:pPr>
-        <w:spacing w:before="40" w:after="40"/>
-        <w:ind w:firstLine="0"/>
-      </w:pPr>
-      <w:r>
-        <w:rPr>
-          <w:rFonts w:ascii="Courier New" w:hAnsi="Courier New"/>
-          <w:sz w:val="18"/>
-        </w:rPr>
-        <w:br/>
-        <w:t>E:\ck\</w:t>
-        <w:br/>
-        <w:t>├── deploy/                            # 生产环境部署</w:t>
-        <w:br/>
-        <w:t>│   ├── docker-compose.yml             # Docker Compose 编排</w:t>
-        <w:br/>
-        <w:t>│   ├── Dockerfile.service             # 通用微服务镜像</w:t>
-        <w:br/>
-        <w:t>│   ├── build-and-deploy.sh            # 一键构建+部署脚本</w:t>
-        <w:br/>
-        <w:t>│   ├── DEPLOY.md                      # 部署指南</w:t>
-        <w:br/>
-        <w:t>│   ├── nginx/</w:t>
-        <w:br/>
-        <w:t>│   │   └── nginx.conf                 # Nginx 反向代理配置</w:t>
-        <w:br/>
-        <w:t>│   └── sql/                           # 数据库初始化脚本</w:t>
-        <w:br/>
-        <w:t>│       ├── 00-all-in-one.sql          # 一键全部建库</w:t>
-        <w:br/>
-        <w:t>│       ├── 01-user-service.sql</w:t>
-        <w:br/>
-        <w:t>│       ├── 02-news-service.sql</w:t>
-        <w:br/>
-        <w:t>│       ├── 03-forum-service.sql</w:t>
-        <w:br/>
-        <w:t>│       ├── 04-lost-found-service.sql</w:t>
-        <w:br/>
-        <w:t>│       ├── 05-second-hand-service.sql</w:t>
-        <w:br/>
-        <w:t>│       ├── 06-complaint-service.sql</w:t>
-        <w:br/>
-        <w:t>│       ├── 07-message-service.sql</w:t>
-        <w:br/>
-        <w:t>│       └── 01-init-all.sql</w:t>
-        <w:br/>
-        <w:t>├── docker-local/                       # 本地 Docker 部署</w:t>
-        <w:br/>
-        <w:t>│   ├── docker-compose.yml             # 本地编排（端口映射避免冲突）</w:t>
-        <w:br/>
-        <w:t>│   ├── Dockerfile                     # 本地微服务镜像</w:t>
-        <w:br/>
-        <w:t>│   ├── build-and-start.bat            # 本地构建启动</w:t>
-        <w:br/>
-        <w:t>│   └── nginx/</w:t>
-        <w:br/>
-        <w:t>│       └── nginx.conf</w:t>
-        <w:br/>
-        <w:t>├── sql/                                # SQL 脚本（与 deploy/sql 同步）</w:t>
-        <w:br/>
-        <w:t>├── campus-platform/                    # 项目源码</w:t>
-        <w:br/>
-        <w:t>│   ├── pom.xml                        # 父 POM（版本管理）</w:t>
-        <w:br/>
-        <w:t>│   ├── campus-common/                 # 公共模块</w:t>
-        <w:br/>
-        <w:t>│   ├── campus-gateway/                # API 网关</w:t>
-        <w:br/>
-        <w:t>│   ├── user-service/                  # 用户服务</w:t>
-        <w:br/>
-        <w:t>│   ├── campus-news-service/           # 资讯服务</w:t>
-        <w:br/>
-        <w:t>│   ├── forum-service/                 # 论坛服务</w:t>
-        <w:br/>
-        <w:t>│   ├── lost-found-service/            # 失物招领</w:t>
-        <w:br/>
-        <w:t>│   ├── second-hand-service/           # 二手交易</w:t>
-        <w:br/>
-        <w:t>│   ├── complaint-service/             # 报修投诉</w:t>
-        <w:br/>
-        <w:t>│   └── campus-frontend/               # Vue 3 前端</w:t>
-        <w:br/>
-        <w:t>├── start-all.bat                      # Windows 本地一键启动</w:t>
-        <w:br/>
-        <w:t>└── stop-all.bat                       # Windows 本地一键停止</w:t>
-        <w:br/>
-      </w:r>
-    </w:p>
-    <w:p>
-      <w:pPr>
-        <w:spacing w:before="160" w:after="80"/>
-        <w:jc w:val="left"/>
-      </w:pPr>
-      <w:r>
-        <w:rPr>
-          <w:rFonts w:ascii="黑体" w:hAnsi="黑体" w:eastAsia="黑体"/>
-          <w:b/>
-          <w:sz w:val="28"/>
-        </w:rPr>
-        <w:t>B. 服务资源配置参考</w:t>
-      </w:r>
-    </w:p>
-    <w:tbl>
-      <w:tblPr>
-        <w:tblStyle w:val="TableGrid"/>
-        <w:tblW w:type="auto" w:w="0"/>
-        <w:jc w:val="center"/>
-        <w:tblLook w:firstColumn="1" w:firstRow="1" w:lastColumn="0" w:lastRow="0" w:noHBand="0" w:noVBand="1" w:val="04A0"/>
-      </w:tblPr>
-      <w:tblGrid>
-        <w:gridCol w:w="2160"/>
-        <w:gridCol w:w="2160"/>
-        <w:gridCol w:w="2160"/>
-        <w:gridCol w:w="2160"/>
-      </w:tblGrid>
-      <w:tr>
-        <w:tc>
-          <w:tcPr>
-            <w:tcW w:type="dxa" w:w="1701"/>
-          </w:tcPr>
-          <w:p>
-            <w:pPr>
-              <w:jc w:val="center"/>
-            </w:pPr>
-            <w:r>
-              <w:rPr>
-                <w:b/>
-                <w:sz w:val="20"/>
-              </w:rPr>
-              <w:t>服务</w:t>
-            </w:r>
-          </w:p>
-        </w:tc>
-        <w:tc>
-          <w:tcPr>
-            <w:tcW w:type="dxa" w:w="1417"/>
-          </w:tcPr>
-          <w:p>
-            <w:pPr>
-              <w:jc w:val="center"/>
-            </w:pPr>
-            <w:r>
-              <w:rPr>
-                <w:b/>
-                <w:sz w:val="20"/>
-              </w:rPr>
-              <w:t>JVM 最小堆</w:t>
-            </w:r>
-          </w:p>
-        </w:tc>
-        <w:tc>
-          <w:tcPr>
-            <w:tcW w:type="dxa" w:w="1417"/>
-          </w:tcPr>
-          <w:p>
-            <w:pPr>
-              <w:jc w:val="center"/>
-            </w:pPr>
-            <w:r>
-              <w:rPr>
-                <w:b/>
-                <w:sz w:val="20"/>
-              </w:rPr>
-              <w:t>JVM 最大堆</w:t>
-            </w:r>
-          </w:p>
-        </w:tc>
-        <w:tc>
-          <w:tcPr>
-            <w:tcW w:type="dxa" w:w="1701"/>
-          </w:tcPr>
-          <w:p>
-            <w:pPr>
-              <w:jc w:val="center"/>
-            </w:pPr>
-            <w:r>
-              <w:rPr>
-                <w:b/>
-                <w:sz w:val="20"/>
-              </w:rPr>
-              <w:t>容器内存建议</w:t>
-            </w:r>
-          </w:p>
-        </w:tc>
-      </w:tr>
-      <w:tr>
-        <w:tc>
-          <w:tcPr>
-            <w:tcW w:type="dxa" w:w="1701"/>
-          </w:tcPr>
-          <w:p>
-            <w:r>
-              <w:rPr>
-                <w:sz w:val="20"/>
-              </w:rPr>
-              <w:t>campus-gateway</w:t>
-            </w:r>
-          </w:p>
-        </w:tc>
-        <w:tc>
-          <w:tcPr>
-            <w:tcW w:type="dxa" w:w="1417"/>
-          </w:tcPr>
-          <w:p>
-            <w:r>
-              <w:rPr>
-                <w:sz w:val="20"/>
-              </w:rPr>
-              <w:t>256m</w:t>
-            </w:r>
-          </w:p>
-        </w:tc>
-        <w:tc>
-          <w:tcPr>
-            <w:tcW w:type="dxa" w:w="1417"/>
-          </w:tcPr>
-          <w:p>
-            <w:r>
-              <w:rPr>
-                <w:sz w:val="20"/>
-              </w:rPr>
-              <w:t>512m</w:t>
-            </w:r>
-          </w:p>
-        </w:tc>
-        <w:tc>
-          <w:tcPr>
-            <w:tcW w:type="dxa" w:w="1701"/>
-          </w:tcPr>
-          <w:p>
-            <w:r>
-              <w:rPr>
-                <w:sz w:val="20"/>
-              </w:rPr>
-              <w:t>768MB</w:t>
-            </w:r>
-          </w:p>
-        </w:tc>
-      </w:tr>
-      <w:tr>
-        <w:tc>
-          <w:tcPr>
-            <w:tcW w:type="dxa" w:w="1701"/>
-          </w:tcPr>
-          <w:p>
-            <w:r>
-              <w:rPr>
-                <w:sz w:val="20"/>
-              </w:rPr>
-              <w:t>user-service</w:t>
-            </w:r>
-          </w:p>
-        </w:tc>
-        <w:tc>
-          <w:tcPr>
-            <w:tcW w:type="dxa" w:w="1417"/>
-          </w:tcPr>
-          <w:p>
-            <w:r>
-              <w:rPr>
-                <w:sz w:val="20"/>
-              </w:rPr>
-              <w:t>256m</w:t>
-            </w:r>
-          </w:p>
-        </w:tc>
-        <w:tc>
-          <w:tcPr>
-            <w:tcW w:type="dxa" w:w="1417"/>
-          </w:tcPr>
-          <w:p>
-            <w:r>
-              <w:rPr>
-                <w:sz w:val="20"/>
-              </w:rPr>
-              <w:t>512m</w:t>
-            </w:r>
-          </w:p>
-        </w:tc>
-        <w:tc>
-          <w:tcPr>
-            <w:tcW w:type="dxa" w:w="1701"/>
-          </w:tcPr>
-          <w:p>
-            <w:r>
-              <w:rPr>
-                <w:sz w:val="20"/>
-              </w:rPr>
-              <w:t>768MB</w:t>
-            </w:r>
-          </w:p>
-        </w:tc>
-      </w:tr>
-      <w:tr>
-        <w:tc>
-          <w:tcPr>
-            <w:tcW w:type="dxa" w:w="1701"/>
-          </w:tcPr>
-          <w:p>
-            <w:r>
-              <w:rPr>
-                <w:sz w:val="20"/>
-              </w:rPr>
-              <w:t>campus-news-service</w:t>
-            </w:r>
-          </w:p>
-        </w:tc>
-        <w:tc>
-          <w:tcPr>
-            <w:tcW w:type="dxa" w:w="1417"/>
-          </w:tcPr>
-          <w:p>
-            <w:r>
-              <w:rPr>
-                <w:sz w:val="20"/>
-              </w:rPr>
-              <w:t>256m</w:t>
-            </w:r>
-          </w:p>
-        </w:tc>
-        <w:tc>
-          <w:tcPr>
-            <w:tcW w:type="dxa" w:w="1417"/>
-          </w:tcPr>
-          <w:p>
-            <w:r>
-              <w:rPr>
-                <w:sz w:val="20"/>
-              </w:rPr>
-              <w:t>512m</w:t>
-            </w:r>
-          </w:p>
-        </w:tc>
-        <w:tc>
-          <w:tcPr>
-            <w:tcW w:type="dxa" w:w="1701"/>
-          </w:tcPr>
-          <w:p>
-            <w:r>
-              <w:rPr>
-                <w:sz w:val="20"/>
-              </w:rPr>
-              <w:t>768MB</w:t>
-            </w:r>
-          </w:p>
-        </w:tc>
-      </w:tr>
-      <w:tr>
-        <w:tc>
-          <w:tcPr>
-            <w:tcW w:type="dxa" w:w="1701"/>
-          </w:tcPr>
-          <w:p>
-            <w:r>
-              <w:rPr>
-                <w:sz w:val="20"/>
-              </w:rPr>
-              <w:t>forum-service</w:t>
-            </w:r>
-          </w:p>
-        </w:tc>
-        <w:tc>
-          <w:tcPr>
-            <w:tcW w:type="dxa" w:w="1417"/>
-          </w:tcPr>
-          <w:p>
-            <w:r>
-              <w:rPr>
-                <w:sz w:val="20"/>
-              </w:rPr>
-              <w:t>256m</w:t>
-            </w:r>
-          </w:p>
-        </w:tc>
-        <w:tc>
-          <w:tcPr>
-            <w:tcW w:type="dxa" w:w="1417"/>
-          </w:tcPr>
-          <w:p>
-            <w:r>
-              <w:rPr>
-                <w:sz w:val="20"/>
-              </w:rPr>
-              <w:t>512m</w:t>
-            </w:r>
-          </w:p>
-        </w:tc>
-        <w:tc>
-          <w:tcPr>
-            <w:tcW w:type="dxa" w:w="1701"/>
-          </w:tcPr>
-          <w:p>
-            <w:r>
-              <w:rPr>
-                <w:sz w:val="20"/>
-              </w:rPr>
-              <w:t>768MB</w:t>
-            </w:r>
-          </w:p>
-        </w:tc>
-      </w:tr>
-      <w:tr>
-        <w:tc>
-          <w:tcPr>
-            <w:tcW w:type="dxa" w:w="1701"/>
-          </w:tcPr>
-          <w:p>
-            <w:r>
-              <w:rPr>
-                <w:sz w:val="20"/>
-              </w:rPr>
-              <w:t>lost-found-service</w:t>
-            </w:r>
-          </w:p>
-        </w:tc>
-        <w:tc>
-          <w:tcPr>
-            <w:tcW w:type="dxa" w:w="1417"/>
-          </w:tcPr>
-          <w:p>
-            <w:r>
-              <w:rPr>
-                <w:sz w:val="20"/>
-              </w:rPr>
-              <w:t>256m</w:t>
-            </w:r>
-          </w:p>
-        </w:tc>
-        <w:tc>
-          <w:tcPr>
-            <w:tcW w:type="dxa" w:w="1417"/>
-          </w:tcPr>
-          <w:p>
-            <w:r>
-              <w:rPr>
-                <w:sz w:val="20"/>
-              </w:rPr>
-              <w:t>512m</w:t>
-            </w:r>
-          </w:p>
-        </w:tc>
-        <w:tc>
-          <w:tcPr>
-            <w:tcW w:type="dxa" w:w="1701"/>
-          </w:tcPr>
-          <w:p>
-            <w:r>
-              <w:rPr>
-                <w:sz w:val="20"/>
-              </w:rPr>
-              <w:t>768MB</w:t>
-            </w:r>
-          </w:p>
-        </w:tc>
-      </w:tr>
-      <w:tr>
-        <w:tc>
-          <w:tcPr>
-            <w:tcW w:type="dxa" w:w="1701"/>
-          </w:tcPr>
-          <w:p>
-            <w:r>
-              <w:rPr>
-                <w:sz w:val="20"/>
-              </w:rPr>
-              <w:t>second-hand-service</w:t>
-            </w:r>
-          </w:p>
-        </w:tc>
-        <w:tc>
-          <w:tcPr>
-            <w:tcW w:type="dxa" w:w="1417"/>
-          </w:tcPr>
-          <w:p>
-            <w:r>
-              <w:rPr>
-                <w:sz w:val="20"/>
-              </w:rPr>
-              <w:t>256m</w:t>
-            </w:r>
-          </w:p>
-        </w:tc>
-        <w:tc>
-          <w:tcPr>
-            <w:tcW w:type="dxa" w:w="1417"/>
-          </w:tcPr>
-          <w:p>
-            <w:r>
-              <w:rPr>
-                <w:sz w:val="20"/>
-              </w:rPr>
-              <w:t>512m</w:t>
-            </w:r>
-          </w:p>
-        </w:tc>
-        <w:tc>
-          <w:tcPr>
-            <w:tcW w:type="dxa" w:w="1701"/>
-          </w:tcPr>
-          <w:p>
-            <w:r>
-              <w:rPr>
-                <w:sz w:val="20"/>
-              </w:rPr>
-              <w:t>768MB</w:t>
-            </w:r>
-          </w:p>
-        </w:tc>
-      </w:tr>
-      <w:tr>
-        <w:tc>
-          <w:tcPr>
-            <w:tcW w:type="dxa" w:w="1701"/>
-          </w:tcPr>
-          <w:p>
-            <w:r>
-              <w:rPr>
-                <w:sz w:val="20"/>
-              </w:rPr>
-              <w:t>complaint-service</w:t>
-            </w:r>
-          </w:p>
-        </w:tc>
-        <w:tc>
-          <w:tcPr>
-            <w:tcW w:type="dxa" w:w="1417"/>
-          </w:tcPr>
-          <w:p>
-            <w:r>
-              <w:rPr>
-                <w:sz w:val="20"/>
-              </w:rPr>
-              <w:t>256m</w:t>
-            </w:r>
-          </w:p>
-        </w:tc>
-        <w:tc>
-          <w:tcPr>
-            <w:tcW w:type="dxa" w:w="1417"/>
-          </w:tcPr>
-          <w:p>
-            <w:r>
-              <w:rPr>
-                <w:sz w:val="20"/>
-              </w:rPr>
-              <w:t>512m</w:t>
-            </w:r>
-          </w:p>
-        </w:tc>
-        <w:tc>
-          <w:tcPr>
-            <w:tcW w:type="dxa" w:w="1701"/>
-          </w:tcPr>
-          <w:p>
-            <w:r>
-              <w:rPr>
-                <w:sz w:val="20"/>
-              </w:rPr>
-              <w:t>768MB</w:t>
-            </w:r>
-          </w:p>
-        </w:tc>
-      </w:tr>
-      <w:tr>
-        <w:tc>
-          <w:tcPr>
-            <w:tcW w:type="dxa" w:w="1701"/>
-          </w:tcPr>
-          <w:p>
-            <w:r>
-              <w:rPr>
-                <w:sz w:val="20"/>
-              </w:rPr>
-              <w:t>MySQL</w:t>
-            </w:r>
-          </w:p>
-        </w:tc>
-        <w:tc>
-          <w:tcPr>
-            <w:tcW w:type="dxa" w:w="1417"/>
-          </w:tcPr>
-          <w:p>
-            <w:r>
-              <w:rPr>
-                <w:sz w:val="20"/>
-              </w:rPr>
-              <w:t>-</w:t>
-            </w:r>
-          </w:p>
-        </w:tc>
-        <w:tc>
-          <w:tcPr>
-            <w:tcW w:type="dxa" w:w="1417"/>
-          </w:tcPr>
-          <w:p>
-            <w:r>
-              <w:rPr>
-                <w:sz w:val="20"/>
-              </w:rPr>
-              <w:t>-</w:t>
-            </w:r>
-          </w:p>
-        </w:tc>
-        <w:tc>
-          <w:tcPr>
-            <w:tcW w:type="dxa" w:w="1701"/>
-          </w:tcPr>
-          <w:p>
-            <w:r>
-              <w:rPr>
-                <w:sz w:val="20"/>
-              </w:rPr>
-              <w:t>1GB</w:t>
-            </w:r>
-          </w:p>
-        </w:tc>
-      </w:tr>
-      <w:tr>
-        <w:tc>
-          <w:tcPr>
-            <w:tcW w:type="dxa" w:w="1701"/>
-          </w:tcPr>
-          <w:p>
-            <w:r>
-              <w:rPr>
-                <w:sz w:val="20"/>
-              </w:rPr>
-              <w:t>Redis</w:t>
-            </w:r>
-          </w:p>
-        </w:tc>
-        <w:tc>
-          <w:tcPr>
-            <w:tcW w:type="dxa" w:w="1417"/>
-          </w:tcPr>
-          <w:p>
-            <w:r>
-              <w:rPr>
-                <w:sz w:val="20"/>
-              </w:rPr>
-              <w:t>-</w:t>
-            </w:r>
-          </w:p>
-        </w:tc>
-        <w:tc>
-          <w:tcPr>
-            <w:tcW w:type="dxa" w:w="1417"/>
-          </w:tcPr>
-          <w:p>
-            <w:r>
-              <w:rPr>
-                <w:sz w:val="20"/>
-              </w:rPr>
-              <w:t>-</w:t>
-            </w:r>
-          </w:p>
-        </w:tc>
-        <w:tc>
-          <w:tcPr>
-            <w:tcW w:type="dxa" w:w="1701"/>
-          </w:tcPr>
-          <w:p>
-            <w:r>
-              <w:rPr>
-                <w:sz w:val="20"/>
-              </w:rPr>
-              <w:t>256MB</w:t>
-            </w:r>
-          </w:p>
-        </w:tc>
-      </w:tr>
-      <w:tr>
-        <w:tc>
-          <w:tcPr>
-            <w:tcW w:type="dxa" w:w="1701"/>
-          </w:tcPr>
-          <w:p>
-            <w:r>
-              <w:rPr>
-                <w:sz w:val="20"/>
-              </w:rPr>
-              <w:t>Nacos</w:t>
-            </w:r>
-          </w:p>
-        </w:tc>
-        <w:tc>
-          <w:tcPr>
-            <w:tcW w:type="dxa" w:w="1417"/>
-          </w:tcPr>
-          <w:p>
-            <w:r>
-              <w:rPr>
-                <w:sz w:val="20"/>
-              </w:rPr>
-              <w:t>-</w:t>
-            </w:r>
-          </w:p>
-        </w:tc>
-        <w:tc>
-          <w:tcPr>
-            <w:tcW w:type="dxa" w:w="1417"/>
-          </w:tcPr>
-          <w:p>
-            <w:r>
-              <w:rPr>
-                <w:sz w:val="20"/>
-              </w:rPr>
-              <w:t>-</w:t>
-            </w:r>
-          </w:p>
-        </w:tc>
-        <w:tc>
-          <w:tcPr>
-            <w:tcW w:type="dxa" w:w="1701"/>
-          </w:tcPr>
-          <w:p>
-            <w:r>
-              <w:rPr>
-                <w:sz w:val="20"/>
-              </w:rPr>
-              <w:t>512MB</w:t>
-            </w:r>
-          </w:p>
-        </w:tc>
-      </w:tr>
-      <w:tr>
-        <w:tc>
-          <w:tcPr>
-            <w:tcW w:type="dxa" w:w="1701"/>
-          </w:tcPr>
-          <w:p>
-            <w:r>
-              <w:rPr>
-                <w:sz w:val="20"/>
-              </w:rPr>
-              <w:t>Nginx</w:t>
-            </w:r>
-          </w:p>
-        </w:tc>
-        <w:tc>
-          <w:tcPr>
-            <w:tcW w:type="dxa" w:w="1417"/>
-          </w:tcPr>
-          <w:p>
-            <w:r>
-              <w:rPr>
-                <w:sz w:val="20"/>
-              </w:rPr>
-              <w:t>-</w:t>
-            </w:r>
-          </w:p>
-        </w:tc>
-        <w:tc>
-          <w:tcPr>
-            <w:tcW w:type="dxa" w:w="1417"/>
-          </w:tcPr>
-          <w:p>
-            <w:r>
-              <w:rPr>
-                <w:sz w:val="20"/>
-              </w:rPr>
-              <w:t>-</w:t>
-            </w:r>
-          </w:p>
-        </w:tc>
-        <w:tc>
-          <w:tcPr>
-            <w:tcW w:type="dxa" w:w="1701"/>
-          </w:tcPr>
-          <w:p>
-            <w:r>
-              <w:rPr>
-                <w:sz w:val="20"/>
-              </w:rPr>
-              <w:t>128MB</w:t>
-            </w:r>
-          </w:p>
-        </w:tc>
-      </w:tr>
-      <w:tr>
-        <w:tc>
-          <w:tcPr>
-            <w:tcW w:type="dxa" w:w="1701"/>
-          </w:tcPr>
-          <w:p>
-            <w:r>
-              <w:rPr>
-                <w:sz w:val="20"/>
-              </w:rPr>
-              <w:t>合计（基础）</w:t>
-            </w:r>
-          </w:p>
-        </w:tc>
-        <w:tc>
-          <w:tcPr>
-            <w:tcW w:type="dxa" w:w="1417"/>
-          </w:tcPr>
-          <w:p>
-            <w:r>
-              <w:rPr>
-                <w:sz w:val="20"/>
-              </w:rPr>
-              <w:t>-</w:t>
-            </w:r>
-          </w:p>
-        </w:tc>
-        <w:tc>
-          <w:tcPr>
-            <w:tcW w:type="dxa" w:w="1417"/>
-          </w:tcPr>
-          <w:p>
-            <w:r>
-              <w:rPr>
-                <w:sz w:val="20"/>
-              </w:rPr>
-              <w:t>-</w:t>
-            </w:r>
-          </w:p>
-        </w:tc>
-        <w:tc>
-          <w:tcPr>
-            <w:tcW w:type="dxa" w:w="1701"/>
-          </w:tcPr>
-          <w:p>
-            <w:r>
-              <w:rPr>
-                <w:sz w:val="20"/>
-              </w:rPr>
-              <w:t>约 6.5GB</w:t>
-            </w:r>
-          </w:p>
-        </w:tc>
-      </w:tr>
-    </w:tbl>
-    <w:p/>
-    <w:p>
-      <w:pPr>
-        <w:spacing w:before="160" w:after="80"/>
-        <w:jc w:val="left"/>
-      </w:pPr>
-      <w:r>
-        <w:rPr>
-          <w:rFonts w:ascii="黑体" w:hAnsi="黑体" w:eastAsia="黑体"/>
-          <w:b/>
-          <w:sz w:val="28"/>
-        </w:rPr>
-        <w:t>C. 部署检查清单</w:t>
+        <w:t>A. 服务资源配置</w:t>
       </w:r>
     </w:p>
     <w:tbl>
@@ -7518,6 +3981,495 @@
       <w:tr>
         <w:tc>
           <w:tcPr>
+            <w:tcW w:type="dxa" w:w="2268"/>
+          </w:tcPr>
+          <w:p>
+            <w:pPr>
+              <w:jc w:val="center"/>
+            </w:pPr>
+            <w:r>
+              <w:rPr>
+                <w:b/>
+                <w:sz w:val="18"/>
+              </w:rPr>
+              <w:t>服务</w:t>
+            </w:r>
+          </w:p>
+        </w:tc>
+        <w:tc>
+          <w:tcPr>
+            <w:tcW w:type="dxa" w:w="1701"/>
+          </w:tcPr>
+          <w:p>
+            <w:pPr>
+              <w:jc w:val="center"/>
+            </w:pPr>
+            <w:r>
+              <w:rPr>
+                <w:b/>
+                <w:sz w:val="18"/>
+              </w:rPr>
+              <w:t>JVM</w:t>
+            </w:r>
+          </w:p>
+        </w:tc>
+        <w:tc>
+          <w:tcPr>
+            <w:tcW w:type="dxa" w:w="1701"/>
+          </w:tcPr>
+          <w:p>
+            <w:pPr>
+              <w:jc w:val="center"/>
+            </w:pPr>
+            <w:r>
+              <w:rPr>
+                <w:b/>
+                <w:sz w:val="18"/>
+              </w:rPr>
+              <w:t>容器内存</w:t>
+            </w:r>
+          </w:p>
+        </w:tc>
+      </w:tr>
+      <w:tr>
+        <w:tc>
+          <w:tcPr>
+            <w:tcW w:type="dxa" w:w="2268"/>
+          </w:tcPr>
+          <w:p>
+            <w:r>
+              <w:rPr>
+                <w:sz w:val="18"/>
+              </w:rPr>
+              <w:t>gateway</w:t>
+            </w:r>
+          </w:p>
+        </w:tc>
+        <w:tc>
+          <w:tcPr>
+            <w:tcW w:type="dxa" w:w="1701"/>
+          </w:tcPr>
+          <w:p>
+            <w:r>
+              <w:rPr>
+                <w:sz w:val="18"/>
+              </w:rPr>
+              <w:t>256m-512m</w:t>
+            </w:r>
+          </w:p>
+        </w:tc>
+        <w:tc>
+          <w:tcPr>
+            <w:tcW w:type="dxa" w:w="1701"/>
+          </w:tcPr>
+          <w:p>
+            <w:r>
+              <w:rPr>
+                <w:sz w:val="18"/>
+              </w:rPr>
+              <w:t>768MB</w:t>
+            </w:r>
+          </w:p>
+        </w:tc>
+      </w:tr>
+      <w:tr>
+        <w:tc>
+          <w:tcPr>
+            <w:tcW w:type="dxa" w:w="2268"/>
+          </w:tcPr>
+          <w:p>
+            <w:r>
+              <w:rPr>
+                <w:sz w:val="18"/>
+              </w:rPr>
+              <w:t>user-service</w:t>
+            </w:r>
+          </w:p>
+        </w:tc>
+        <w:tc>
+          <w:tcPr>
+            <w:tcW w:type="dxa" w:w="1701"/>
+          </w:tcPr>
+          <w:p>
+            <w:r>
+              <w:rPr>
+                <w:sz w:val="18"/>
+              </w:rPr>
+              <w:t>256m-512m</w:t>
+            </w:r>
+          </w:p>
+        </w:tc>
+        <w:tc>
+          <w:tcPr>
+            <w:tcW w:type="dxa" w:w="1701"/>
+          </w:tcPr>
+          <w:p>
+            <w:r>
+              <w:rPr>
+                <w:sz w:val="18"/>
+              </w:rPr>
+              <w:t>768MB</w:t>
+            </w:r>
+          </w:p>
+        </w:tc>
+      </w:tr>
+      <w:tr>
+        <w:tc>
+          <w:tcPr>
+            <w:tcW w:type="dxa" w:w="2268"/>
+          </w:tcPr>
+          <w:p>
+            <w:r>
+              <w:rPr>
+                <w:sz w:val="18"/>
+              </w:rPr>
+              <w:t>news-service</w:t>
+            </w:r>
+          </w:p>
+        </w:tc>
+        <w:tc>
+          <w:tcPr>
+            <w:tcW w:type="dxa" w:w="1701"/>
+          </w:tcPr>
+          <w:p>
+            <w:r>
+              <w:rPr>
+                <w:sz w:val="18"/>
+              </w:rPr>
+              <w:t>256m-512m</w:t>
+            </w:r>
+          </w:p>
+        </w:tc>
+        <w:tc>
+          <w:tcPr>
+            <w:tcW w:type="dxa" w:w="1701"/>
+          </w:tcPr>
+          <w:p>
+            <w:r>
+              <w:rPr>
+                <w:sz w:val="18"/>
+              </w:rPr>
+              <w:t>768MB</w:t>
+            </w:r>
+          </w:p>
+        </w:tc>
+      </w:tr>
+      <w:tr>
+        <w:tc>
+          <w:tcPr>
+            <w:tcW w:type="dxa" w:w="2268"/>
+          </w:tcPr>
+          <w:p>
+            <w:r>
+              <w:rPr>
+                <w:sz w:val="18"/>
+              </w:rPr>
+              <w:t>forum-service</w:t>
+            </w:r>
+          </w:p>
+        </w:tc>
+        <w:tc>
+          <w:tcPr>
+            <w:tcW w:type="dxa" w:w="1701"/>
+          </w:tcPr>
+          <w:p>
+            <w:r>
+              <w:rPr>
+                <w:sz w:val="18"/>
+              </w:rPr>
+              <w:t>256m-512m</w:t>
+            </w:r>
+          </w:p>
+        </w:tc>
+        <w:tc>
+          <w:tcPr>
+            <w:tcW w:type="dxa" w:w="1701"/>
+          </w:tcPr>
+          <w:p>
+            <w:r>
+              <w:rPr>
+                <w:sz w:val="18"/>
+              </w:rPr>
+              <w:t>768MB</w:t>
+            </w:r>
+          </w:p>
+        </w:tc>
+      </w:tr>
+      <w:tr>
+        <w:tc>
+          <w:tcPr>
+            <w:tcW w:type="dxa" w:w="2268"/>
+          </w:tcPr>
+          <w:p>
+            <w:r>
+              <w:rPr>
+                <w:sz w:val="18"/>
+              </w:rPr>
+              <w:t>lost-found-service</w:t>
+            </w:r>
+          </w:p>
+        </w:tc>
+        <w:tc>
+          <w:tcPr>
+            <w:tcW w:type="dxa" w:w="1701"/>
+          </w:tcPr>
+          <w:p>
+            <w:r>
+              <w:rPr>
+                <w:sz w:val="18"/>
+              </w:rPr>
+              <w:t>256m-512m</w:t>
+            </w:r>
+          </w:p>
+        </w:tc>
+        <w:tc>
+          <w:tcPr>
+            <w:tcW w:type="dxa" w:w="1701"/>
+          </w:tcPr>
+          <w:p>
+            <w:r>
+              <w:rPr>
+                <w:sz w:val="18"/>
+              </w:rPr>
+              <w:t>768MB</w:t>
+            </w:r>
+          </w:p>
+        </w:tc>
+      </w:tr>
+      <w:tr>
+        <w:tc>
+          <w:tcPr>
+            <w:tcW w:type="dxa" w:w="2268"/>
+          </w:tcPr>
+          <w:p>
+            <w:r>
+              <w:rPr>
+                <w:sz w:val="18"/>
+              </w:rPr>
+              <w:t>second-hand-service</w:t>
+            </w:r>
+          </w:p>
+        </w:tc>
+        <w:tc>
+          <w:tcPr>
+            <w:tcW w:type="dxa" w:w="1701"/>
+          </w:tcPr>
+          <w:p>
+            <w:r>
+              <w:rPr>
+                <w:sz w:val="18"/>
+              </w:rPr>
+              <w:t>256m-512m</w:t>
+            </w:r>
+          </w:p>
+        </w:tc>
+        <w:tc>
+          <w:tcPr>
+            <w:tcW w:type="dxa" w:w="1701"/>
+          </w:tcPr>
+          <w:p>
+            <w:r>
+              <w:rPr>
+                <w:sz w:val="18"/>
+              </w:rPr>
+              <w:t>768MB</w:t>
+            </w:r>
+          </w:p>
+        </w:tc>
+      </w:tr>
+      <w:tr>
+        <w:tc>
+          <w:tcPr>
+            <w:tcW w:type="dxa" w:w="2268"/>
+          </w:tcPr>
+          <w:p>
+            <w:r>
+              <w:rPr>
+                <w:sz w:val="18"/>
+              </w:rPr>
+              <w:t>complaint-service</w:t>
+            </w:r>
+          </w:p>
+        </w:tc>
+        <w:tc>
+          <w:tcPr>
+            <w:tcW w:type="dxa" w:w="1701"/>
+          </w:tcPr>
+          <w:p>
+            <w:r>
+              <w:rPr>
+                <w:sz w:val="18"/>
+              </w:rPr>
+              <w:t>256m-512m</w:t>
+            </w:r>
+          </w:p>
+        </w:tc>
+        <w:tc>
+          <w:tcPr>
+            <w:tcW w:type="dxa" w:w="1701"/>
+          </w:tcPr>
+          <w:p>
+            <w:r>
+              <w:rPr>
+                <w:sz w:val="18"/>
+              </w:rPr>
+              <w:t>768MB</w:t>
+            </w:r>
+          </w:p>
+        </w:tc>
+      </w:tr>
+      <w:tr>
+        <w:tc>
+          <w:tcPr>
+            <w:tcW w:type="dxa" w:w="2268"/>
+          </w:tcPr>
+          <w:p>
+            <w:r>
+              <w:rPr>
+                <w:sz w:val="18"/>
+              </w:rPr>
+              <w:t>MySQL</w:t>
+            </w:r>
+          </w:p>
+        </w:tc>
+        <w:tc>
+          <w:tcPr>
+            <w:tcW w:type="dxa" w:w="1701"/>
+          </w:tcPr>
+          <w:p>
+            <w:r>
+              <w:rPr>
+                <w:sz w:val="18"/>
+              </w:rPr>
+              <w:t>-</w:t>
+            </w:r>
+          </w:p>
+        </w:tc>
+        <w:tc>
+          <w:tcPr>
+            <w:tcW w:type="dxa" w:w="1701"/>
+          </w:tcPr>
+          <w:p>
+            <w:r>
+              <w:rPr>
+                <w:sz w:val="18"/>
+              </w:rPr>
+              <w:t>1GB</w:t>
+            </w:r>
+          </w:p>
+        </w:tc>
+      </w:tr>
+      <w:tr>
+        <w:tc>
+          <w:tcPr>
+            <w:tcW w:type="dxa" w:w="2268"/>
+          </w:tcPr>
+          <w:p>
+            <w:r>
+              <w:rPr>
+                <w:sz w:val="18"/>
+              </w:rPr>
+              <w:t>Redis</w:t>
+            </w:r>
+          </w:p>
+        </w:tc>
+        <w:tc>
+          <w:tcPr>
+            <w:tcW w:type="dxa" w:w="1701"/>
+          </w:tcPr>
+          <w:p>
+            <w:r>
+              <w:rPr>
+                <w:sz w:val="18"/>
+              </w:rPr>
+              <w:t>-</w:t>
+            </w:r>
+          </w:p>
+        </w:tc>
+        <w:tc>
+          <w:tcPr>
+            <w:tcW w:type="dxa" w:w="1701"/>
+          </w:tcPr>
+          <w:p>
+            <w:r>
+              <w:rPr>
+                <w:sz w:val="18"/>
+              </w:rPr>
+              <w:t>256MB</w:t>
+            </w:r>
+          </w:p>
+        </w:tc>
+      </w:tr>
+      <w:tr>
+        <w:tc>
+          <w:tcPr>
+            <w:tcW w:type="dxa" w:w="2268"/>
+          </w:tcPr>
+          <w:p>
+            <w:r>
+              <w:rPr>
+                <w:sz w:val="18"/>
+              </w:rPr>
+              <w:t>Nacos</w:t>
+            </w:r>
+          </w:p>
+        </w:tc>
+        <w:tc>
+          <w:tcPr>
+            <w:tcW w:type="dxa" w:w="1701"/>
+          </w:tcPr>
+          <w:p>
+            <w:r>
+              <w:rPr>
+                <w:sz w:val="18"/>
+              </w:rPr>
+              <w:t>-</w:t>
+            </w:r>
+          </w:p>
+        </w:tc>
+        <w:tc>
+          <w:tcPr>
+            <w:tcW w:type="dxa" w:w="1701"/>
+          </w:tcPr>
+          <w:p>
+            <w:r>
+              <w:rPr>
+                <w:sz w:val="18"/>
+              </w:rPr>
+              <w:t>512MB</w:t>
+            </w:r>
+          </w:p>
+        </w:tc>
+      </w:tr>
+    </w:tbl>
+    <w:p/>
+    <w:p>
+      <w:pPr>
+        <w:spacing w:before="160" w:after="80"/>
+      </w:pPr>
+      <w:r>
+        <w:rPr>
+          <w:rFonts w:ascii="黑体" w:hAnsi="黑体" w:eastAsia="黑体"/>
+          <w:b/>
+          <w:sz w:val="28"/>
+        </w:rPr>
+        <w:t>B. 部署检查清单</w:t>
+      </w:r>
+    </w:p>
+    <w:tbl>
+      <w:tblPr>
+        <w:tblStyle w:val="TableGrid"/>
+        <w:tblW w:type="auto" w:w="0"/>
+        <w:jc w:val="center"/>
+        <w:tblLook w:firstColumn="1" w:firstRow="1" w:lastColumn="0" w:lastRow="0" w:noHBand="0" w:noVBand="1" w:val="04A0"/>
+      </w:tblPr>
+      <w:tblGrid>
+        <w:gridCol w:w="4320"/>
+        <w:gridCol w:w="4320"/>
+      </w:tblGrid>
+      <w:tr>
+        <w:tc>
+          <w:tcPr>
             <w:tcW w:type="dxa" w:w="567"/>
           </w:tcPr>
           <w:p>
@@ -7527,7 +4479,7 @@
             <w:r>
               <w:rPr>
                 <w:b/>
-                <w:sz w:val="20"/>
+                <w:sz w:val="18"/>
               </w:rPr>
               <w:t>#</w:t>
             </w:r>
@@ -7535,7 +4487,7 @@
         </w:tc>
         <w:tc>
           <w:tcPr>
-            <w:tcW w:type="dxa" w:w="5102"/>
+            <w:tcW w:type="dxa" w:w="7370"/>
           </w:tcPr>
           <w:p>
             <w:pPr>
@@ -7544,26 +4496,9 @@
             <w:r>
               <w:rPr>
                 <w:b/>
-                <w:sz w:val="20"/>
+                <w:sz w:val="18"/>
               </w:rPr>
               <w:t>检查项</w:t>
-            </w:r>
-          </w:p>
-        </w:tc>
-        <w:tc>
-          <w:tcPr>
-            <w:tcW w:type="dxa" w:w="1134"/>
-          </w:tcPr>
-          <w:p>
-            <w:pPr>
-              <w:jc w:val="center"/>
-            </w:pPr>
-            <w:r>
-              <w:rPr>
-                <w:b/>
-                <w:sz w:val="20"/>
-              </w:rPr>
-              <w:t>✓/✗</w:t>
             </w:r>
           </w:p>
         </w:tc>
@@ -7576,7 +4511,7 @@
           <w:p>
             <w:r>
               <w:rPr>
-                <w:sz w:val="20"/>
+                <w:sz w:val="18"/>
               </w:rPr>
               <w:t>1</w:t>
             </w:r>
@@ -7584,22 +4519,16 @@
         </w:tc>
         <w:tc>
           <w:tcPr>
-            <w:tcW w:type="dxa" w:w="5102"/>
+            <w:tcW w:type="dxa" w:w="7370"/>
           </w:tcPr>
           <w:p>
             <w:r>
               <w:rPr>
-                <w:sz w:val="20"/>
+                <w:sz w:val="18"/>
               </w:rPr>
-              <w:t>服务器操作系统 Ubuntu 22.04 已安装</w:t>
+              <w:t>Docker 及 Docker Compose 已安装</w:t>
             </w:r>
           </w:p>
-        </w:tc>
-        <w:tc>
-          <w:tcPr>
-            <w:tcW w:type="dxa" w:w="1134"/>
-          </w:tcPr>
-          <w:p/>
         </w:tc>
       </w:tr>
       <w:tr>
@@ -7610,7 +4539,7 @@
           <w:p>
             <w:r>
               <w:rPr>
-                <w:sz w:val="20"/>
+                <w:sz w:val="18"/>
               </w:rPr>
               <w:t>2</w:t>
             </w:r>
@@ -7618,22 +4547,16 @@
         </w:tc>
         <w:tc>
           <w:tcPr>
-            <w:tcW w:type="dxa" w:w="5102"/>
+            <w:tcW w:type="dxa" w:w="7370"/>
           </w:tcPr>
           <w:p>
             <w:r>
               <w:rPr>
-                <w:sz w:val="20"/>
+                <w:sz w:val="18"/>
               </w:rPr>
-              <w:t>Docker 及 Docker Compose 已安装并正常运行</w:t>
+              <w:t>安全组已开放 80 端口</w:t>
             </w:r>
           </w:p>
-        </w:tc>
-        <w:tc>
-          <w:tcPr>
-            <w:tcW w:type="dxa" w:w="1134"/>
-          </w:tcPr>
-          <w:p/>
         </w:tc>
       </w:tr>
       <w:tr>
@@ -7644,7 +4567,7 @@
           <w:p>
             <w:r>
               <w:rPr>
-                <w:sz w:val="20"/>
+                <w:sz w:val="18"/>
               </w:rPr>
               <w:t>3</w:t>
             </w:r>
@@ -7652,22 +4575,16 @@
         </w:tc>
         <w:tc>
           <w:tcPr>
-            <w:tcW w:type="dxa" w:w="5102"/>
+            <w:tcW w:type="dxa" w:w="7370"/>
           </w:tcPr>
           <w:p>
             <w:r>
               <w:rPr>
-                <w:sz w:val="20"/>
+                <w:sz w:val="18"/>
               </w:rPr>
-              <w:t>安全组已开放 80 端口（及 8848 如有需要）</w:t>
+              <w:t>后端 7 个服务 mvn package spring-boot:repackage 成功</w:t>
             </w:r>
           </w:p>
-        </w:tc>
-        <w:tc>
-          <w:tcPr>
-            <w:tcW w:type="dxa" w:w="1134"/>
-          </w:tcPr>
-          <w:p/>
         </w:tc>
       </w:tr>
       <w:tr>
@@ -7678,7 +4595,7 @@
           <w:p>
             <w:r>
               <w:rPr>
-                <w:sz w:val="20"/>
+                <w:sz w:val="18"/>
               </w:rPr>
               <w:t>4</w:t>
             </w:r>
@@ -7686,22 +4603,16 @@
         </w:tc>
         <w:tc>
           <w:tcPr>
-            <w:tcW w:type="dxa" w:w="5102"/>
+            <w:tcW w:type="dxa" w:w="7370"/>
           </w:tcPr>
           <w:p>
             <w:r>
               <w:rPr>
-                <w:sz w:val="20"/>
+                <w:sz w:val="18"/>
               </w:rPr>
-              <w:t>MySQL 8.0 容器已启动，端口 3306</w:t>
+              <w:t>前端 npm run build 成功（dist/ 存在）</w:t>
             </w:r>
           </w:p>
-        </w:tc>
-        <w:tc>
-          <w:tcPr>
-            <w:tcW w:type="dxa" w:w="1134"/>
-          </w:tcPr>
-          <w:p/>
         </w:tc>
       </w:tr>
       <w:tr>
@@ -7712,7 +4623,7 @@
           <w:p>
             <w:r>
               <w:rPr>
-                <w:sz w:val="20"/>
+                <w:sz w:val="18"/>
               </w:rPr>
               <w:t>5</w:t>
             </w:r>
@@ -7720,22 +4631,16 @@
         </w:tc>
         <w:tc>
           <w:tcPr>
-            <w:tcW w:type="dxa" w:w="5102"/>
+            <w:tcW w:type="dxa" w:w="7370"/>
           </w:tcPr>
           <w:p>
             <w:r>
               <w:rPr>
-                <w:sz w:val="20"/>
+                <w:sz w:val="18"/>
               </w:rPr>
-              <w:t>Redis 7 容器已启动，端口 6379</w:t>
+              <w:t>docker compose up -d 全部容器 Up 且无 Restarting</w:t>
             </w:r>
           </w:p>
-        </w:tc>
-        <w:tc>
-          <w:tcPr>
-            <w:tcW w:type="dxa" w:w="1134"/>
-          </w:tcPr>
-          <w:p/>
         </w:tc>
       </w:tr>
       <w:tr>
@@ -7746,7 +4651,7 @@
           <w:p>
             <w:r>
               <w:rPr>
-                <w:sz w:val="20"/>
+                <w:sz w:val="18"/>
               </w:rPr>
               <w:t>6</w:t>
             </w:r>
@@ -7754,22 +4659,16 @@
         </w:tc>
         <w:tc>
           <w:tcPr>
-            <w:tcW w:type="dxa" w:w="5102"/>
+            <w:tcW w:type="dxa" w:w="7370"/>
           </w:tcPr>
           <w:p>
             <w:r>
               <w:rPr>
-                <w:sz w:val="20"/>
+                <w:sz w:val="18"/>
               </w:rPr>
-              <w:t>Nacos 容器已启动，端口 8848，控制台可访问</w:t>
+              <w:t>curl localhost:8848/nacos → Nacos 控制台可访问</w:t>
             </w:r>
           </w:p>
-        </w:tc>
-        <w:tc>
-          <w:tcPr>
-            <w:tcW w:type="dxa" w:w="1134"/>
-          </w:tcPr>
-          <w:p/>
         </w:tc>
       </w:tr>
       <w:tr>
@@ -7780,7 +4679,7 @@
           <w:p>
             <w:r>
               <w:rPr>
-                <w:sz w:val="20"/>
+                <w:sz w:val="18"/>
               </w:rPr>
               <w:t>7</w:t>
             </w:r>
@@ -7788,22 +4687,16 @@
         </w:tc>
         <w:tc>
           <w:tcPr>
-            <w:tcW w:type="dxa" w:w="5102"/>
+            <w:tcW w:type="dxa" w:w="7370"/>
           </w:tcPr>
           <w:p>
             <w:r>
               <w:rPr>
-                <w:sz w:val="20"/>
+                <w:sz w:val="18"/>
               </w:rPr>
-              <w:t>数据库已初始化（6个数据库均已创建并包含测试数据）</w:t>
+              <w:t>curl localhost:8080/actuator/health → {"status":"UP"}</w:t>
             </w:r>
           </w:p>
-        </w:tc>
-        <w:tc>
-          <w:tcPr>
-            <w:tcW w:type="dxa" w:w="1134"/>
-          </w:tcPr>
-          <w:p/>
         </w:tc>
       </w:tr>
       <w:tr>
@@ -7814,7 +4707,7 @@
           <w:p>
             <w:r>
               <w:rPr>
-                <w:sz w:val="20"/>
+                <w:sz w:val="18"/>
               </w:rPr>
               <w:t>8</w:t>
             </w:r>
@@ -7822,22 +4715,16 @@
         </w:tc>
         <w:tc>
           <w:tcPr>
-            <w:tcW w:type="dxa" w:w="5102"/>
+            <w:tcW w:type="dxa" w:w="7370"/>
           </w:tcPr>
           <w:p>
             <w:r>
               <w:rPr>
-                <w:sz w:val="20"/>
+                <w:sz w:val="18"/>
               </w:rPr>
-              <w:t>后端 6 个微服务已编译打包（mvn package 成功）</w:t>
+              <w:t>各服务 /doc.html 返回 Swagger UI (HTTP 200)</w:t>
             </w:r>
           </w:p>
-        </w:tc>
-        <w:tc>
-          <w:tcPr>
-            <w:tcW w:type="dxa" w:w="1134"/>
-          </w:tcPr>
-          <w:p/>
         </w:tc>
       </w:tr>
       <w:tr>
@@ -7848,7 +4735,7 @@
           <w:p>
             <w:r>
               <w:rPr>
-                <w:sz w:val="20"/>
+                <w:sz w:val="18"/>
               </w:rPr>
               <w:t>9</w:t>
             </w:r>
@@ -7856,22 +4743,16 @@
         </w:tc>
         <w:tc>
           <w:tcPr>
-            <w:tcW w:type="dxa" w:w="5102"/>
+            <w:tcW w:type="dxa" w:w="7370"/>
           </w:tcPr>
           <w:p>
             <w:r>
               <w:rPr>
-                <w:sz w:val="20"/>
+                <w:sz w:val="18"/>
               </w:rPr>
-              <w:t>前端已编译（npm run build 成功，dist/ 存在）</w:t>
+              <w:t>POST /auth/login (admin/123456) 返回 JWT Token</w:t>
             </w:r>
           </w:p>
-        </w:tc>
-        <w:tc>
-          <w:tcPr>
-            <w:tcW w:type="dxa" w:w="1134"/>
-          </w:tcPr>
-          <w:p/>
         </w:tc>
       </w:tr>
       <w:tr>
@@ -7882,7 +4763,7 @@
           <w:p>
             <w:r>
               <w:rPr>
-                <w:sz w:val="20"/>
+                <w:sz w:val="18"/>
               </w:rPr>
               <w:t>10</w:t>
             </w:r>
@@ -7890,192 +4771,16 @@
         </w:tc>
         <w:tc>
           <w:tcPr>
-            <w:tcW w:type="dxa" w:w="5102"/>
+            <w:tcW w:type="dxa" w:w="7370"/>
           </w:tcPr>
           <w:p>
             <w:r>
               <w:rPr>
-                <w:sz w:val="20"/>
+                <w:sz w:val="18"/>
               </w:rPr>
-              <w:t>Nginx 配置已生效，前端页面可访问</w:t>
+              <w:t>访问 http://101.37.182.56 显示前端首页</w:t>
             </w:r>
           </w:p>
-        </w:tc>
-        <w:tc>
-          <w:tcPr>
-            <w:tcW w:type="dxa" w:w="1134"/>
-          </w:tcPr>
-          <w:p/>
-        </w:tc>
-      </w:tr>
-      <w:tr>
-        <w:tc>
-          <w:tcPr>
-            <w:tcW w:type="dxa" w:w="567"/>
-          </w:tcPr>
-          <w:p>
-            <w:r>
-              <w:rPr>
-                <w:sz w:val="20"/>
-              </w:rPr>
-              <w:t>11</w:t>
-            </w:r>
-          </w:p>
-        </w:tc>
-        <w:tc>
-          <w:tcPr>
-            <w:tcW w:type="dxa" w:w="5102"/>
-          </w:tcPr>
-          <w:p>
-            <w:r>
-              <w:rPr>
-                <w:sz w:val="20"/>
-              </w:rPr>
-              <w:t>API 网关 /api/* 请求可正常转发</w:t>
-            </w:r>
-          </w:p>
-        </w:tc>
-        <w:tc>
-          <w:tcPr>
-            <w:tcW w:type="dxa" w:w="1134"/>
-          </w:tcPr>
-          <w:p/>
-        </w:tc>
-      </w:tr>
-      <w:tr>
-        <w:tc>
-          <w:tcPr>
-            <w:tcW w:type="dxa" w:w="567"/>
-          </w:tcPr>
-          <w:p>
-            <w:r>
-              <w:rPr>
-                <w:sz w:val="20"/>
-              </w:rPr>
-              <w:t>12</w:t>
-            </w:r>
-          </w:p>
-        </w:tc>
-        <w:tc>
-          <w:tcPr>
-            <w:tcW w:type="dxa" w:w="5102"/>
-          </w:tcPr>
-          <w:p>
-            <w:r>
-              <w:rPr>
-                <w:sz w:val="20"/>
-              </w:rPr>
-              <w:t>所有微服务已注册到 Nacos（服务列表显示 7 个服务）</w:t>
-            </w:r>
-          </w:p>
-        </w:tc>
-        <w:tc>
-          <w:tcPr>
-            <w:tcW w:type="dxa" w:w="1134"/>
-          </w:tcPr>
-          <w:p/>
-        </w:tc>
-      </w:tr>
-      <w:tr>
-        <w:tc>
-          <w:tcPr>
-            <w:tcW w:type="dxa" w:w="567"/>
-          </w:tcPr>
-          <w:p>
-            <w:r>
-              <w:rPr>
-                <w:sz w:val="20"/>
-              </w:rPr>
-              <w:t>13</w:t>
-            </w:r>
-          </w:p>
-        </w:tc>
-        <w:tc>
-          <w:tcPr>
-            <w:tcW w:type="dxa" w:w="5102"/>
-          </w:tcPr>
-          <w:p>
-            <w:r>
-              <w:rPr>
-                <w:sz w:val="20"/>
-              </w:rPr>
-              <w:t>登录功能可正常使用（测试账号 admin/123456）</w:t>
-            </w:r>
-          </w:p>
-        </w:tc>
-        <w:tc>
-          <w:tcPr>
-            <w:tcW w:type="dxa" w:w="1134"/>
-          </w:tcPr>
-          <w:p/>
-        </w:tc>
-      </w:tr>
-      <w:tr>
-        <w:tc>
-          <w:tcPr>
-            <w:tcW w:type="dxa" w:w="567"/>
-          </w:tcPr>
-          <w:p>
-            <w:r>
-              <w:rPr>
-                <w:sz w:val="20"/>
-              </w:rPr>
-              <w:t>14</w:t>
-            </w:r>
-          </w:p>
-        </w:tc>
-        <w:tc>
-          <w:tcPr>
-            <w:tcW w:type="dxa" w:w="5102"/>
-          </w:tcPr>
-          <w:p>
-            <w:r>
-              <w:rPr>
-                <w:sz w:val="20"/>
-              </w:rPr>
-              <w:t>文件上传功能正常（/uploads/ 可访问）</w:t>
-            </w:r>
-          </w:p>
-        </w:tc>
-        <w:tc>
-          <w:tcPr>
-            <w:tcW w:type="dxa" w:w="1134"/>
-          </w:tcPr>
-          <w:p/>
-        </w:tc>
-      </w:tr>
-      <w:tr>
-        <w:tc>
-          <w:tcPr>
-            <w:tcW w:type="dxa" w:w="567"/>
-          </w:tcPr>
-          <w:p>
-            <w:r>
-              <w:rPr>
-                <w:sz w:val="20"/>
-              </w:rPr>
-              <w:t>15</w:t>
-            </w:r>
-          </w:p>
-        </w:tc>
-        <w:tc>
-          <w:tcPr>
-            <w:tcW w:type="dxa" w:w="5102"/>
-          </w:tcPr>
-          <w:p>
-            <w:r>
-              <w:rPr>
-                <w:sz w:val="20"/>
-              </w:rPr>
-              <w:t>日志输出正常，无持续报错</w:t>
-            </w:r>
-          </w:p>
-        </w:tc>
-        <w:tc>
-          <w:tcPr>
-            <w:tcW w:type="dxa" w:w="1134"/>
-          </w:tcPr>
-          <w:p/>
         </w:tc>
       </w:tr>
     </w:tbl>
